--- a/2ºDAW/DAW/1ºTrimestre/Unidad 3/Actividades/actividad3.4Pablo.docx
+++ b/2ºDAW/DAW/1ºTrimestre/Unidad 3/Actividades/actividad3.4Pablo.docx
@@ -16,6 +16,15 @@
     <w:p/>
     <w:sdt>
       <w:sdtPr>
+        <w:rPr>
+          <w:rFonts w:asciiTheme="minorHAnsi" w:eastAsiaTheme="minorHAnsi" w:hAnsiTheme="minorHAnsi" w:cstheme="minorBidi"/>
+          <w:color w:val="auto"/>
+          <w:kern w:val="2"/>
+          <w:sz w:val="24"/>
+          <w:szCs w:val="24"/>
+          <w:lang w:eastAsia="en-US"/>
+          <w14:ligatures w14:val="standardContextual"/>
+        </w:rPr>
         <w:id w:val="2094744766"/>
         <w:docPartObj>
           <w:docPartGallery w:val="Table of Contents"/>
@@ -24,15 +33,8 @@
       </w:sdtPr>
       <w:sdtEndPr>
         <w:rPr>
-          <w:rFonts w:asciiTheme="minorHAnsi" w:eastAsiaTheme="minorHAnsi" w:hAnsiTheme="minorHAnsi" w:cstheme="minorBidi"/>
           <w:b/>
           <w:bCs/>
-          <w:color w:val="auto"/>
-          <w:kern w:val="2"/>
-          <w:sz w:val="24"/>
-          <w:szCs w:val="24"/>
-          <w:lang w:eastAsia="en-US"/>
-          <w14:ligatures w14:val="standardContextual"/>
         </w:rPr>
       </w:sdtEndPr>
       <w:sdtContent>
@@ -357,7 +359,6 @@
         <w:t>/ftp</w:t>
       </w:r>
     </w:p>
-    <w:p/>
     <w:p>
       <w:r>
         <w:t>Es obligatorio crear dentro de la carpeta /</w:t>
@@ -376,26 +377,187 @@
       </w:r>
       <w:proofErr w:type="spellEnd"/>
       <w:r>
-        <w:t xml:space="preserve"> para el acceso de</w:t>
-      </w:r>
+        <w:t xml:space="preserve"> para el acceso de usuarios anónimos. Luego cambia los permisos de la carpeta así:</w:t>
+      </w:r>
+    </w:p>
+    <w:p>
+      <w:r>
+        <w:t xml:space="preserve">sudo </w:t>
+      </w:r>
+      <w:proofErr w:type="spellStart"/>
+      <w:r>
+        <w:t>chmod</w:t>
+      </w:r>
+      <w:proofErr w:type="spellEnd"/>
+      <w:r>
+        <w:t xml:space="preserve"> 777 /</w:t>
+      </w:r>
+      <w:proofErr w:type="spellStart"/>
+      <w:r>
+        <w:t>srv</w:t>
+      </w:r>
+      <w:proofErr w:type="spellEnd"/>
+      <w:r>
+        <w:t>/ftp/</w:t>
+      </w:r>
+      <w:proofErr w:type="spellStart"/>
+      <w:r>
+        <w:t>incoming</w:t>
+      </w:r>
+      <w:proofErr w:type="spellEnd"/>
+    </w:p>
+    <w:p>
+      <w:r>
+        <w:t>Por otra parte, para que el servidor ftp incluya por lo menos un archivo en sus carpetas, crearemos un fichero llamado prueba.txt dentro de la carpeta /</w:t>
+      </w:r>
+      <w:proofErr w:type="spellStart"/>
+      <w:r>
+        <w:t>srv</w:t>
+      </w:r>
+      <w:proofErr w:type="spellEnd"/>
+      <w:r>
+        <w:t>/ftp/</w:t>
+      </w:r>
+      <w:proofErr w:type="spellStart"/>
+      <w:r>
+        <w:t>incoming</w:t>
+      </w:r>
+      <w:proofErr w:type="spellEnd"/>
+      <w:r>
+        <w:t xml:space="preserve"> para hacer pruebas de bajada del mismo con el cliente ftp.</w:t>
+      </w:r>
+    </w:p>
+    <w:p>
+      <w:r>
+        <w:t xml:space="preserve">Una manera de crear el fichero es así, desde la línea de comandos, como usuario </w:t>
+      </w:r>
+      <w:proofErr w:type="spellStart"/>
+      <w:r>
+        <w:t>root</w:t>
+      </w:r>
+      <w:proofErr w:type="spellEnd"/>
+      <w:r>
+        <w:t>:</w:t>
+      </w:r>
+    </w:p>
+    <w:p>
+      <w:pPr>
+        <w:ind w:firstLine="708"/>
+      </w:pPr>
+      <w:r>
+        <w:t>echo hola &gt;&gt;/</w:t>
+      </w:r>
+      <w:proofErr w:type="spellStart"/>
+      <w:r>
+        <w:t>srv</w:t>
+      </w:r>
+      <w:proofErr w:type="spellEnd"/>
+      <w:r>
+        <w:t>/ftp/</w:t>
+      </w:r>
+      <w:proofErr w:type="spellStart"/>
+      <w:r>
+        <w:t>incoming</w:t>
+      </w:r>
+      <w:proofErr w:type="spellEnd"/>
+      <w:r>
+        <w:t>/prueba.txt</w:t>
+      </w:r>
+    </w:p>
+    <w:p>
+      <w:r>
+        <w:t xml:space="preserve">Instalar </w:t>
+      </w:r>
+      <w:proofErr w:type="spellStart"/>
+      <w:r>
+        <w:t>vsftpd</w:t>
+      </w:r>
+      <w:proofErr w:type="spellEnd"/>
+      <w:r>
+        <w:t xml:space="preserve"> es muy sencillo:</w:t>
+      </w:r>
+    </w:p>
+    <w:p>
+      <w:r>
+        <w:t>sudo su</w:t>
+      </w:r>
+    </w:p>
+    <w:p>
+      <w:proofErr w:type="spellStart"/>
+      <w:r>
+        <w:t>apt-get</w:t>
+      </w:r>
+      <w:proofErr w:type="spellEnd"/>
       <w:r>
         <w:t xml:space="preserve"> </w:t>
       </w:r>
-      <w:r>
-        <w:t>usuarios anónimos. Luego cambia los permisos de la carpeta así:</w:t>
-      </w:r>
-    </w:p>
-    <w:p>
-      <w:r>
-        <w:t xml:space="preserve">sudo </w:t>
-      </w:r>
-      <w:proofErr w:type="spellStart"/>
-      <w:r>
-        <w:t>chmod</w:t>
-      </w:r>
-      <w:proofErr w:type="spellEnd"/>
-      <w:r>
-        <w:t xml:space="preserve"> 777 /</w:t>
+      <w:proofErr w:type="spellStart"/>
+      <w:r>
+        <w:t>install</w:t>
+      </w:r>
+      <w:proofErr w:type="spellEnd"/>
+      <w:r>
+        <w:t xml:space="preserve"> </w:t>
+      </w:r>
+      <w:proofErr w:type="spellStart"/>
+      <w:r>
+        <w:t>vsftpd</w:t>
+      </w:r>
+      <w:proofErr w:type="spellEnd"/>
+    </w:p>
+    <w:p>
+      <w:r>
+        <w:rPr>
+          <w:noProof/>
+        </w:rPr>
+        <w:drawing>
+          <wp:inline distT="0" distB="0" distL="0" distR="0" wp14:anchorId="2EC3688E" wp14:editId="7D572B64">
+            <wp:extent cx="5400040" cy="159385"/>
+            <wp:effectExtent l="0" t="0" r="0" b="0"/>
+            <wp:docPr id="1" name="Imagen 1"/>
+            <wp:cNvGraphicFramePr>
+              <a:graphicFrameLocks xmlns:a="http://schemas.openxmlformats.org/drawingml/2006/main" noChangeAspect="1"/>
+            </wp:cNvGraphicFramePr>
+            <a:graphic xmlns:a="http://schemas.openxmlformats.org/drawingml/2006/main">
+              <a:graphicData uri="http://schemas.openxmlformats.org/drawingml/2006/picture">
+                <pic:pic xmlns:pic="http://schemas.openxmlformats.org/drawingml/2006/picture">
+                  <pic:nvPicPr>
+                    <pic:cNvPr id="1" name=""/>
+                    <pic:cNvPicPr/>
+                  </pic:nvPicPr>
+                  <pic:blipFill>
+                    <a:blip r:embed="rId8"/>
+                    <a:stretch>
+                      <a:fillRect/>
+                    </a:stretch>
+                  </pic:blipFill>
+                  <pic:spPr>
+                    <a:xfrm>
+                      <a:off x="0" y="0"/>
+                      <a:ext cx="5400040" cy="159385"/>
+                    </a:xfrm>
+                    <a:prstGeom prst="rect">
+                      <a:avLst/>
+                    </a:prstGeom>
+                  </pic:spPr>
+                </pic:pic>
+              </a:graphicData>
+            </a:graphic>
+          </wp:inline>
+        </w:drawing>
+      </w:r>
+    </w:p>
+    <w:p>
+      <w:r>
+        <w:t xml:space="preserve">Al instalarse </w:t>
+      </w:r>
+      <w:proofErr w:type="spellStart"/>
+      <w:r>
+        <w:t>vsftpd</w:t>
+      </w:r>
+      <w:proofErr w:type="spellEnd"/>
+      <w:r>
+        <w:t>, se crean las carpetas /</w:t>
       </w:r>
       <w:proofErr w:type="spellStart"/>
       <w:r>
@@ -403,205 +565,124 @@
       </w:r>
       <w:proofErr w:type="spellEnd"/>
       <w:r>
-        <w:t>/ftp/</w:t>
+        <w:t>/ftp</w:t>
+      </w:r>
+    </w:p>
+    <w:p>
+      <w:r>
+        <w:rPr>
+          <w:noProof/>
+        </w:rPr>
+        <w:drawing>
+          <wp:inline distT="0" distB="0" distL="0" distR="0" wp14:anchorId="1A25C67B" wp14:editId="504F2FFA">
+            <wp:extent cx="5400040" cy="301625"/>
+            <wp:effectExtent l="0" t="0" r="0" b="3175"/>
+            <wp:docPr id="2" name="Imagen 2"/>
+            <wp:cNvGraphicFramePr>
+              <a:graphicFrameLocks xmlns:a="http://schemas.openxmlformats.org/drawingml/2006/main" noChangeAspect="1"/>
+            </wp:cNvGraphicFramePr>
+            <a:graphic xmlns:a="http://schemas.openxmlformats.org/drawingml/2006/main">
+              <a:graphicData uri="http://schemas.openxmlformats.org/drawingml/2006/picture">
+                <pic:pic xmlns:pic="http://schemas.openxmlformats.org/drawingml/2006/picture">
+                  <pic:nvPicPr>
+                    <pic:cNvPr id="1" name=""/>
+                    <pic:cNvPicPr/>
+                  </pic:nvPicPr>
+                  <pic:blipFill>
+                    <a:blip r:embed="rId9"/>
+                    <a:stretch>
+                      <a:fillRect/>
+                    </a:stretch>
+                  </pic:blipFill>
+                  <pic:spPr>
+                    <a:xfrm>
+                      <a:off x="0" y="0"/>
+                      <a:ext cx="5400040" cy="301625"/>
+                    </a:xfrm>
+                    <a:prstGeom prst="rect">
+                      <a:avLst/>
+                    </a:prstGeom>
+                  </pic:spPr>
+                </pic:pic>
+              </a:graphicData>
+            </a:graphic>
+          </wp:inline>
+        </w:drawing>
+      </w:r>
+    </w:p>
+    <w:p>
+      <w:r>
+        <w:t xml:space="preserve">Como se ha dicho anteriormente, si se desea activar usuarios anónimos, es necesario crear una carpeta llamada </w:t>
       </w:r>
       <w:proofErr w:type="spellStart"/>
       <w:r>
         <w:t>incoming</w:t>
       </w:r>
       <w:proofErr w:type="spellEnd"/>
-    </w:p>
-    <w:p/>
-    <w:p>
-      <w:r>
-        <w:t>Por otra parte, para que el servidor ftp incluya por lo menos un archivo en sus carpetas,</w:t>
-      </w:r>
-      <w:r>
+      <w:r>
+        <w:t xml:space="preserve"> como </w:t>
+      </w:r>
+      <w:proofErr w:type="spellStart"/>
+      <w:r>
+        <w:t>superusuario</w:t>
+      </w:r>
+      <w:proofErr w:type="spellEnd"/>
+      <w:r>
+        <w:t xml:space="preserve"> dentro de /</w:t>
+      </w:r>
+      <w:proofErr w:type="spellStart"/>
+      <w:r>
+        <w:t>srv</w:t>
+      </w:r>
+      <w:proofErr w:type="spellEnd"/>
+      <w:r>
+        <w:t>/ftp, de tal forma que esa carpeta tenga como permiso tenga 777, esto es, crear y eliminar archivos tanto para el dueño, grupo y otros.</w:t>
+      </w:r>
+      <w:r>
+        <w:rPr>
+          <w:noProof/>
+        </w:rPr>
         <w:t xml:space="preserve"> </w:t>
       </w:r>
       <w:r>
-        <w:t>crearemos un fichero llamado prueba.txt dentro de la carpeta /</w:t>
-      </w:r>
-      <w:proofErr w:type="spellStart"/>
-      <w:r>
-        <w:t>srv</w:t>
-      </w:r>
-      <w:proofErr w:type="spellEnd"/>
-      <w:r>
-        <w:t>/ftp/</w:t>
-      </w:r>
-      <w:proofErr w:type="spellStart"/>
-      <w:r>
-        <w:t>incoming</w:t>
-      </w:r>
-      <w:proofErr w:type="spellEnd"/>
-      <w:r>
-        <w:t xml:space="preserve"> para hacer pruebas</w:t>
-      </w:r>
-      <w:r>
-        <w:t xml:space="preserve"> </w:t>
-      </w:r>
-      <w:r>
-        <w:t>de bajada del mismo con el cliente ftp.</w:t>
-      </w:r>
-    </w:p>
-    <w:p>
-      <w:r>
-        <w:t xml:space="preserve">Una manera de crear el fichero es así, desde la línea de comandos, como usuario </w:t>
-      </w:r>
-      <w:proofErr w:type="spellStart"/>
-      <w:r>
-        <w:t>root</w:t>
-      </w:r>
-      <w:proofErr w:type="spellEnd"/>
-      <w:r>
-        <w:t>:</w:t>
-      </w:r>
-    </w:p>
-    <w:p>
-      <w:pPr>
-        <w:ind w:firstLine="708"/>
-      </w:pPr>
-      <w:r>
-        <w:t>echo hola &gt;&gt;/</w:t>
-      </w:r>
-      <w:proofErr w:type="spellStart"/>
-      <w:r>
-        <w:t>srv</w:t>
-      </w:r>
-      <w:proofErr w:type="spellEnd"/>
-      <w:r>
-        <w:t>/ftp/</w:t>
-      </w:r>
-      <w:proofErr w:type="spellStart"/>
-      <w:r>
-        <w:t>incoming</w:t>
-      </w:r>
-      <w:proofErr w:type="spellEnd"/>
-      <w:r>
-        <w:t>/prueba.txt</w:t>
-      </w:r>
-    </w:p>
-    <w:p>
-      <w:r>
-        <w:t xml:space="preserve">Instalar </w:t>
-      </w:r>
-      <w:proofErr w:type="spellStart"/>
-      <w:r>
-        <w:t>vsftpd</w:t>
-      </w:r>
-      <w:proofErr w:type="spellEnd"/>
-      <w:r>
-        <w:t xml:space="preserve"> es muy sencillo:</w:t>
-      </w:r>
-    </w:p>
-    <w:p>
-      <w:r>
-        <w:t>sudo su</w:t>
-      </w:r>
-    </w:p>
-    <w:p>
-      <w:proofErr w:type="spellStart"/>
-      <w:r>
-        <w:t>apt-get</w:t>
-      </w:r>
-      <w:proofErr w:type="spellEnd"/>
-      <w:r>
-        <w:t xml:space="preserve"> </w:t>
-      </w:r>
-      <w:proofErr w:type="spellStart"/>
-      <w:r>
-        <w:t>install</w:t>
-      </w:r>
-      <w:proofErr w:type="spellEnd"/>
-      <w:r>
-        <w:t xml:space="preserve"> </w:t>
-      </w:r>
-      <w:proofErr w:type="spellStart"/>
-      <w:r>
-        <w:t>vsftpd</w:t>
-      </w:r>
-      <w:proofErr w:type="spellEnd"/>
-    </w:p>
-    <w:p/>
-    <w:p>
-      <w:r>
-        <w:t xml:space="preserve">Al instalarse </w:t>
-      </w:r>
-      <w:proofErr w:type="spellStart"/>
-      <w:r>
-        <w:t>vsftpd</w:t>
-      </w:r>
-      <w:proofErr w:type="spellEnd"/>
-      <w:r>
-        <w:t>, se crean las carpetas /</w:t>
-      </w:r>
-      <w:proofErr w:type="spellStart"/>
-      <w:r>
-        <w:t>srv</w:t>
-      </w:r>
-      <w:proofErr w:type="spellEnd"/>
-      <w:r>
-        <w:t>/ftp</w:t>
-      </w:r>
-    </w:p>
-    <w:p>
-      <w:r>
-        <w:t>Como se ha dicho anteriormente, si se desea activar usuarios anónimos, es necesario crear una</w:t>
-      </w:r>
-      <w:r>
-        <w:t xml:space="preserve"> </w:t>
-      </w:r>
-      <w:r>
-        <w:t xml:space="preserve">carpeta llamada </w:t>
-      </w:r>
-      <w:proofErr w:type="spellStart"/>
-      <w:r>
-        <w:t>incoming</w:t>
-      </w:r>
-      <w:proofErr w:type="spellEnd"/>
-      <w:r>
-        <w:t xml:space="preserve"> como </w:t>
-      </w:r>
-      <w:proofErr w:type="spellStart"/>
-      <w:r>
-        <w:t>superusuario</w:t>
-      </w:r>
-      <w:proofErr w:type="spellEnd"/>
-      <w:r>
-        <w:t xml:space="preserve"> dentro de /</w:t>
-      </w:r>
-      <w:proofErr w:type="spellStart"/>
-      <w:r>
-        <w:t>srv</w:t>
-      </w:r>
-      <w:proofErr w:type="spellEnd"/>
-      <w:r>
-        <w:t>/ftp, de tal forma que esa carpeta</w:t>
-      </w:r>
-      <w:r>
-        <w:t xml:space="preserve"> </w:t>
-      </w:r>
-      <w:r>
-        <w:t>tenga como permiso</w:t>
-      </w:r>
-      <w:r>
-        <w:t xml:space="preserve"> </w:t>
-      </w:r>
-      <w:r>
-        <w:t>tenga 777, esto es, crear y eliminar archivos tanto para el dueño, grupo y</w:t>
-      </w:r>
-      <w:r>
-        <w:t xml:space="preserve"> </w:t>
-      </w:r>
-      <w:r>
-        <w:t>otros.</w:t>
-      </w:r>
-    </w:p>
-    <w:p/>
-    <w:p>
-      <w:r>
-        <w:br w:type="page"/>
+        <w:rPr>
+          <w:noProof/>
+        </w:rPr>
+        <w:drawing>
+          <wp:inline distT="0" distB="0" distL="0" distR="0" wp14:anchorId="683E332F" wp14:editId="7FA62A45">
+            <wp:extent cx="5400040" cy="186690"/>
+            <wp:effectExtent l="0" t="0" r="0" b="3810"/>
+            <wp:docPr id="3" name="Imagen 3"/>
+            <wp:cNvGraphicFramePr>
+              <a:graphicFrameLocks xmlns:a="http://schemas.openxmlformats.org/drawingml/2006/main" noChangeAspect="1"/>
+            </wp:cNvGraphicFramePr>
+            <a:graphic xmlns:a="http://schemas.openxmlformats.org/drawingml/2006/main">
+              <a:graphicData uri="http://schemas.openxmlformats.org/drawingml/2006/picture">
+                <pic:pic xmlns:pic="http://schemas.openxmlformats.org/drawingml/2006/picture">
+                  <pic:nvPicPr>
+                    <pic:cNvPr id="1" name=""/>
+                    <pic:cNvPicPr/>
+                  </pic:nvPicPr>
+                  <pic:blipFill>
+                    <a:blip r:embed="rId10"/>
+                    <a:stretch>
+                      <a:fillRect/>
+                    </a:stretch>
+                  </pic:blipFill>
+                  <pic:spPr>
+                    <a:xfrm>
+                      <a:off x="0" y="0"/>
+                      <a:ext cx="5400040" cy="186690"/>
+                    </a:xfrm>
+                    <a:prstGeom prst="rect">
+                      <a:avLst/>
+                    </a:prstGeom>
+                  </pic:spPr>
+                </pic:pic>
+              </a:graphicData>
+            </a:graphic>
+          </wp:inline>
+        </w:drawing>
       </w:r>
     </w:p>
     <w:p>
@@ -673,6 +754,46 @@
       <w:pPr>
         <w:pStyle w:val="Prrafodelista"/>
       </w:pPr>
+      <w:r>
+        <w:rPr>
+          <w:noProof/>
+        </w:rPr>
+        <w:drawing>
+          <wp:inline distT="0" distB="0" distL="0" distR="0" wp14:anchorId="663B5E5D" wp14:editId="7932F41E">
+            <wp:extent cx="5400040" cy="2245995"/>
+            <wp:effectExtent l="0" t="0" r="0" b="1905"/>
+            <wp:docPr id="4" name="Imagen 4"/>
+            <wp:cNvGraphicFramePr>
+              <a:graphicFrameLocks xmlns:a="http://schemas.openxmlformats.org/drawingml/2006/main" noChangeAspect="1"/>
+            </wp:cNvGraphicFramePr>
+            <a:graphic xmlns:a="http://schemas.openxmlformats.org/drawingml/2006/main">
+              <a:graphicData uri="http://schemas.openxmlformats.org/drawingml/2006/picture">
+                <pic:pic xmlns:pic="http://schemas.openxmlformats.org/drawingml/2006/picture">
+                  <pic:nvPicPr>
+                    <pic:cNvPr id="1" name=""/>
+                    <pic:cNvPicPr/>
+                  </pic:nvPicPr>
+                  <pic:blipFill>
+                    <a:blip r:embed="rId11"/>
+                    <a:stretch>
+                      <a:fillRect/>
+                    </a:stretch>
+                  </pic:blipFill>
+                  <pic:spPr>
+                    <a:xfrm>
+                      <a:off x="0" y="0"/>
+                      <a:ext cx="5400040" cy="2245995"/>
+                    </a:xfrm>
+                    <a:prstGeom prst="rect">
+                      <a:avLst/>
+                    </a:prstGeom>
+                  </pic:spPr>
+                </pic:pic>
+              </a:graphicData>
+            </a:graphic>
+          </wp:inline>
+        </w:drawing>
+      </w:r>
     </w:p>
     <w:p>
       <w:pPr>
@@ -708,6 +829,46 @@
       <w:pPr>
         <w:pStyle w:val="Prrafodelista"/>
       </w:pPr>
+      <w:r>
+        <w:rPr>
+          <w:noProof/>
+        </w:rPr>
+        <w:drawing>
+          <wp:inline distT="0" distB="0" distL="0" distR="0" wp14:anchorId="7F2767FA" wp14:editId="355E8571">
+            <wp:extent cx="5400040" cy="117475"/>
+            <wp:effectExtent l="0" t="0" r="0" b="0"/>
+            <wp:docPr id="5" name="Imagen 5"/>
+            <wp:cNvGraphicFramePr>
+              <a:graphicFrameLocks xmlns:a="http://schemas.openxmlformats.org/drawingml/2006/main" noChangeAspect="1"/>
+            </wp:cNvGraphicFramePr>
+            <a:graphic xmlns:a="http://schemas.openxmlformats.org/drawingml/2006/main">
+              <a:graphicData uri="http://schemas.openxmlformats.org/drawingml/2006/picture">
+                <pic:pic xmlns:pic="http://schemas.openxmlformats.org/drawingml/2006/picture">
+                  <pic:nvPicPr>
+                    <pic:cNvPr id="1" name=""/>
+                    <pic:cNvPicPr/>
+                  </pic:nvPicPr>
+                  <pic:blipFill>
+                    <a:blip r:embed="rId12"/>
+                    <a:stretch>
+                      <a:fillRect/>
+                    </a:stretch>
+                  </pic:blipFill>
+                  <pic:spPr>
+                    <a:xfrm>
+                      <a:off x="0" y="0"/>
+                      <a:ext cx="5400040" cy="117475"/>
+                    </a:xfrm>
+                    <a:prstGeom prst="rect">
+                      <a:avLst/>
+                    </a:prstGeom>
+                  </pic:spPr>
+                </pic:pic>
+              </a:graphicData>
+            </a:graphic>
+          </wp:inline>
+        </w:drawing>
+      </w:r>
     </w:p>
     <w:p>
       <w:pPr>
@@ -738,6 +899,46 @@
       <w:pPr>
         <w:pStyle w:val="Prrafodelista"/>
       </w:pPr>
+      <w:r>
+        <w:rPr>
+          <w:noProof/>
+        </w:rPr>
+        <w:drawing>
+          <wp:inline distT="0" distB="0" distL="0" distR="0" wp14:anchorId="4080EA50" wp14:editId="29DE782F">
+            <wp:extent cx="5400040" cy="1766570"/>
+            <wp:effectExtent l="0" t="0" r="0" b="5080"/>
+            <wp:docPr id="7" name="Imagen 7"/>
+            <wp:cNvGraphicFramePr>
+              <a:graphicFrameLocks xmlns:a="http://schemas.openxmlformats.org/drawingml/2006/main" noChangeAspect="1"/>
+            </wp:cNvGraphicFramePr>
+            <a:graphic xmlns:a="http://schemas.openxmlformats.org/drawingml/2006/main">
+              <a:graphicData uri="http://schemas.openxmlformats.org/drawingml/2006/picture">
+                <pic:pic xmlns:pic="http://schemas.openxmlformats.org/drawingml/2006/picture">
+                  <pic:nvPicPr>
+                    <pic:cNvPr id="1" name=""/>
+                    <pic:cNvPicPr/>
+                  </pic:nvPicPr>
+                  <pic:blipFill>
+                    <a:blip r:embed="rId13"/>
+                    <a:stretch>
+                      <a:fillRect/>
+                    </a:stretch>
+                  </pic:blipFill>
+                  <pic:spPr>
+                    <a:xfrm>
+                      <a:off x="0" y="0"/>
+                      <a:ext cx="5400040" cy="1766570"/>
+                    </a:xfrm>
+                    <a:prstGeom prst="rect">
+                      <a:avLst/>
+                    </a:prstGeom>
+                  </pic:spPr>
+                </pic:pic>
+              </a:graphicData>
+            </a:graphic>
+          </wp:inline>
+        </w:drawing>
+      </w:r>
     </w:p>
     <w:p>
       <w:pPr>
@@ -748,13 +949,7 @@
         </w:numPr>
       </w:pPr>
       <w:r>
-        <w:t>usar un cliente ftp para comprobar que el servidor está configurado correctamente con los</w:t>
-      </w:r>
-      <w:r>
-        <w:t xml:space="preserve"> </w:t>
-      </w:r>
-      <w:r>
-        <w:t>parámetros que hemos puesto.</w:t>
+        <w:t>usar un cliente ftp para comprobar que el servidor está configurado correctamente con los parámetros que hemos puesto.</w:t>
       </w:r>
     </w:p>
     <w:p>
@@ -783,19 +978,7 @@
       </w:r>
       <w:proofErr w:type="spellEnd"/>
       <w:r>
-        <w:t>, con o sin contraseña, y da igual la</w:t>
-      </w:r>
-      <w:r>
-        <w:t xml:space="preserve"> </w:t>
-      </w:r>
-      <w:r>
-        <w:t>contraseña si se pone. No tiene permisos ni de subida ni de escritura en el servidor FTP. Sólo se</w:t>
-      </w:r>
-      <w:r>
-        <w:t xml:space="preserve"> </w:t>
-      </w:r>
-      <w:r>
-        <w:t>le permite descargar.</w:t>
+        <w:t>, con o sin contraseña, y da igual la contraseña si se pone. No tiene permisos ni de subida ni de escritura en el servidor FTP. Sólo se le permite descargar.</w:t>
       </w:r>
     </w:p>
     <w:p>
@@ -833,8 +1016,6 @@
       </w:r>
       <w:r>
         <w:tab/>
-      </w:r>
-      <w:r>
         <w:t xml:space="preserve">se permite el acceso al usuario </w:t>
       </w:r>
       <w:proofErr w:type="spellStart"/>
@@ -860,14 +1041,13 @@
       </w:r>
       <w:r>
         <w:tab/>
-      </w:r>
-      <w:r>
         <w:t>se permite el archivo de log</w:t>
       </w:r>
     </w:p>
     <w:p>
       <w:proofErr w:type="spellStart"/>
       <w:r>
+        <w:lastRenderedPageBreak/>
         <w:t>xferlog_file</w:t>
       </w:r>
       <w:proofErr w:type="spellEnd"/>
@@ -884,8 +1064,6 @@
       </w:r>
       <w:r>
         <w:tab/>
-      </w:r>
-      <w:r>
         <w:t>nombre del archivo de log</w:t>
       </w:r>
     </w:p>
@@ -906,17 +1084,12 @@
       </w:r>
       <w:r>
         <w:tab/>
-      </w:r>
-      <w:r>
         <w:t>no se permiten usuarios locales</w:t>
       </w:r>
     </w:p>
     <w:p>
       <w:r>
-        <w:t>Si se quisieran permitir usuarios locales también, basta con poner a YES la directiva</w:t>
-      </w:r>
-      <w:r>
-        <w:t xml:space="preserve"> </w:t>
+        <w:t xml:space="preserve">Si se quisieran permitir usuarios locales también, basta con poner a YES la directiva </w:t>
       </w:r>
       <w:proofErr w:type="spellStart"/>
       <w:r>
@@ -932,24 +1105,12 @@
         <w:pStyle w:val="Ttulo2"/>
       </w:pPr>
       <w:r>
-        <w:t>CASO 2: Usuario anónimo, sin usuarios locales, con permiso de subida y</w:t>
-      </w:r>
-      <w:r>
-        <w:t xml:space="preserve"> </w:t>
-      </w:r>
-      <w:r>
-        <w:t>de creación de carpetas:</w:t>
-      </w:r>
-    </w:p>
-    <w:p>
-      <w:r>
-        <w:t>Atención, de esta forma la seguridad queda comprometida. Habría que asignar, por lo pronto, una</w:t>
-      </w:r>
-      <w:r>
-        <w:t xml:space="preserve"> </w:t>
-      </w:r>
-      <w:r>
-        <w:t>cuota de disco para este usuario, con el objeto de que no se desborde el disco duro del servidor.</w:t>
+        <w:t>CASO 2: Usuario anónimo, sin usuarios locales, con permiso de subida y de creación de carpetas:</w:t>
+      </w:r>
+    </w:p>
+    <w:p>
+      <w:r>
+        <w:t>Atención, de esta forma la seguridad queda comprometida. Habría que asignar, por lo pronto, una cuota de disco para este usuario, con el objeto de que no se desborde el disco duro del servidor.</w:t>
       </w:r>
     </w:p>
     <w:p>
@@ -984,8 +1145,6 @@
       </w:r>
       <w:r>
         <w:tab/>
-      </w:r>
-      <w:r>
         <w:t xml:space="preserve">se permite el acceso al usuario </w:t>
       </w:r>
       <w:proofErr w:type="spellStart"/>
@@ -1008,15 +1167,12 @@
       </w:r>
       <w:r>
         <w:tab/>
-      </w:r>
-      <w:r>
         <w:t>se permite la escritura en el servidor</w:t>
       </w:r>
     </w:p>
     <w:p>
       <w:proofErr w:type="spellStart"/>
       <w:r>
-        <w:lastRenderedPageBreak/>
         <w:t>anon_upload_enable</w:t>
       </w:r>
       <w:proofErr w:type="spellEnd"/>
@@ -1028,8 +1184,6 @@
       </w:r>
       <w:r>
         <w:tab/>
-      </w:r>
-      <w:r>
         <w:t xml:space="preserve">se permite subir archivos al usuario </w:t>
       </w:r>
       <w:proofErr w:type="spellStart"/>
@@ -1049,8 +1203,6 @@
       </w:r>
       <w:r>
         <w:tab/>
-      </w:r>
-      <w:r>
         <w:t xml:space="preserve">se permite crear carpetas al usuario </w:t>
       </w:r>
       <w:proofErr w:type="spellStart"/>
@@ -1102,8 +1254,6 @@
       </w:r>
       <w:r>
         <w:tab/>
-      </w:r>
-      <w:r>
         <w:t>se permite el archivo de log</w:t>
       </w:r>
     </w:p>
@@ -1126,8 +1276,6 @@
       </w:r>
       <w:r>
         <w:tab/>
-      </w:r>
-      <w:r>
         <w:t>nombre del archivo de log</w:t>
       </w:r>
     </w:p>
@@ -1148,20 +1296,12 @@
       </w:r>
       <w:r>
         <w:tab/>
-      </w:r>
-      <w:r>
         <w:t>no se permiten usuarios locales</w:t>
       </w:r>
     </w:p>
     <w:p>
       <w:r>
-        <w:t>Con esta configuración, se permite la subida de archivos y carpetas, pero no su borrado o su</w:t>
-      </w:r>
-      <w:r>
-        <w:t xml:space="preserve"> </w:t>
-      </w:r>
-      <w:r>
-        <w:t>renombrado. Para ello hace falta poner (no recomendada por seguridad):</w:t>
+        <w:t>Con esta configuración, se permite la subida de archivos y carpetas, pero no su borrado o su renombrado. Para ello hace falta poner (no recomendada por seguridad):</w:t>
       </w:r>
     </w:p>
     <w:p>
@@ -1218,8 +1358,6 @@
       </w:r>
       <w:r>
         <w:tab/>
-      </w:r>
-      <w:r>
         <w:t xml:space="preserve">no se permite el acceso al usuario </w:t>
       </w:r>
       <w:proofErr w:type="spellStart"/>
@@ -1245,8 +1383,6 @@
       </w:r>
       <w:r>
         <w:tab/>
-      </w:r>
-      <w:r>
         <w:t>se permiten usuarios locales</w:t>
       </w:r>
     </w:p>
@@ -1267,8 +1403,6 @@
       </w:r>
       <w:r>
         <w:tab/>
-      </w:r>
-      <w:r>
         <w:t>se permite la escritura en el servidor</w:t>
       </w:r>
     </w:p>
@@ -1315,14 +1449,13 @@
       </w:r>
       <w:r>
         <w:tab/>
-      </w:r>
-      <w:r>
         <w:t>se permite el archivo de log</w:t>
       </w:r>
     </w:p>
     <w:p>
       <w:proofErr w:type="spellStart"/>
       <w:r>
+        <w:lastRenderedPageBreak/>
         <w:t>xferlog_file</w:t>
       </w:r>
       <w:proofErr w:type="spellEnd"/>
@@ -1339,78 +1472,58 @@
       </w:r>
       <w:r>
         <w:tab/>
-      </w:r>
-      <w:r>
         <w:t>nombre del archivo de log</w:t>
       </w:r>
     </w:p>
     <w:p>
       <w:r>
-        <w:t>Con esta configuración, se permite la subida de archivos y directorios, y la creación, borrado y</w:t>
-      </w:r>
-      <w:r>
-        <w:t xml:space="preserve"> </w:t>
-      </w:r>
-      <w:r>
-        <w:t>modificación de directorios.</w:t>
-      </w:r>
-    </w:p>
-    <w:p>
-      <w:r>
-        <w:t>Al no estar el usuario local enjaulado, podrá moverse libremente (desde su carpeta personal) por</w:t>
-      </w:r>
-      <w:r>
-        <w:t xml:space="preserve"> </w:t>
-      </w:r>
-      <w:r>
-        <w:t>el árbol de directorios del servidor FTP. Por ejemplo, prueba a crear una carpeta dentro de</w:t>
-      </w:r>
-      <w:r>
-        <w:t xml:space="preserve"> </w:t>
-      </w:r>
+        <w:t>Con esta configuración, se permite la subida de archivos y directorios, y la creación, borrado y modificación de directorios.</w:t>
+      </w:r>
+    </w:p>
+    <w:p>
+      <w:r>
+        <w:t>Al no estar el usuario local enjaulado, podrá moverse libremente (desde su carpeta personal) por el árbol de directorios del servidor FTP. Por ejemplo, prueba a crear una carpeta dentro de /</w:t>
+      </w:r>
+      <w:proofErr w:type="spellStart"/>
+      <w:r>
+        <w:t>srv</w:t>
+      </w:r>
+      <w:proofErr w:type="spellEnd"/>
+      <w:r>
+        <w:t>/ftp/</w:t>
+      </w:r>
+      <w:proofErr w:type="spellStart"/>
+      <w:r>
+        <w:t>incoming</w:t>
+      </w:r>
+      <w:proofErr w:type="spellEnd"/>
+      <w:r>
+        <w:t xml:space="preserve"> siendo usuario local</w:t>
+      </w:r>
+    </w:p>
+    <w:p/>
+    <w:p>
+      <w:pPr>
+        <w:pStyle w:val="Ttulo2"/>
+      </w:pPr>
+      <w:r>
+        <w:t>CASO 4: Usuarios locales, anónimos no, enjaulados:</w:t>
+      </w:r>
+    </w:p>
+    <w:p>
+      <w:r>
+        <w:t>En /</w:t>
+      </w:r>
+      <w:proofErr w:type="spellStart"/>
+      <w:r>
+        <w:t>etc</w:t>
+      </w:r>
+      <w:proofErr w:type="spellEnd"/>
       <w:r>
         <w:t>/</w:t>
       </w:r>
       <w:proofErr w:type="spellStart"/>
       <w:r>
-        <w:t>srv</w:t>
-      </w:r>
-      <w:proofErr w:type="spellEnd"/>
-      <w:r>
-        <w:t>/ftp/</w:t>
-      </w:r>
-      <w:proofErr w:type="spellStart"/>
-      <w:r>
-        <w:t>incoming</w:t>
-      </w:r>
-      <w:proofErr w:type="spellEnd"/>
-      <w:r>
-        <w:t xml:space="preserve"> siendo usuario local</w:t>
-      </w:r>
-    </w:p>
-    <w:p/>
-    <w:p>
-      <w:pPr>
-        <w:pStyle w:val="Ttulo2"/>
-      </w:pPr>
-      <w:r>
-        <w:t>CASO 4: Usuarios locales, anónimos no, enjaulados:</w:t>
-      </w:r>
-    </w:p>
-    <w:p>
-      <w:r>
-        <w:t>En /</w:t>
-      </w:r>
-      <w:proofErr w:type="spellStart"/>
-      <w:r>
-        <w:t>etc</w:t>
-      </w:r>
-      <w:proofErr w:type="spellEnd"/>
-      <w:r>
-        <w:t>/</w:t>
-      </w:r>
-      <w:proofErr w:type="spellStart"/>
-      <w:r>
         <w:t>vsftpd.conf</w:t>
       </w:r>
       <w:proofErr w:type="spellEnd"/>
@@ -1432,8 +1545,6 @@
       </w:r>
       <w:r>
         <w:tab/>
-      </w:r>
-      <w:r>
         <w:t xml:space="preserve">no se permite el acceso al usuario </w:t>
       </w:r>
       <w:proofErr w:type="spellStart"/>
@@ -1459,8 +1570,6 @@
       </w:r>
       <w:r>
         <w:tab/>
-      </w:r>
-      <w:r>
         <w:t>se permiten usuarios locales</w:t>
       </w:r>
     </w:p>
@@ -1478,8 +1587,6 @@
       </w:r>
       <w:r>
         <w:tab/>
-      </w:r>
-      <w:r>
         <w:t>los usuarios locales estarán enjaulados</w:t>
       </w:r>
     </w:p>
@@ -1500,15 +1607,12 @@
       </w:r>
       <w:r>
         <w:tab/>
-      </w:r>
-      <w:r>
         <w:t>se permite la escritura en el servidor</w:t>
       </w:r>
     </w:p>
     <w:p>
       <w:proofErr w:type="spellStart"/>
       <w:r>
-        <w:lastRenderedPageBreak/>
         <w:t>local_umask</w:t>
       </w:r>
       <w:proofErr w:type="spellEnd"/>
@@ -1549,8 +1653,6 @@
       </w:r>
       <w:r>
         <w:tab/>
-      </w:r>
-      <w:r>
         <w:t>se permite el archivo de log</w:t>
       </w:r>
     </w:p>
@@ -1573,8 +1675,6 @@
       </w:r>
       <w:r>
         <w:tab/>
-      </w:r>
-      <w:r>
         <w:t>nombre del archivo de log</w:t>
       </w:r>
     </w:p>
@@ -1675,17 +1775,11 @@
     <w:p/>
     <w:p>
       <w:r>
-        <w:t>Con esta configuración, los usuarios locales no podrán ir más arriba en el árbol de directorios de</w:t>
-      </w:r>
-      <w:r>
-        <w:t xml:space="preserve"> </w:t>
-      </w:r>
-      <w:r>
-        <w:t>su carpeta personal.</w:t>
+        <w:t>Con esta configuración, los usuarios locales no podrán ir más arriba en el árbol de directorios de su carpeta personal.</w:t>
       </w:r>
     </w:p>
     <w:sectPr>
-      <w:footerReference w:type="default" r:id="rId8"/>
+      <w:footerReference w:type="default" r:id="rId14"/>
       <w:pgSz w:w="11906" w:h="16838"/>
       <w:pgMar w:top="1417" w:right="1701" w:bottom="1417" w:left="1701" w:header="708" w:footer="708" w:gutter="0"/>
       <w:cols w:space="708"/>

--- a/2ºDAW/DAW/1ºTrimestre/Unidad 3/Actividades/actividad3.4Pablo.docx
+++ b/2ºDAW/DAW/1ºTrimestre/Unidad 3/Actividades/actividad3.4Pablo.docx
@@ -7,7 +7,7 @@
         <w:pStyle w:val="Ttulo1"/>
         <w:jc w:val="center"/>
       </w:pPr>
-      <w:bookmarkStart w:id="0" w:name="_Toc215126295"/>
+      <w:bookmarkStart w:id="0" w:name="_Toc215568832"/>
       <w:r>
         <w:t>SERVIDOR VSFTPD</w:t>
       </w:r>
@@ -53,7 +53,13 @@
               <w:tab w:val="right" w:leader="dot" w:pos="8494"/>
             </w:tabs>
             <w:rPr>
+              <w:rFonts w:eastAsiaTheme="minorEastAsia"/>
               <w:noProof/>
+              <w:kern w:val="0"/>
+              <w:sz w:val="22"/>
+              <w:szCs w:val="22"/>
+              <w:lang w:eastAsia="es-ES"/>
+              <w14:ligatures w14:val="none"/>
             </w:rPr>
           </w:pPr>
           <w:r>
@@ -65,7 +71,7 @@
           <w:r>
             <w:fldChar w:fldCharType="separate"/>
           </w:r>
-          <w:hyperlink w:anchor="_Toc215126295" w:history="1">
+          <w:hyperlink w:anchor="_Toc215568832" w:history="1">
             <w:r>
               <w:rPr>
                 <w:rStyle w:val="Hipervnculo"/>
@@ -92,7 +98,7 @@
                 <w:noProof/>
                 <w:webHidden/>
               </w:rPr>
-              <w:instrText xml:space="preserve"> PAGEREF _Toc215126295 \h </w:instrText>
+              <w:instrText xml:space="preserve"> PAGEREF _Toc215568832 \h </w:instrText>
             </w:r>
             <w:r>
               <w:rPr>
@@ -113,6 +119,426 @@
                 <w:webHidden/>
               </w:rPr>
               <w:t>1</w:t>
+            </w:r>
+            <w:r>
+              <w:rPr>
+                <w:noProof/>
+                <w:webHidden/>
+              </w:rPr>
+              <w:fldChar w:fldCharType="end"/>
+            </w:r>
+          </w:hyperlink>
+        </w:p>
+        <w:p>
+          <w:pPr>
+            <w:pStyle w:val="TDC1"/>
+            <w:tabs>
+              <w:tab w:val="right" w:leader="dot" w:pos="8494"/>
+            </w:tabs>
+            <w:rPr>
+              <w:rFonts w:eastAsiaTheme="minorEastAsia"/>
+              <w:noProof/>
+              <w:kern w:val="0"/>
+              <w:sz w:val="22"/>
+              <w:szCs w:val="22"/>
+              <w:lang w:eastAsia="es-ES"/>
+              <w14:ligatures w14:val="none"/>
+            </w:rPr>
+          </w:pPr>
+          <w:hyperlink w:anchor="_Toc215568833" w:history="1">
+            <w:r>
+              <w:rPr>
+                <w:rStyle w:val="Hipervnculo"/>
+                <w:noProof/>
+              </w:rPr>
+              <w:t>1.Instalar Servidor VSFTPD</w:t>
+            </w:r>
+            <w:r>
+              <w:rPr>
+                <w:noProof/>
+                <w:webHidden/>
+              </w:rPr>
+              <w:tab/>
+            </w:r>
+            <w:r>
+              <w:rPr>
+                <w:noProof/>
+                <w:webHidden/>
+              </w:rPr>
+              <w:fldChar w:fldCharType="begin"/>
+            </w:r>
+            <w:r>
+              <w:rPr>
+                <w:noProof/>
+                <w:webHidden/>
+              </w:rPr>
+              <w:instrText xml:space="preserve"> PAGEREF _Toc215568833 \h </w:instrText>
+            </w:r>
+            <w:r>
+              <w:rPr>
+                <w:noProof/>
+                <w:webHidden/>
+              </w:rPr>
+            </w:r>
+            <w:r>
+              <w:rPr>
+                <w:noProof/>
+                <w:webHidden/>
+              </w:rPr>
+              <w:fldChar w:fldCharType="separate"/>
+            </w:r>
+            <w:r>
+              <w:rPr>
+                <w:noProof/>
+                <w:webHidden/>
+              </w:rPr>
+              <w:t>2</w:t>
+            </w:r>
+            <w:r>
+              <w:rPr>
+                <w:noProof/>
+                <w:webHidden/>
+              </w:rPr>
+              <w:fldChar w:fldCharType="end"/>
+            </w:r>
+          </w:hyperlink>
+        </w:p>
+        <w:p>
+          <w:pPr>
+            <w:pStyle w:val="TDC1"/>
+            <w:tabs>
+              <w:tab w:val="right" w:leader="dot" w:pos="8494"/>
+            </w:tabs>
+            <w:rPr>
+              <w:rFonts w:eastAsiaTheme="minorEastAsia"/>
+              <w:noProof/>
+              <w:kern w:val="0"/>
+              <w:sz w:val="22"/>
+              <w:szCs w:val="22"/>
+              <w:lang w:eastAsia="es-ES"/>
+              <w14:ligatures w14:val="none"/>
+            </w:rPr>
+          </w:pPr>
+          <w:hyperlink w:anchor="_Toc215568834" w:history="1">
+            <w:r>
+              <w:rPr>
+                <w:rStyle w:val="Hipervnculo"/>
+                <w:noProof/>
+              </w:rPr>
+              <w:t>Casos de estudio</w:t>
+            </w:r>
+            <w:r>
+              <w:rPr>
+                <w:noProof/>
+                <w:webHidden/>
+              </w:rPr>
+              <w:tab/>
+            </w:r>
+            <w:r>
+              <w:rPr>
+                <w:noProof/>
+                <w:webHidden/>
+              </w:rPr>
+              <w:fldChar w:fldCharType="begin"/>
+            </w:r>
+            <w:r>
+              <w:rPr>
+                <w:noProof/>
+                <w:webHidden/>
+              </w:rPr>
+              <w:instrText xml:space="preserve"> PAGEREF _Toc215568834 \h </w:instrText>
+            </w:r>
+            <w:r>
+              <w:rPr>
+                <w:noProof/>
+                <w:webHidden/>
+              </w:rPr>
+            </w:r>
+            <w:r>
+              <w:rPr>
+                <w:noProof/>
+                <w:webHidden/>
+              </w:rPr>
+              <w:fldChar w:fldCharType="separate"/>
+            </w:r>
+            <w:r>
+              <w:rPr>
+                <w:noProof/>
+                <w:webHidden/>
+              </w:rPr>
+              <w:t>3</w:t>
+            </w:r>
+            <w:r>
+              <w:rPr>
+                <w:noProof/>
+                <w:webHidden/>
+              </w:rPr>
+              <w:fldChar w:fldCharType="end"/>
+            </w:r>
+          </w:hyperlink>
+        </w:p>
+        <w:p>
+          <w:pPr>
+            <w:pStyle w:val="TDC2"/>
+            <w:tabs>
+              <w:tab w:val="right" w:leader="dot" w:pos="8494"/>
+            </w:tabs>
+            <w:rPr>
+              <w:noProof/>
+            </w:rPr>
+          </w:pPr>
+          <w:hyperlink w:anchor="_Toc215568835" w:history="1">
+            <w:r>
+              <w:rPr>
+                <w:rStyle w:val="Hipervnculo"/>
+                <w:noProof/>
+              </w:rPr>
+              <w:t>Caso 1: Usuario anónimo, sin usuarios locales:</w:t>
+            </w:r>
+            <w:r>
+              <w:rPr>
+                <w:noProof/>
+                <w:webHidden/>
+              </w:rPr>
+              <w:tab/>
+            </w:r>
+            <w:r>
+              <w:rPr>
+                <w:noProof/>
+                <w:webHidden/>
+              </w:rPr>
+              <w:fldChar w:fldCharType="begin"/>
+            </w:r>
+            <w:r>
+              <w:rPr>
+                <w:noProof/>
+                <w:webHidden/>
+              </w:rPr>
+              <w:instrText xml:space="preserve"> PAGEREF _Toc215568835 \h </w:instrText>
+            </w:r>
+            <w:r>
+              <w:rPr>
+                <w:noProof/>
+                <w:webHidden/>
+              </w:rPr>
+            </w:r>
+            <w:r>
+              <w:rPr>
+                <w:noProof/>
+                <w:webHidden/>
+              </w:rPr>
+              <w:fldChar w:fldCharType="separate"/>
+            </w:r>
+            <w:r>
+              <w:rPr>
+                <w:noProof/>
+                <w:webHidden/>
+              </w:rPr>
+              <w:t>4</w:t>
+            </w:r>
+            <w:r>
+              <w:rPr>
+                <w:noProof/>
+                <w:webHidden/>
+              </w:rPr>
+              <w:fldChar w:fldCharType="end"/>
+            </w:r>
+          </w:hyperlink>
+        </w:p>
+        <w:p>
+          <w:pPr>
+            <w:pStyle w:val="TDC2"/>
+            <w:tabs>
+              <w:tab w:val="right" w:leader="dot" w:pos="8494"/>
+            </w:tabs>
+            <w:rPr>
+              <w:noProof/>
+            </w:rPr>
+          </w:pPr>
+          <w:hyperlink w:anchor="_Toc215568836" w:history="1">
+            <w:r>
+              <w:rPr>
+                <w:rStyle w:val="Hipervnculo"/>
+                <w:noProof/>
+              </w:rPr>
+              <w:t>CASO 2: Usuario anónimo, sin usuarios locales, con permiso de subida y de creación de carpetas:</w:t>
+            </w:r>
+            <w:r>
+              <w:rPr>
+                <w:noProof/>
+                <w:webHidden/>
+              </w:rPr>
+              <w:tab/>
+            </w:r>
+            <w:r>
+              <w:rPr>
+                <w:noProof/>
+                <w:webHidden/>
+              </w:rPr>
+              <w:fldChar w:fldCharType="begin"/>
+            </w:r>
+            <w:r>
+              <w:rPr>
+                <w:noProof/>
+                <w:webHidden/>
+              </w:rPr>
+              <w:instrText xml:space="preserve"> PAGEREF _Toc215568836 \h </w:instrText>
+            </w:r>
+            <w:r>
+              <w:rPr>
+                <w:noProof/>
+                <w:webHidden/>
+              </w:rPr>
+            </w:r>
+            <w:r>
+              <w:rPr>
+                <w:noProof/>
+                <w:webHidden/>
+              </w:rPr>
+              <w:fldChar w:fldCharType="separate"/>
+            </w:r>
+            <w:r>
+              <w:rPr>
+                <w:noProof/>
+                <w:webHidden/>
+              </w:rPr>
+              <w:t>5</w:t>
+            </w:r>
+            <w:r>
+              <w:rPr>
+                <w:noProof/>
+                <w:webHidden/>
+              </w:rPr>
+              <w:fldChar w:fldCharType="end"/>
+            </w:r>
+          </w:hyperlink>
+        </w:p>
+        <w:p>
+          <w:pPr>
+            <w:pStyle w:val="TDC2"/>
+            <w:tabs>
+              <w:tab w:val="right" w:leader="dot" w:pos="8494"/>
+            </w:tabs>
+            <w:rPr>
+              <w:noProof/>
+            </w:rPr>
+          </w:pPr>
+          <w:hyperlink w:anchor="_Toc215568837" w:history="1">
+            <w:r>
+              <w:rPr>
+                <w:rStyle w:val="Hipervnculo"/>
+                <w:noProof/>
+              </w:rPr>
+              <w:t>CASO 3: Usuarios locales, anónimos no, sin enjaular:</w:t>
+            </w:r>
+            <w:r>
+              <w:rPr>
+                <w:noProof/>
+                <w:webHidden/>
+              </w:rPr>
+              <w:tab/>
+            </w:r>
+            <w:r>
+              <w:rPr>
+                <w:noProof/>
+                <w:webHidden/>
+              </w:rPr>
+              <w:fldChar w:fldCharType="begin"/>
+            </w:r>
+            <w:r>
+              <w:rPr>
+                <w:noProof/>
+                <w:webHidden/>
+              </w:rPr>
+              <w:instrText xml:space="preserve"> PAGEREF _Toc215568837 \h </w:instrText>
+            </w:r>
+            <w:r>
+              <w:rPr>
+                <w:noProof/>
+                <w:webHidden/>
+              </w:rPr>
+            </w:r>
+            <w:r>
+              <w:rPr>
+                <w:noProof/>
+                <w:webHidden/>
+              </w:rPr>
+              <w:fldChar w:fldCharType="separate"/>
+            </w:r>
+            <w:r>
+              <w:rPr>
+                <w:noProof/>
+                <w:webHidden/>
+              </w:rPr>
+              <w:t>6</w:t>
+            </w:r>
+            <w:r>
+              <w:rPr>
+                <w:noProof/>
+                <w:webHidden/>
+              </w:rPr>
+              <w:fldChar w:fldCharType="end"/>
+            </w:r>
+          </w:hyperlink>
+        </w:p>
+        <w:p>
+          <w:pPr>
+            <w:pStyle w:val="TDC2"/>
+            <w:tabs>
+              <w:tab w:val="right" w:leader="dot" w:pos="8494"/>
+            </w:tabs>
+            <w:rPr>
+              <w:noProof/>
+            </w:rPr>
+          </w:pPr>
+          <w:hyperlink w:anchor="_Toc215568838" w:history="1">
+            <w:r>
+              <w:rPr>
+                <w:rStyle w:val="Hipervnculo"/>
+                <w:noProof/>
+              </w:rPr>
+              <w:t>CASO 4: Usuarios locales, anónimos no, enjaulados:</w:t>
+            </w:r>
+            <w:r>
+              <w:rPr>
+                <w:noProof/>
+                <w:webHidden/>
+              </w:rPr>
+              <w:tab/>
+            </w:r>
+            <w:r>
+              <w:rPr>
+                <w:noProof/>
+                <w:webHidden/>
+              </w:rPr>
+              <w:fldChar w:fldCharType="begin"/>
+            </w:r>
+            <w:r>
+              <w:rPr>
+                <w:noProof/>
+                <w:webHidden/>
+              </w:rPr>
+              <w:instrText xml:space="preserve"> PAGEREF _Toc215568838 \h </w:instrText>
+            </w:r>
+            <w:r>
+              <w:rPr>
+                <w:noProof/>
+                <w:webHidden/>
+              </w:rPr>
+            </w:r>
+            <w:r>
+              <w:rPr>
+                <w:noProof/>
+                <w:webHidden/>
+              </w:rPr>
+              <w:fldChar w:fldCharType="separate"/>
+            </w:r>
+            <w:r>
+              <w:rPr>
+                <w:noProof/>
+                <w:webHidden/>
+              </w:rPr>
+              <w:t>7</w:t>
             </w:r>
             <w:r>
               <w:rPr>
@@ -144,22 +570,16 @@
       <w:pPr>
         <w:pStyle w:val="Ttulo1"/>
       </w:pPr>
+      <w:bookmarkStart w:id="1" w:name="_Toc215568833"/>
       <w:r>
         <w:lastRenderedPageBreak/>
         <w:t>1.Instalar Servidor VSFTPD</w:t>
       </w:r>
-    </w:p>
-    <w:p>
-      <w:r>
-        <w:t xml:space="preserve">Se trata de realizar un ejercicio con capturas de pantalla con diferentes tipos de usuarios con el servidor </w:t>
-      </w:r>
-      <w:proofErr w:type="spellStart"/>
-      <w:r>
-        <w:t>vsftpd</w:t>
-      </w:r>
-      <w:proofErr w:type="spellEnd"/>
-      <w:r>
-        <w:t xml:space="preserve">. </w:t>
+      <w:bookmarkEnd w:id="1"/>
+    </w:p>
+    <w:p>
+      <w:r>
+        <w:t xml:space="preserve">Se trata de realizar un ejercicio con capturas de pantalla con diferentes tipos de usuarios con el servidor vsftpd. </w:t>
       </w:r>
     </w:p>
     <w:p>
@@ -183,15 +603,7 @@
         </w:numPr>
       </w:pPr>
       <w:r>
-        <w:t xml:space="preserve">En cada caso práctico (hay 4 en esta práctica), para cada tipo de usuario, se modifica el archivo </w:t>
-      </w:r>
-      <w:proofErr w:type="spellStart"/>
-      <w:r>
-        <w:t>vsftpd.conf</w:t>
-      </w:r>
-      <w:proofErr w:type="spellEnd"/>
-      <w:r>
-        <w:t xml:space="preserve"> con los parámetros descritos para ese usuario. Se guarda el archivo. </w:t>
+        <w:t xml:space="preserve">En cada caso práctico (hay 4 en esta práctica), para cada tipo de usuario, se modifica el archivo vsftpd.conf con los parámetros descritos para ese usuario. Se guarda el archivo. </w:t>
       </w:r>
     </w:p>
     <w:p>
@@ -203,47 +615,7 @@
         </w:numPr>
       </w:pPr>
       <w:r>
-        <w:t>Se reinicia el servidor (</w:t>
-      </w:r>
-      <w:proofErr w:type="spellStart"/>
-      <w:r>
-        <w:t>service</w:t>
-      </w:r>
-      <w:proofErr w:type="spellEnd"/>
-      <w:r>
-        <w:t xml:space="preserve"> </w:t>
-      </w:r>
-      <w:proofErr w:type="spellStart"/>
-      <w:r>
-        <w:t>vsftpd</w:t>
-      </w:r>
-      <w:proofErr w:type="spellEnd"/>
-      <w:r>
-        <w:t xml:space="preserve"> </w:t>
-      </w:r>
-      <w:proofErr w:type="spellStart"/>
-      <w:r>
-        <w:t>restart</w:t>
-      </w:r>
-      <w:proofErr w:type="spellEnd"/>
-      <w:r>
-        <w:t>) y se comprueba que funciona (</w:t>
-      </w:r>
-      <w:proofErr w:type="spellStart"/>
-      <w:r>
-        <w:t>service</w:t>
-      </w:r>
-      <w:proofErr w:type="spellEnd"/>
-      <w:r>
-        <w:t xml:space="preserve"> </w:t>
-      </w:r>
-      <w:proofErr w:type="spellStart"/>
-      <w:r>
-        <w:t>vsftpd</w:t>
-      </w:r>
-      <w:proofErr w:type="spellEnd"/>
-      <w:r>
-        <w:t xml:space="preserve"> status)</w:t>
+        <w:t>Se reinicia el servidor (service vsftpd restart) y se comprueba que funciona (service vsftpd status)</w:t>
       </w:r>
     </w:p>
     <w:p>
@@ -255,189 +627,32 @@
         </w:numPr>
       </w:pPr>
       <w:r>
-        <w:t xml:space="preserve">Con un programa cliente ftp, como </w:t>
-      </w:r>
-      <w:proofErr w:type="spellStart"/>
-      <w:r>
-        <w:t>gftp</w:t>
-      </w:r>
-      <w:proofErr w:type="spellEnd"/>
-      <w:r>
-        <w:t xml:space="preserve"> (</w:t>
-      </w:r>
-      <w:proofErr w:type="spellStart"/>
-      <w:r>
-        <w:t>apt-get</w:t>
-      </w:r>
-      <w:proofErr w:type="spellEnd"/>
-      <w:r>
-        <w:t xml:space="preserve"> </w:t>
-      </w:r>
-      <w:proofErr w:type="spellStart"/>
-      <w:r>
-        <w:t>install</w:t>
-      </w:r>
-      <w:proofErr w:type="spellEnd"/>
-      <w:r>
-        <w:t xml:space="preserve"> </w:t>
-      </w:r>
-      <w:proofErr w:type="spellStart"/>
-      <w:r>
-        <w:t>gftp</w:t>
-      </w:r>
-      <w:proofErr w:type="spellEnd"/>
-      <w:r>
-        <w:t xml:space="preserve">), la terminal (comando ftp localhost) o </w:t>
-      </w:r>
-      <w:proofErr w:type="spellStart"/>
-      <w:r>
-        <w:t>filezilla</w:t>
-      </w:r>
-      <w:proofErr w:type="spellEnd"/>
-      <w:r>
-        <w:t xml:space="preserve"> (</w:t>
-      </w:r>
-      <w:proofErr w:type="spellStart"/>
-      <w:r>
-        <w:t>apt-get</w:t>
-      </w:r>
-      <w:proofErr w:type="spellEnd"/>
-      <w:r>
-        <w:t xml:space="preserve"> </w:t>
-      </w:r>
-      <w:proofErr w:type="spellStart"/>
-      <w:r>
-        <w:t>install</w:t>
-      </w:r>
-      <w:proofErr w:type="spellEnd"/>
-      <w:r>
-        <w:t xml:space="preserve"> </w:t>
-      </w:r>
-      <w:proofErr w:type="spellStart"/>
-      <w:r>
-        <w:t>filezilla</w:t>
-      </w:r>
-      <w:proofErr w:type="spellEnd"/>
-      <w:r>
-        <w:t xml:space="preserve">), se conecta al servidor y se comprueba que ese usuario puede acceder con los permisos indicados en </w:t>
-      </w:r>
-      <w:proofErr w:type="spellStart"/>
-      <w:r>
-        <w:t>vsftpd.conf</w:t>
-      </w:r>
-      <w:proofErr w:type="spellEnd"/>
-      <w:r>
-        <w:t xml:space="preserve"> </w:t>
-      </w:r>
-    </w:p>
-    <w:p>
-      <w:r>
-        <w:t xml:space="preserve">Al instalar </w:t>
-      </w:r>
-      <w:proofErr w:type="spellStart"/>
-      <w:r>
-        <w:t>vsftpd</w:t>
-      </w:r>
-      <w:proofErr w:type="spellEnd"/>
-      <w:r>
-        <w:t xml:space="preserve"> (se verá a continuación) se crean 2 carpetas, /</w:t>
-      </w:r>
-      <w:proofErr w:type="spellStart"/>
-      <w:r>
-        <w:t>srv</w:t>
-      </w:r>
-      <w:proofErr w:type="spellEnd"/>
-      <w:r>
-        <w:t xml:space="preserve"> y /</w:t>
-      </w:r>
-      <w:proofErr w:type="spellStart"/>
-      <w:r>
-        <w:t>srv</w:t>
-      </w:r>
-      <w:proofErr w:type="spellEnd"/>
-      <w:r>
-        <w:t>/ftp</w:t>
-      </w:r>
-    </w:p>
-    <w:p>
-      <w:r>
-        <w:t>Es obligatorio crear dentro de la carpeta /</w:t>
-      </w:r>
-      <w:proofErr w:type="spellStart"/>
-      <w:r>
-        <w:t>srv</w:t>
-      </w:r>
-      <w:proofErr w:type="spellEnd"/>
-      <w:r>
-        <w:t xml:space="preserve">/ftp una carpeta llamada </w:t>
-      </w:r>
-      <w:proofErr w:type="spellStart"/>
-      <w:r>
-        <w:t>incoming</w:t>
-      </w:r>
-      <w:proofErr w:type="spellEnd"/>
-      <w:r>
-        <w:t xml:space="preserve"> para el acceso de usuarios anónimos. Luego cambia los permisos de la carpeta así:</w:t>
-      </w:r>
-    </w:p>
-    <w:p>
-      <w:r>
-        <w:t xml:space="preserve">sudo </w:t>
-      </w:r>
-      <w:proofErr w:type="spellStart"/>
-      <w:r>
-        <w:t>chmod</w:t>
-      </w:r>
-      <w:proofErr w:type="spellEnd"/>
-      <w:r>
-        <w:t xml:space="preserve"> 777 /</w:t>
-      </w:r>
-      <w:proofErr w:type="spellStart"/>
-      <w:r>
-        <w:t>srv</w:t>
-      </w:r>
-      <w:proofErr w:type="spellEnd"/>
-      <w:r>
-        <w:t>/ftp/</w:t>
-      </w:r>
-      <w:proofErr w:type="spellStart"/>
-      <w:r>
-        <w:t>incoming</w:t>
-      </w:r>
-      <w:proofErr w:type="spellEnd"/>
-    </w:p>
-    <w:p>
-      <w:r>
-        <w:t>Por otra parte, para que el servidor ftp incluya por lo menos un archivo en sus carpetas, crearemos un fichero llamado prueba.txt dentro de la carpeta /</w:t>
-      </w:r>
-      <w:proofErr w:type="spellStart"/>
-      <w:r>
-        <w:t>srv</w:t>
-      </w:r>
-      <w:proofErr w:type="spellEnd"/>
-      <w:r>
-        <w:t>/ftp/</w:t>
-      </w:r>
-      <w:proofErr w:type="spellStart"/>
-      <w:r>
-        <w:t>incoming</w:t>
-      </w:r>
-      <w:proofErr w:type="spellEnd"/>
-      <w:r>
-        <w:t xml:space="preserve"> para hacer pruebas de bajada del mismo con el cliente ftp.</w:t>
-      </w:r>
-    </w:p>
-    <w:p>
-      <w:r>
-        <w:t xml:space="preserve">Una manera de crear el fichero es así, desde la línea de comandos, como usuario </w:t>
-      </w:r>
-      <w:proofErr w:type="spellStart"/>
-      <w:r>
-        <w:t>root</w:t>
-      </w:r>
-      <w:proofErr w:type="spellEnd"/>
-      <w:r>
-        <w:t>:</w:t>
+        <w:t xml:space="preserve">Con un programa cliente ftp, como gftp (apt-get install gftp), la terminal (comando ftp localhost) o filezilla (apt-get install filezilla), se conecta al servidor y se comprueba que ese usuario puede acceder con los permisos indicados en vsftpd.conf </w:t>
+      </w:r>
+    </w:p>
+    <w:p>
+      <w:r>
+        <w:t>Al instalar vsftpd (se verá a continuación) se crean 2 carpetas, /srv y /srv/ftp</w:t>
+      </w:r>
+    </w:p>
+    <w:p>
+      <w:r>
+        <w:t>Es obligatorio crear dentro de la carpeta /srv/ftp una carpeta llamada incoming para el acceso de usuarios anónimos. Luego cambia los permisos de la carpeta así:</w:t>
+      </w:r>
+    </w:p>
+    <w:p>
+      <w:r>
+        <w:t>sudo chmod 777 /srv/ftp/incoming</w:t>
+      </w:r>
+    </w:p>
+    <w:p>
+      <w:r>
+        <w:t>Por otra parte, para que el servidor ftp incluya por lo menos un archivo en sus carpetas, crearemos un fichero llamado prueba.txt dentro de la carpeta /srv/ftp/incoming para hacer pruebas de bajada del mismo con el cliente ftp.</w:t>
+      </w:r>
+    </w:p>
+    <w:p>
+      <w:r>
+        <w:t>Una manera de crear el fichero es así, desde la línea de comandos, como usuario root:</w:t>
       </w:r>
     </w:p>
     <w:p>
@@ -445,36 +660,12 @@
         <w:ind w:firstLine="708"/>
       </w:pPr>
       <w:r>
-        <w:t>echo hola &gt;&gt;/</w:t>
-      </w:r>
-      <w:proofErr w:type="spellStart"/>
-      <w:r>
-        <w:t>srv</w:t>
-      </w:r>
-      <w:proofErr w:type="spellEnd"/>
-      <w:r>
-        <w:t>/ftp/</w:t>
-      </w:r>
-      <w:proofErr w:type="spellStart"/>
-      <w:r>
-        <w:t>incoming</w:t>
-      </w:r>
-      <w:proofErr w:type="spellEnd"/>
-      <w:r>
-        <w:t>/prueba.txt</w:t>
-      </w:r>
-    </w:p>
-    <w:p>
-      <w:r>
-        <w:t xml:space="preserve">Instalar </w:t>
-      </w:r>
-      <w:proofErr w:type="spellStart"/>
-      <w:r>
-        <w:t>vsftpd</w:t>
-      </w:r>
-      <w:proofErr w:type="spellEnd"/>
-      <w:r>
-        <w:t xml:space="preserve"> es muy sencillo:</w:t>
+        <w:t>echo hola &gt;&gt;/srv/ftp/incoming/prueba.txt</w:t>
+      </w:r>
+    </w:p>
+    <w:p>
+      <w:r>
+        <w:t>Instalar vsftpd es muy sencillo:</w:t>
       </w:r>
     </w:p>
     <w:p>
@@ -483,27 +674,9 @@
       </w:r>
     </w:p>
     <w:p>
-      <w:proofErr w:type="spellStart"/>
-      <w:r>
-        <w:t>apt-get</w:t>
-      </w:r>
-      <w:proofErr w:type="spellEnd"/>
-      <w:r>
-        <w:t xml:space="preserve"> </w:t>
-      </w:r>
-      <w:proofErr w:type="spellStart"/>
-      <w:r>
-        <w:t>install</w:t>
-      </w:r>
-      <w:proofErr w:type="spellEnd"/>
-      <w:r>
-        <w:t xml:space="preserve"> </w:t>
-      </w:r>
-      <w:proofErr w:type="spellStart"/>
-      <w:r>
-        <w:t>vsftpd</w:t>
-      </w:r>
-      <w:proofErr w:type="spellEnd"/>
+      <w:r>
+        <w:t>apt-get install vsftpd</w:t>
+      </w:r>
     </w:p>
     <w:p>
       <w:r>
@@ -549,23 +722,7 @@
     </w:p>
     <w:p>
       <w:r>
-        <w:t xml:space="preserve">Al instalarse </w:t>
-      </w:r>
-      <w:proofErr w:type="spellStart"/>
-      <w:r>
-        <w:t>vsftpd</w:t>
-      </w:r>
-      <w:proofErr w:type="spellEnd"/>
-      <w:r>
-        <w:t>, se crean las carpetas /</w:t>
-      </w:r>
-      <w:proofErr w:type="spellStart"/>
-      <w:r>
-        <w:t>srv</w:t>
-      </w:r>
-      <w:proofErr w:type="spellEnd"/>
-      <w:r>
-        <w:t>/ftp</w:t>
+        <w:t>Al instalarse vsftpd, se crean las carpetas /srv/ftp</w:t>
       </w:r>
     </w:p>
     <w:p>
@@ -612,31 +769,7 @@
     </w:p>
     <w:p>
       <w:r>
-        <w:t xml:space="preserve">Como se ha dicho anteriormente, si se desea activar usuarios anónimos, es necesario crear una carpeta llamada </w:t>
-      </w:r>
-      <w:proofErr w:type="spellStart"/>
-      <w:r>
-        <w:t>incoming</w:t>
-      </w:r>
-      <w:proofErr w:type="spellEnd"/>
-      <w:r>
-        <w:t xml:space="preserve"> como </w:t>
-      </w:r>
-      <w:proofErr w:type="spellStart"/>
-      <w:r>
-        <w:t>superusuario</w:t>
-      </w:r>
-      <w:proofErr w:type="spellEnd"/>
-      <w:r>
-        <w:t xml:space="preserve"> dentro de /</w:t>
-      </w:r>
-      <w:proofErr w:type="spellStart"/>
-      <w:r>
-        <w:t>srv</w:t>
-      </w:r>
-      <w:proofErr w:type="spellEnd"/>
-      <w:r>
-        <w:t>/ftp, de tal forma que esa carpeta tenga como permiso tenga 777, esto es, crear y eliminar archivos tanto para el dueño, grupo y otros.</w:t>
+        <w:t>Como se ha dicho anteriormente, si se desea activar usuarios anónimos, es necesario crear una carpeta llamada incoming como superusuario dentro de /srv/ftp, de tal forma que esa carpeta tenga como permiso tenga 777, esto es, crear y eliminar archivos tanto para el dueño, grupo y otros.</w:t>
       </w:r>
       <w:r>
         <w:rPr>
@@ -689,22 +822,58 @@
       <w:pPr>
         <w:pStyle w:val="Ttulo1"/>
       </w:pPr>
+      <w:bookmarkStart w:id="2" w:name="_Toc215568834"/>
       <w:r>
         <w:lastRenderedPageBreak/>
         <w:t>Casos de estudio</w:t>
       </w:r>
-    </w:p>
-    <w:p>
-      <w:r>
-        <w:t xml:space="preserve">IMPORTANTE: </w:t>
-      </w:r>
-      <w:proofErr w:type="gramStart"/>
-      <w:r>
-        <w:t>el parámetro listen</w:t>
-      </w:r>
-      <w:proofErr w:type="gramEnd"/>
-      <w:r>
-        <w:t>=NO en todos los casos</w:t>
+      <w:bookmarkEnd w:id="2"/>
+    </w:p>
+    <w:p>
+      <w:r>
+        <w:t>IMPORTANTE: el parámetro listen=NO en todos los casos</w:t>
+      </w:r>
+    </w:p>
+    <w:p>
+      <w:r>
+        <w:rPr>
+          <w:noProof/>
+        </w:rPr>
+        <w:drawing>
+          <wp:inline distT="0" distB="0" distL="0" distR="0" wp14:anchorId="659A9343" wp14:editId="76105764">
+            <wp:extent cx="1447619" cy="276190"/>
+            <wp:effectExtent l="0" t="0" r="635" b="0"/>
+            <wp:docPr id="8" name="Imagen 8"/>
+            <wp:cNvGraphicFramePr>
+              <a:graphicFrameLocks xmlns:a="http://schemas.openxmlformats.org/drawingml/2006/main" noChangeAspect="1"/>
+            </wp:cNvGraphicFramePr>
+            <a:graphic xmlns:a="http://schemas.openxmlformats.org/drawingml/2006/main">
+              <a:graphicData uri="http://schemas.openxmlformats.org/drawingml/2006/picture">
+                <pic:pic xmlns:pic="http://schemas.openxmlformats.org/drawingml/2006/picture">
+                  <pic:nvPicPr>
+                    <pic:cNvPr id="1" name=""/>
+                    <pic:cNvPicPr/>
+                  </pic:nvPicPr>
+                  <pic:blipFill>
+                    <a:blip r:embed="rId11"/>
+                    <a:stretch>
+                      <a:fillRect/>
+                    </a:stretch>
+                  </pic:blipFill>
+                  <pic:spPr>
+                    <a:xfrm>
+                      <a:off x="0" y="0"/>
+                      <a:ext cx="1447619" cy="276190"/>
+                    </a:xfrm>
+                    <a:prstGeom prst="rect">
+                      <a:avLst/>
+                    </a:prstGeom>
+                  </pic:spPr>
+                </pic:pic>
+              </a:graphicData>
+            </a:graphic>
+          </wp:inline>
+        </w:drawing>
       </w:r>
     </w:p>
     <w:p>
@@ -714,23 +883,7 @@
     </w:p>
     <w:p>
       <w:r>
-        <w:t>/</w:t>
-      </w:r>
-      <w:proofErr w:type="spellStart"/>
-      <w:r>
-        <w:t>etc</w:t>
-      </w:r>
-      <w:proofErr w:type="spellEnd"/>
-      <w:r>
-        <w:t>/</w:t>
-      </w:r>
-      <w:proofErr w:type="spellStart"/>
-      <w:r>
-        <w:t>vsftpd.conf</w:t>
-      </w:r>
-      <w:proofErr w:type="spellEnd"/>
-      <w:r>
-        <w:t xml:space="preserve"> hay que:</w:t>
+        <w:t>/etc/vsftpd.conf hay que:</w:t>
       </w:r>
     </w:p>
     <w:p>
@@ -742,13 +895,8 @@
         </w:numPr>
       </w:pPr>
       <w:r>
-        <w:t xml:space="preserve">Guardar </w:t>
-      </w:r>
-      <w:proofErr w:type="gramStart"/>
-      <w:r>
-        <w:t>el archivos</w:t>
-      </w:r>
-      <w:proofErr w:type="gramEnd"/>
+        <w:t>Guardar el archivos</w:t>
+      </w:r>
     </w:p>
     <w:p>
       <w:pPr>
@@ -774,7 +922,7 @@
                     <pic:cNvPicPr/>
                   </pic:nvPicPr>
                   <pic:blipFill>
-                    <a:blip r:embed="rId11"/>
+                    <a:blip r:embed="rId12"/>
                     <a:stretch>
                       <a:fillRect/>
                     </a:stretch>
@@ -803,27 +951,9 @@
           <w:numId w:val="1"/>
         </w:numPr>
       </w:pPr>
-      <w:proofErr w:type="spellStart"/>
-      <w:r>
-        <w:t>service</w:t>
-      </w:r>
-      <w:proofErr w:type="spellEnd"/>
-      <w:r>
-        <w:t xml:space="preserve"> </w:t>
-      </w:r>
-      <w:proofErr w:type="spellStart"/>
-      <w:r>
-        <w:t>vsftpd</w:t>
-      </w:r>
-      <w:proofErr w:type="spellEnd"/>
-      <w:r>
-        <w:t xml:space="preserve"> </w:t>
-      </w:r>
-      <w:proofErr w:type="spellStart"/>
-      <w:r>
-        <w:t>restart</w:t>
-      </w:r>
-      <w:proofErr w:type="spellEnd"/>
+      <w:r>
+        <w:t>service vsftpd restart</w:t>
+      </w:r>
     </w:p>
     <w:p>
       <w:pPr>
@@ -849,7 +979,7 @@
                     <pic:cNvPicPr/>
                   </pic:nvPicPr>
                   <pic:blipFill>
-                    <a:blip r:embed="rId12"/>
+                    <a:blip r:embed="rId13"/>
                     <a:stretch>
                       <a:fillRect/>
                     </a:stretch>
@@ -878,21 +1008,8 @@
           <w:numId w:val="1"/>
         </w:numPr>
       </w:pPr>
-      <w:proofErr w:type="spellStart"/>
-      <w:r>
-        <w:t>service</w:t>
-      </w:r>
-      <w:proofErr w:type="spellEnd"/>
-      <w:r>
-        <w:t xml:space="preserve"> </w:t>
-      </w:r>
-      <w:proofErr w:type="spellStart"/>
-      <w:r>
-        <w:t>vsftpd</w:t>
-      </w:r>
-      <w:proofErr w:type="spellEnd"/>
-      <w:r>
-        <w:t xml:space="preserve"> status</w:t>
+      <w:r>
+        <w:t>service vsftpd status</w:t>
       </w:r>
     </w:p>
     <w:p>
@@ -919,7 +1036,7 @@
                     <pic:cNvPicPr/>
                   </pic:nvPicPr>
                   <pic:blipFill>
-                    <a:blip r:embed="rId13"/>
+                    <a:blip r:embed="rId14"/>
                     <a:stretch>
                       <a:fillRect/>
                     </a:stretch>
@@ -952,64 +1069,47 @@
         <w:t>usar un cliente ftp para comprobar que el servidor está configurado correctamente con los parámetros que hemos puesto.</w:t>
       </w:r>
     </w:p>
-    <w:p>
-      <w:pPr>
-        <w:pStyle w:val="Prrafodelista"/>
-      </w:pPr>
+    <w:p/>
+    <w:p>
+      <w:pPr>
+        <w:rPr>
+          <w:rFonts w:asciiTheme="majorHAnsi" w:eastAsiaTheme="majorEastAsia" w:hAnsiTheme="majorHAnsi" w:cstheme="majorBidi"/>
+          <w:b/>
+          <w:sz w:val="28"/>
+          <w:szCs w:val="26"/>
+        </w:rPr>
+      </w:pPr>
+      <w:r>
+        <w:br w:type="page"/>
+      </w:r>
     </w:p>
     <w:p>
       <w:pPr>
         <w:pStyle w:val="Ttulo2"/>
       </w:pPr>
-      <w:r>
+      <w:bookmarkStart w:id="3" w:name="_Toc215568835"/>
+      <w:r>
+        <w:lastRenderedPageBreak/>
         <w:t xml:space="preserve">Caso 1: </w:t>
       </w:r>
       <w:r>
         <w:t>Usuario anónimo, sin usuarios locales:</w:t>
       </w:r>
-    </w:p>
-    <w:p>
-      <w:r>
-        <w:t xml:space="preserve">Se permite el acceso al usuario de nombre </w:t>
-      </w:r>
-      <w:proofErr w:type="spellStart"/>
-      <w:r>
-        <w:t>anonymous</w:t>
-      </w:r>
-      <w:proofErr w:type="spellEnd"/>
-      <w:r>
-        <w:t>, con o sin contraseña, y da igual la contraseña si se pone. No tiene permisos ni de subida ni de escritura en el servidor FTP. Sólo se le permite descargar.</w:t>
-      </w:r>
-    </w:p>
-    <w:p>
-      <w:r>
-        <w:t>En /</w:t>
-      </w:r>
-      <w:proofErr w:type="spellStart"/>
-      <w:r>
-        <w:t>etc</w:t>
-      </w:r>
-      <w:proofErr w:type="spellEnd"/>
-      <w:r>
-        <w:t>/</w:t>
-      </w:r>
-      <w:proofErr w:type="spellStart"/>
-      <w:r>
-        <w:t>vsftpd.conf</w:t>
-      </w:r>
-      <w:proofErr w:type="spellEnd"/>
-      <w:r>
-        <w:t xml:space="preserve"> hay que poner lo siguiente:</w:t>
-      </w:r>
-    </w:p>
-    <w:p>
-      <w:proofErr w:type="spellStart"/>
-      <w:r>
-        <w:t>anonymous_enable</w:t>
-      </w:r>
-      <w:proofErr w:type="spellEnd"/>
-      <w:r>
-        <w:t xml:space="preserve">=YES </w:t>
+      <w:bookmarkEnd w:id="3"/>
+    </w:p>
+    <w:p>
+      <w:r>
+        <w:t>Se permite el acceso al usuario de nombre anonymous, con o sin contraseña, y da igual la contraseña si se pone. No tiene permisos ni de subida ni de escritura en el servidor FTP. Sólo se le permite descargar.</w:t>
+      </w:r>
+    </w:p>
+    <w:p>
+      <w:r>
+        <w:t>En /etc/vsftpd.conf hay que poner lo siguiente:</w:t>
+      </w:r>
+    </w:p>
+    <w:p>
+      <w:r>
+        <w:t xml:space="preserve">anonymous_enable=YES </w:t>
       </w:r>
       <w:r>
         <w:tab/>
@@ -1018,20 +1118,55 @@
         <w:tab/>
         <w:t xml:space="preserve">se permite el acceso al usuario </w:t>
       </w:r>
-      <w:proofErr w:type="spellStart"/>
-      <w:r>
-        <w:t>anonymous</w:t>
-      </w:r>
-      <w:proofErr w:type="spellEnd"/>
-    </w:p>
-    <w:p>
-      <w:proofErr w:type="spellStart"/>
-      <w:r>
-        <w:t>xferlog_enable</w:t>
-      </w:r>
-      <w:proofErr w:type="spellEnd"/>
-      <w:r>
-        <w:t xml:space="preserve">=YES </w:t>
+      <w:r>
+        <w:t>Anonymous</w:t>
+      </w:r>
+    </w:p>
+    <w:p>
+      <w:r>
+        <w:rPr>
+          <w:noProof/>
+        </w:rPr>
+        <w:drawing>
+          <wp:inline distT="0" distB="0" distL="0" distR="0" wp14:anchorId="1FA62989" wp14:editId="4494274A">
+            <wp:extent cx="2066667" cy="304762"/>
+            <wp:effectExtent l="0" t="0" r="0" b="635"/>
+            <wp:docPr id="13" name="Imagen 13"/>
+            <wp:cNvGraphicFramePr>
+              <a:graphicFrameLocks xmlns:a="http://schemas.openxmlformats.org/drawingml/2006/main" noChangeAspect="1"/>
+            </wp:cNvGraphicFramePr>
+            <a:graphic xmlns:a="http://schemas.openxmlformats.org/drawingml/2006/main">
+              <a:graphicData uri="http://schemas.openxmlformats.org/drawingml/2006/picture">
+                <pic:pic xmlns:pic="http://schemas.openxmlformats.org/drawingml/2006/picture">
+                  <pic:nvPicPr>
+                    <pic:cNvPr id="1" name=""/>
+                    <pic:cNvPicPr/>
+                  </pic:nvPicPr>
+                  <pic:blipFill>
+                    <a:blip r:embed="rId15"/>
+                    <a:stretch>
+                      <a:fillRect/>
+                    </a:stretch>
+                  </pic:blipFill>
+                  <pic:spPr>
+                    <a:xfrm>
+                      <a:off x="0" y="0"/>
+                      <a:ext cx="2066667" cy="304762"/>
+                    </a:xfrm>
+                    <a:prstGeom prst="rect">
+                      <a:avLst/>
+                    </a:prstGeom>
+                  </pic:spPr>
+                </pic:pic>
+              </a:graphicData>
+            </a:graphic>
+          </wp:inline>
+        </w:drawing>
+      </w:r>
+    </w:p>
+    <w:p>
+      <w:r>
+        <w:t xml:space="preserve">xferlog_enable=YES </w:t>
       </w:r>
       <w:r>
         <w:tab/>
@@ -1045,68 +1180,186 @@
       </w:r>
     </w:p>
     <w:p>
-      <w:proofErr w:type="spellStart"/>
+      <w:r>
+        <w:rPr>
+          <w:noProof/>
+        </w:rPr>
+        <w:drawing>
+          <wp:inline distT="0" distB="0" distL="0" distR="0" wp14:anchorId="5BE8E8A3" wp14:editId="11318F6F">
+            <wp:extent cx="2323809" cy="257143"/>
+            <wp:effectExtent l="0" t="0" r="635" b="0"/>
+            <wp:docPr id="14" name="Imagen 14"/>
+            <wp:cNvGraphicFramePr>
+              <a:graphicFrameLocks xmlns:a="http://schemas.openxmlformats.org/drawingml/2006/main" noChangeAspect="1"/>
+            </wp:cNvGraphicFramePr>
+            <a:graphic xmlns:a="http://schemas.openxmlformats.org/drawingml/2006/main">
+              <a:graphicData uri="http://schemas.openxmlformats.org/drawingml/2006/picture">
+                <pic:pic xmlns:pic="http://schemas.openxmlformats.org/drawingml/2006/picture">
+                  <pic:nvPicPr>
+                    <pic:cNvPr id="1" name=""/>
+                    <pic:cNvPicPr/>
+                  </pic:nvPicPr>
+                  <pic:blipFill>
+                    <a:blip r:embed="rId16"/>
+                    <a:stretch>
+                      <a:fillRect/>
+                    </a:stretch>
+                  </pic:blipFill>
+                  <pic:spPr>
+                    <a:xfrm>
+                      <a:off x="0" y="0"/>
+                      <a:ext cx="2323809" cy="257143"/>
+                    </a:xfrm>
+                    <a:prstGeom prst="rect">
+                      <a:avLst/>
+                    </a:prstGeom>
+                  </pic:spPr>
+                </pic:pic>
+              </a:graphicData>
+            </a:graphic>
+          </wp:inline>
+        </w:drawing>
+      </w:r>
+    </w:p>
+    <w:p>
+      <w:r>
+        <w:t xml:space="preserve">xferlog_file=/var/log/vsftpd.log </w:t>
+      </w:r>
+      <w:r>
+        <w:tab/>
+        <w:t>nombre del archivo de log</w:t>
+      </w:r>
+    </w:p>
+    <w:p>
+      <w:r>
+        <w:rPr>
+          <w:noProof/>
+        </w:rPr>
+        <w:drawing>
+          <wp:inline distT="0" distB="0" distL="0" distR="0" wp14:anchorId="164172A4" wp14:editId="67D7A956">
+            <wp:extent cx="3476190" cy="285714"/>
+            <wp:effectExtent l="0" t="0" r="0" b="635"/>
+            <wp:docPr id="10" name="Imagen 10"/>
+            <wp:cNvGraphicFramePr>
+              <a:graphicFrameLocks xmlns:a="http://schemas.openxmlformats.org/drawingml/2006/main" noChangeAspect="1"/>
+            </wp:cNvGraphicFramePr>
+            <a:graphic xmlns:a="http://schemas.openxmlformats.org/drawingml/2006/main">
+              <a:graphicData uri="http://schemas.openxmlformats.org/drawingml/2006/picture">
+                <pic:pic xmlns:pic="http://schemas.openxmlformats.org/drawingml/2006/picture">
+                  <pic:nvPicPr>
+                    <pic:cNvPr id="1" name=""/>
+                    <pic:cNvPicPr/>
+                  </pic:nvPicPr>
+                  <pic:blipFill>
+                    <a:blip r:embed="rId17"/>
+                    <a:stretch>
+                      <a:fillRect/>
+                    </a:stretch>
+                  </pic:blipFill>
+                  <pic:spPr>
+                    <a:xfrm>
+                      <a:off x="0" y="0"/>
+                      <a:ext cx="3476190" cy="285714"/>
+                    </a:xfrm>
+                    <a:prstGeom prst="rect">
+                      <a:avLst/>
+                    </a:prstGeom>
+                  </pic:spPr>
+                </pic:pic>
+              </a:graphicData>
+            </a:graphic>
+          </wp:inline>
+        </w:drawing>
+      </w:r>
+    </w:p>
+    <w:p>
+      <w:r>
+        <w:t xml:space="preserve">local_enable=NO </w:t>
+      </w:r>
+      <w:r>
+        <w:tab/>
+      </w:r>
+      <w:r>
+        <w:tab/>
+      </w:r>
+      <w:r>
+        <w:tab/>
+        <w:t>no se permiten usuarios locales</w:t>
+      </w:r>
+    </w:p>
+    <w:p>
+      <w:r>
+        <w:rPr>
+          <w:noProof/>
+        </w:rPr>
+        <w:drawing>
+          <wp:inline distT="0" distB="0" distL="0" distR="0" wp14:anchorId="6536507E" wp14:editId="6FBAD92C">
+            <wp:extent cx="2066667" cy="304762"/>
+            <wp:effectExtent l="0" t="0" r="0" b="635"/>
+            <wp:docPr id="12" name="Imagen 12"/>
+            <wp:cNvGraphicFramePr>
+              <a:graphicFrameLocks xmlns:a="http://schemas.openxmlformats.org/drawingml/2006/main" noChangeAspect="1"/>
+            </wp:cNvGraphicFramePr>
+            <a:graphic xmlns:a="http://schemas.openxmlformats.org/drawingml/2006/main">
+              <a:graphicData uri="http://schemas.openxmlformats.org/drawingml/2006/picture">
+                <pic:pic xmlns:pic="http://schemas.openxmlformats.org/drawingml/2006/picture">
+                  <pic:nvPicPr>
+                    <pic:cNvPr id="1" name=""/>
+                    <pic:cNvPicPr/>
+                  </pic:nvPicPr>
+                  <pic:blipFill>
+                    <a:blip r:embed="rId15"/>
+                    <a:stretch>
+                      <a:fillRect/>
+                    </a:stretch>
+                  </pic:blipFill>
+                  <pic:spPr>
+                    <a:xfrm>
+                      <a:off x="0" y="0"/>
+                      <a:ext cx="2066667" cy="304762"/>
+                    </a:xfrm>
+                    <a:prstGeom prst="rect">
+                      <a:avLst/>
+                    </a:prstGeom>
+                  </pic:spPr>
+                </pic:pic>
+              </a:graphicData>
+            </a:graphic>
+          </wp:inline>
+        </w:drawing>
+      </w:r>
+    </w:p>
+    <w:p>
+      <w:r>
+        <w:t>Si se quisieran permitir usuarios locales también, basta con poner a YES la directiva local_enable</w:t>
+      </w:r>
+      <w:r>
+        <w:cr/>
+      </w:r>
+    </w:p>
+    <w:p>
+      <w:pPr>
+        <w:rPr>
+          <w:rFonts w:asciiTheme="majorHAnsi" w:eastAsiaTheme="majorEastAsia" w:hAnsiTheme="majorHAnsi" w:cstheme="majorBidi"/>
+          <w:b/>
+          <w:sz w:val="28"/>
+          <w:szCs w:val="26"/>
+        </w:rPr>
+      </w:pPr>
+      <w:r>
+        <w:br w:type="page"/>
+      </w:r>
+    </w:p>
+    <w:p>
+      <w:pPr>
+        <w:pStyle w:val="Ttulo2"/>
+      </w:pPr>
+      <w:bookmarkStart w:id="4" w:name="_Toc215568836"/>
       <w:r>
         <w:lastRenderedPageBreak/>
-        <w:t>xferlog_file</w:t>
-      </w:r>
-      <w:proofErr w:type="spellEnd"/>
-      <w:r>
-        <w:t>=/</w:t>
-      </w:r>
-      <w:proofErr w:type="spellStart"/>
-      <w:r>
-        <w:t>var</w:t>
-      </w:r>
-      <w:proofErr w:type="spellEnd"/>
-      <w:r>
-        <w:t xml:space="preserve">/log/vsftpd.log </w:t>
-      </w:r>
-      <w:r>
-        <w:tab/>
-        <w:t>nombre del archivo de log</w:t>
-      </w:r>
-    </w:p>
-    <w:p>
-      <w:proofErr w:type="spellStart"/>
-      <w:r>
-        <w:t>local_enable</w:t>
-      </w:r>
-      <w:proofErr w:type="spellEnd"/>
-      <w:r>
-        <w:t xml:space="preserve">=NO </w:t>
-      </w:r>
-      <w:r>
-        <w:tab/>
-      </w:r>
-      <w:r>
-        <w:tab/>
-      </w:r>
-      <w:r>
-        <w:tab/>
-        <w:t>no se permiten usuarios locales</w:t>
-      </w:r>
-    </w:p>
-    <w:p>
-      <w:r>
-        <w:t xml:space="preserve">Si se quisieran permitir usuarios locales también, basta con poner a YES la directiva </w:t>
-      </w:r>
-      <w:proofErr w:type="spellStart"/>
-      <w:r>
-        <w:t>local_enable</w:t>
-      </w:r>
-      <w:proofErr w:type="spellEnd"/>
-      <w:r>
-        <w:cr/>
-      </w:r>
-    </w:p>
-    <w:p>
-      <w:pPr>
-        <w:pStyle w:val="Ttulo2"/>
-      </w:pPr>
-      <w:r>
         <w:t>CASO 2: Usuario anónimo, sin usuarios locales, con permiso de subida y de creación de carpetas:</w:t>
       </w:r>
+      <w:bookmarkEnd w:id="4"/>
     </w:p>
     <w:p>
       <w:r>
@@ -1115,52 +1368,21 @@
     </w:p>
     <w:p>
       <w:r>
-        <w:t>En /</w:t>
-      </w:r>
-      <w:proofErr w:type="spellStart"/>
-      <w:r>
-        <w:t>etc</w:t>
-      </w:r>
-      <w:proofErr w:type="spellEnd"/>
-      <w:r>
-        <w:t>/</w:t>
-      </w:r>
-      <w:proofErr w:type="spellStart"/>
-      <w:r>
-        <w:t>vsftpd.conf</w:t>
-      </w:r>
-      <w:proofErr w:type="spellEnd"/>
-      <w:r>
-        <w:t xml:space="preserve"> hay que poner lo siguiente:</w:t>
-      </w:r>
-    </w:p>
-    <w:p>
-      <w:proofErr w:type="spellStart"/>
-      <w:r>
-        <w:t>anonymous_enable</w:t>
-      </w:r>
-      <w:proofErr w:type="spellEnd"/>
-      <w:r>
-        <w:t>=YES</w:t>
-      </w:r>
-      <w:r>
-        <w:tab/>
-        <w:t xml:space="preserve">se permite el acceso al usuario </w:t>
-      </w:r>
-      <w:proofErr w:type="spellStart"/>
-      <w:r>
-        <w:t>anonymous</w:t>
-      </w:r>
-      <w:proofErr w:type="spellEnd"/>
-    </w:p>
-    <w:p>
-      <w:proofErr w:type="spellStart"/>
-      <w:r>
-        <w:t>write_enable</w:t>
-      </w:r>
-      <w:proofErr w:type="spellEnd"/>
-      <w:r>
-        <w:t xml:space="preserve">=YES </w:t>
+        <w:t>En /etc/vsftpd.conf hay que poner lo siguiente:</w:t>
+      </w:r>
+    </w:p>
+    <w:p>
+      <w:r>
+        <w:t>anonymous_enable=YES</w:t>
+      </w:r>
+      <w:r>
+        <w:tab/>
+        <w:t>se permite el acceso al usuario anonymous</w:t>
+      </w:r>
+    </w:p>
+    <w:p>
+      <w:r>
+        <w:t xml:space="preserve">write_enable=YES </w:t>
       </w:r>
       <w:r>
         <w:tab/>
@@ -1171,54 +1393,29 @@
       </w:r>
     </w:p>
     <w:p>
-      <w:proofErr w:type="spellStart"/>
-      <w:r>
-        <w:t>anon_upload_enable</w:t>
-      </w:r>
-      <w:proofErr w:type="spellEnd"/>
-      <w:r>
-        <w:t xml:space="preserve">=YES </w:t>
-      </w:r>
-      <w:r>
-        <w:tab/>
-      </w:r>
-      <w:r>
-        <w:tab/>
-        <w:t xml:space="preserve">se permite subir archivos al usuario </w:t>
-      </w:r>
-      <w:proofErr w:type="spellStart"/>
-      <w:r>
-        <w:t>anonymous</w:t>
-      </w:r>
-      <w:proofErr w:type="spellEnd"/>
-    </w:p>
-    <w:p>
-      <w:proofErr w:type="spellStart"/>
-      <w:r>
-        <w:t>anon_mkdir_write_enable</w:t>
-      </w:r>
-      <w:proofErr w:type="spellEnd"/>
-      <w:r>
-        <w:t xml:space="preserve">=YES </w:t>
-      </w:r>
-      <w:r>
-        <w:tab/>
-        <w:t xml:space="preserve">se permite crear carpetas al usuario </w:t>
-      </w:r>
-      <w:proofErr w:type="spellStart"/>
-      <w:r>
-        <w:t>anonymous</w:t>
-      </w:r>
-      <w:proofErr w:type="spellEnd"/>
-    </w:p>
-    <w:p>
-      <w:proofErr w:type="spellStart"/>
-      <w:r>
-        <w:t>anon_umask</w:t>
-      </w:r>
-      <w:proofErr w:type="spellEnd"/>
-      <w:r>
-        <w:t xml:space="preserve">=022 </w:t>
+      <w:r>
+        <w:t xml:space="preserve">anon_upload_enable=YES </w:t>
+      </w:r>
+      <w:r>
+        <w:tab/>
+      </w:r>
+      <w:r>
+        <w:tab/>
+        <w:t>se permite subir archivos al usuario anonymous</w:t>
+      </w:r>
+    </w:p>
+    <w:p>
+      <w:r>
+        <w:t xml:space="preserve">anon_mkdir_write_enable=YES </w:t>
+      </w:r>
+      <w:r>
+        <w:tab/>
+        <w:t>se permite crear carpetas al usuario anonymous</w:t>
+      </w:r>
+    </w:p>
+    <w:p>
+      <w:r>
+        <w:t xml:space="preserve">anon_umask=022 </w:t>
       </w:r>
       <w:r>
         <w:tab/>
@@ -1238,13 +1435,8 @@
       </w:r>
     </w:p>
     <w:p>
-      <w:proofErr w:type="spellStart"/>
-      <w:r>
-        <w:t>xferlog_enable</w:t>
-      </w:r>
-      <w:proofErr w:type="spellEnd"/>
-      <w:r>
-        <w:t xml:space="preserve">=YES </w:t>
+      <w:r>
+        <w:t xml:space="preserve">xferlog_enable=YES </w:t>
       </w:r>
       <w:r>
         <w:tab/>
@@ -1258,21 +1450,8 @@
       </w:r>
     </w:p>
     <w:p>
-      <w:proofErr w:type="spellStart"/>
-      <w:r>
-        <w:t>xferlog_file</w:t>
-      </w:r>
-      <w:proofErr w:type="spellEnd"/>
-      <w:r>
-        <w:t>=/</w:t>
-      </w:r>
-      <w:proofErr w:type="spellStart"/>
-      <w:r>
-        <w:t>var</w:t>
-      </w:r>
-      <w:proofErr w:type="spellEnd"/>
-      <w:r>
-        <w:t xml:space="preserve">/log/vsftpd.log </w:t>
+      <w:r>
+        <w:t xml:space="preserve">xferlog_file=/var/log/vsftpd.log </w:t>
       </w:r>
       <w:r>
         <w:tab/>
@@ -1280,13 +1459,8 @@
       </w:r>
     </w:p>
     <w:p>
-      <w:proofErr w:type="spellStart"/>
-      <w:r>
-        <w:t>local_enable</w:t>
-      </w:r>
-      <w:proofErr w:type="spellEnd"/>
-      <w:r>
-        <w:t xml:space="preserve">=NO </w:t>
+      <w:r>
+        <w:t xml:space="preserve">local_enable=NO </w:t>
       </w:r>
       <w:r>
         <w:tab/>
@@ -1305,75 +1479,46 @@
       </w:r>
     </w:p>
     <w:p>
-      <w:proofErr w:type="spellStart"/>
-      <w:r>
-        <w:t>anon_other_write_enable</w:t>
-      </w:r>
-      <w:proofErr w:type="spellEnd"/>
-      <w:r>
-        <w:t>=YES</w:t>
-      </w:r>
-    </w:p>
-    <w:p/>
+      <w:r>
+        <w:t>anon_other_write_enable=YES</w:t>
+      </w:r>
+    </w:p>
+    <w:p>
+      <w:r>
+        <w:br w:type="page"/>
+      </w:r>
+    </w:p>
     <w:p>
       <w:pPr>
         <w:pStyle w:val="Ttulo2"/>
       </w:pPr>
-      <w:r>
+      <w:bookmarkStart w:id="5" w:name="_Toc215568837"/>
+      <w:r>
+        <w:lastRenderedPageBreak/>
         <w:t>CASO 3: Usuarios locales, anónimos no, sin enjaular:</w:t>
       </w:r>
-    </w:p>
-    <w:p>
-      <w:r>
-        <w:t>En /</w:t>
-      </w:r>
-      <w:proofErr w:type="spellStart"/>
-      <w:r>
-        <w:t>etc</w:t>
-      </w:r>
-      <w:proofErr w:type="spellEnd"/>
-      <w:r>
-        <w:t>/</w:t>
-      </w:r>
-      <w:proofErr w:type="spellStart"/>
-      <w:r>
-        <w:t>vsftpd.conf</w:t>
-      </w:r>
-      <w:proofErr w:type="spellEnd"/>
-      <w:r>
-        <w:t xml:space="preserve"> hay que poner lo siguiente:</w:t>
-      </w:r>
-    </w:p>
-    <w:p>
-      <w:proofErr w:type="spellStart"/>
-      <w:r>
-        <w:t>anonymous_enable</w:t>
-      </w:r>
-      <w:proofErr w:type="spellEnd"/>
-      <w:r>
-        <w:t xml:space="preserve">=NO </w:t>
-      </w:r>
-      <w:r>
-        <w:tab/>
-      </w:r>
-      <w:r>
-        <w:tab/>
-        <w:t xml:space="preserve">no se permite el acceso al usuario </w:t>
-      </w:r>
-      <w:proofErr w:type="spellStart"/>
-      <w:r>
-        <w:t>anonymous</w:t>
-      </w:r>
-      <w:proofErr w:type="spellEnd"/>
-    </w:p>
-    <w:p>
-      <w:proofErr w:type="spellStart"/>
-      <w:r>
-        <w:t>local_enable</w:t>
-      </w:r>
-      <w:proofErr w:type="spellEnd"/>
-      <w:r>
-        <w:t xml:space="preserve">=YES </w:t>
+      <w:bookmarkEnd w:id="5"/>
+    </w:p>
+    <w:p>
+      <w:r>
+        <w:t>En /etc/vsftpd.conf hay que poner lo siguiente:</w:t>
+      </w:r>
+    </w:p>
+    <w:p>
+      <w:r>
+        <w:t xml:space="preserve">anonymous_enable=NO </w:t>
+      </w:r>
+      <w:r>
+        <w:tab/>
+      </w:r>
+      <w:r>
+        <w:tab/>
+        <w:t>no se permite el acceso al usuario anonymous</w:t>
+      </w:r>
+    </w:p>
+    <w:p>
+      <w:r>
+        <w:t xml:space="preserve">local_enable=YES </w:t>
       </w:r>
       <w:r>
         <w:tab/>
@@ -1387,13 +1532,8 @@
       </w:r>
     </w:p>
     <w:p>
-      <w:proofErr w:type="spellStart"/>
-      <w:r>
-        <w:t>write_enable</w:t>
-      </w:r>
-      <w:proofErr w:type="spellEnd"/>
-      <w:r>
-        <w:t xml:space="preserve">=YES </w:t>
+      <w:r>
+        <w:t xml:space="preserve">write_enable=YES </w:t>
       </w:r>
       <w:r>
         <w:tab/>
@@ -1407,13 +1547,8 @@
       </w:r>
     </w:p>
     <w:p>
-      <w:proofErr w:type="spellStart"/>
-      <w:r>
-        <w:t>local_umask</w:t>
-      </w:r>
-      <w:proofErr w:type="spellEnd"/>
-      <w:r>
-        <w:t xml:space="preserve">=022 </w:t>
+      <w:r>
+        <w:t xml:space="preserve">local_umask=022 </w:t>
       </w:r>
       <w:r>
         <w:tab/>
@@ -1433,13 +1568,8 @@
       </w:r>
     </w:p>
     <w:p>
-      <w:proofErr w:type="spellStart"/>
-      <w:r>
-        <w:t>xferlog_enable</w:t>
-      </w:r>
-      <w:proofErr w:type="spellEnd"/>
-      <w:r>
-        <w:t xml:space="preserve">=YES </w:t>
+      <w:r>
+        <w:t xml:space="preserve">xferlog_enable=YES </w:t>
       </w:r>
       <w:r>
         <w:tab/>
@@ -1453,114 +1583,69 @@
       </w:r>
     </w:p>
     <w:p>
-      <w:proofErr w:type="spellStart"/>
+      <w:r>
+        <w:t xml:space="preserve">xferlog_file=/var/log/vsftpd.log </w:t>
+      </w:r>
+      <w:r>
+        <w:tab/>
+        <w:t>nombre del archivo de log</w:t>
+      </w:r>
+    </w:p>
+    <w:p>
+      <w:r>
+        <w:t>Con esta configuración, se permite la subida de archivos y directorios, y la creación, borrado y modificación de directorios.</w:t>
+      </w:r>
+    </w:p>
+    <w:p>
+      <w:r>
+        <w:t>Al no estar el usuario local enjaulado, podrá moverse libremente (desde su carpeta personal) por el árbol de directorios del servidor FTP. Por ejemplo, prueba a crear una carpeta dentro de /srv/ftp/incoming siendo usuario local</w:t>
+      </w:r>
+    </w:p>
+    <w:p/>
+    <w:p>
+      <w:pPr>
+        <w:rPr>
+          <w:rFonts w:asciiTheme="majorHAnsi" w:eastAsiaTheme="majorEastAsia" w:hAnsiTheme="majorHAnsi" w:cstheme="majorBidi"/>
+          <w:b/>
+          <w:sz w:val="28"/>
+          <w:szCs w:val="26"/>
+        </w:rPr>
+      </w:pPr>
+      <w:r>
+        <w:br w:type="page"/>
+      </w:r>
+    </w:p>
+    <w:p>
+      <w:pPr>
+        <w:pStyle w:val="Ttulo2"/>
+      </w:pPr>
+      <w:bookmarkStart w:id="6" w:name="_Toc215568838"/>
       <w:r>
         <w:lastRenderedPageBreak/>
-        <w:t>xferlog_file</w:t>
-      </w:r>
-      <w:proofErr w:type="spellEnd"/>
-      <w:r>
-        <w:t>=/</w:t>
-      </w:r>
-      <w:proofErr w:type="spellStart"/>
-      <w:r>
-        <w:t>var</w:t>
-      </w:r>
-      <w:proofErr w:type="spellEnd"/>
-      <w:r>
-        <w:t xml:space="preserve">/log/vsftpd.log </w:t>
-      </w:r>
-      <w:r>
-        <w:tab/>
-        <w:t>nombre del archivo de log</w:t>
-      </w:r>
-    </w:p>
-    <w:p>
-      <w:r>
-        <w:t>Con esta configuración, se permite la subida de archivos y directorios, y la creación, borrado y modificación de directorios.</w:t>
-      </w:r>
-    </w:p>
-    <w:p>
-      <w:r>
-        <w:t>Al no estar el usuario local enjaulado, podrá moverse libremente (desde su carpeta personal) por el árbol de directorios del servidor FTP. Por ejemplo, prueba a crear una carpeta dentro de /</w:t>
-      </w:r>
-      <w:proofErr w:type="spellStart"/>
-      <w:r>
-        <w:t>srv</w:t>
-      </w:r>
-      <w:proofErr w:type="spellEnd"/>
-      <w:r>
-        <w:t>/ftp/</w:t>
-      </w:r>
-      <w:proofErr w:type="spellStart"/>
-      <w:r>
-        <w:t>incoming</w:t>
-      </w:r>
-      <w:proofErr w:type="spellEnd"/>
-      <w:r>
-        <w:t xml:space="preserve"> siendo usuario local</w:t>
-      </w:r>
-    </w:p>
-    <w:p/>
-    <w:p>
-      <w:pPr>
-        <w:pStyle w:val="Ttulo2"/>
-      </w:pPr>
-      <w:r>
         <w:t>CASO 4: Usuarios locales, anónimos no, enjaulados:</w:t>
       </w:r>
-    </w:p>
-    <w:p>
-      <w:r>
-        <w:t>En /</w:t>
-      </w:r>
-      <w:proofErr w:type="spellStart"/>
-      <w:r>
-        <w:t>etc</w:t>
-      </w:r>
-      <w:proofErr w:type="spellEnd"/>
-      <w:r>
-        <w:t>/</w:t>
-      </w:r>
-      <w:proofErr w:type="spellStart"/>
-      <w:r>
-        <w:t>vsftpd.conf</w:t>
-      </w:r>
-      <w:proofErr w:type="spellEnd"/>
-      <w:r>
-        <w:t xml:space="preserve"> hay que poner lo siguiente:</w:t>
-      </w:r>
-    </w:p>
-    <w:p>
-      <w:proofErr w:type="spellStart"/>
-      <w:r>
-        <w:t>anonymous_enable</w:t>
-      </w:r>
-      <w:proofErr w:type="spellEnd"/>
-      <w:r>
-        <w:t xml:space="preserve">=NO </w:t>
-      </w:r>
-      <w:r>
-        <w:tab/>
-      </w:r>
-      <w:r>
-        <w:tab/>
-        <w:t xml:space="preserve">no se permite el acceso al usuario </w:t>
-      </w:r>
-      <w:proofErr w:type="spellStart"/>
-      <w:r>
-        <w:t>anonymous</w:t>
-      </w:r>
-      <w:proofErr w:type="spellEnd"/>
-    </w:p>
-    <w:p>
-      <w:proofErr w:type="spellStart"/>
-      <w:r>
-        <w:t>local_enable</w:t>
-      </w:r>
-      <w:proofErr w:type="spellEnd"/>
-      <w:r>
-        <w:t xml:space="preserve">=YES </w:t>
+      <w:bookmarkEnd w:id="6"/>
+    </w:p>
+    <w:p>
+      <w:r>
+        <w:t>En /etc/vsftpd.conf hay que poner lo siguiente:</w:t>
+      </w:r>
+    </w:p>
+    <w:p>
+      <w:r>
+        <w:t xml:space="preserve">anonymous_enable=NO </w:t>
+      </w:r>
+      <w:r>
+        <w:tab/>
+      </w:r>
+      <w:r>
+        <w:tab/>
+        <w:t>no se permite el acceso al usuario anonymous</w:t>
+      </w:r>
+    </w:p>
+    <w:p>
+      <w:r>
+        <w:t xml:space="preserve">local_enable=YES </w:t>
       </w:r>
       <w:r>
         <w:tab/>
@@ -1574,13 +1659,8 @@
       </w:r>
     </w:p>
     <w:p>
-      <w:proofErr w:type="spellStart"/>
-      <w:r>
-        <w:t>chroot_local_user</w:t>
-      </w:r>
-      <w:proofErr w:type="spellEnd"/>
-      <w:r>
-        <w:t xml:space="preserve">=YES </w:t>
+      <w:r>
+        <w:t xml:space="preserve">chroot_local_user=YES </w:t>
       </w:r>
       <w:r>
         <w:tab/>
@@ -1591,13 +1671,8 @@
       </w:r>
     </w:p>
     <w:p>
-      <w:proofErr w:type="spellStart"/>
-      <w:r>
-        <w:t>write_enable</w:t>
-      </w:r>
-      <w:proofErr w:type="spellEnd"/>
-      <w:r>
-        <w:t xml:space="preserve">=YES </w:t>
+      <w:r>
+        <w:t xml:space="preserve">write_enable=YES </w:t>
       </w:r>
       <w:r>
         <w:tab/>
@@ -1611,13 +1686,8 @@
       </w:r>
     </w:p>
     <w:p>
-      <w:proofErr w:type="spellStart"/>
-      <w:r>
-        <w:t>local_umask</w:t>
-      </w:r>
-      <w:proofErr w:type="spellEnd"/>
-      <w:r>
-        <w:t xml:space="preserve">=022 </w:t>
+      <w:r>
+        <w:t xml:space="preserve">local_umask=022 </w:t>
       </w:r>
       <w:r>
         <w:tab/>
@@ -1637,13 +1707,8 @@
       </w:r>
     </w:p>
     <w:p>
-      <w:proofErr w:type="spellStart"/>
-      <w:r>
-        <w:t>xferlog_enable</w:t>
-      </w:r>
-      <w:proofErr w:type="spellEnd"/>
-      <w:r>
-        <w:t xml:space="preserve">=YES </w:t>
+      <w:r>
+        <w:t xml:space="preserve">xferlog_enable=YES </w:t>
       </w:r>
       <w:r>
         <w:tab/>
@@ -1657,21 +1722,8 @@
       </w:r>
     </w:p>
     <w:p>
-      <w:proofErr w:type="spellStart"/>
-      <w:r>
-        <w:t>xferlog_file</w:t>
-      </w:r>
-      <w:proofErr w:type="spellEnd"/>
-      <w:r>
-        <w:t>=/</w:t>
-      </w:r>
-      <w:proofErr w:type="spellStart"/>
-      <w:r>
-        <w:t>var</w:t>
-      </w:r>
-      <w:proofErr w:type="spellEnd"/>
-      <w:r>
-        <w:t xml:space="preserve">/log/vsftpd.log </w:t>
+      <w:r>
+        <w:t xml:space="preserve">xferlog_file=/var/log/vsftpd.log </w:t>
       </w:r>
       <w:r>
         <w:tab/>
@@ -1680,91 +1732,12 @@
     </w:p>
     <w:p>
       <w:r>
-        <w:t xml:space="preserve">Si sale el error 500 en el cliente “500 OOPS: </w:t>
-      </w:r>
-      <w:proofErr w:type="spellStart"/>
-      <w:r>
-        <w:t>vsftpd</w:t>
-      </w:r>
-      <w:proofErr w:type="spellEnd"/>
-      <w:r>
-        <w:t xml:space="preserve">: </w:t>
-      </w:r>
-      <w:proofErr w:type="spellStart"/>
-      <w:r>
-        <w:t>refusing</w:t>
-      </w:r>
-      <w:proofErr w:type="spellEnd"/>
-      <w:r>
-        <w:t xml:space="preserve"> </w:t>
-      </w:r>
-      <w:proofErr w:type="spellStart"/>
-      <w:r>
-        <w:t>to</w:t>
-      </w:r>
-      <w:proofErr w:type="spellEnd"/>
-      <w:r>
-        <w:t xml:space="preserve"> run </w:t>
-      </w:r>
-      <w:proofErr w:type="spellStart"/>
-      <w:r>
-        <w:t>with</w:t>
-      </w:r>
-      <w:proofErr w:type="spellEnd"/>
-      <w:r>
-        <w:t xml:space="preserve"> </w:t>
-      </w:r>
-      <w:proofErr w:type="spellStart"/>
-      <w:r>
-        <w:t>writable</w:t>
-      </w:r>
-      <w:proofErr w:type="spellEnd"/>
-      <w:r>
-        <w:t xml:space="preserve"> </w:t>
-      </w:r>
-      <w:proofErr w:type="spellStart"/>
-      <w:r>
-        <w:t>root</w:t>
-      </w:r>
-      <w:proofErr w:type="spellEnd"/>
-      <w:r>
-        <w:t xml:space="preserve"> </w:t>
-      </w:r>
-      <w:proofErr w:type="spellStart"/>
-      <w:r>
-        <w:t>inside</w:t>
-      </w:r>
-      <w:proofErr w:type="spellEnd"/>
-      <w:r>
-        <w:t xml:space="preserve"> </w:t>
-      </w:r>
-      <w:proofErr w:type="spellStart"/>
-      <w:proofErr w:type="gramStart"/>
-      <w:r>
-        <w:t>chroot</w:t>
-      </w:r>
-      <w:proofErr w:type="spellEnd"/>
-      <w:r>
-        <w:t>(</w:t>
-      </w:r>
-      <w:proofErr w:type="gramEnd"/>
-      <w:r>
-        <w:t xml:space="preserve">), hace falta añadir la línea en </w:t>
-      </w:r>
-      <w:proofErr w:type="spellStart"/>
-      <w:r>
-        <w:t>vsftpd.conf</w:t>
-      </w:r>
-      <w:proofErr w:type="spellEnd"/>
-    </w:p>
-    <w:p>
-      <w:proofErr w:type="spellStart"/>
-      <w:r>
-        <w:t>allow_writeable_chroot</w:t>
-      </w:r>
-      <w:proofErr w:type="spellEnd"/>
-      <w:r>
-        <w:t>=YES</w:t>
+        <w:t>Si sale el error 500 en el cliente “500 OOPS: vsftpd: refusing to run with writable root inside chroot(), hace falta añadir la línea en vsftpd.conf</w:t>
+      </w:r>
+    </w:p>
+    <w:p>
+      <w:r>
+        <w:t>allow_writeable_chroot=YES</w:t>
       </w:r>
     </w:p>
     <w:p>
@@ -1779,7 +1752,7 @@
       </w:r>
     </w:p>
     <w:sectPr>
-      <w:footerReference w:type="default" r:id="rId14"/>
+      <w:footerReference w:type="default" r:id="rId18"/>
       <w:pgSz w:w="11906" w:h="16838"/>
       <w:pgMar w:top="1417" w:right="1701" w:bottom="1417" w:left="1701" w:header="708" w:footer="708" w:gutter="0"/>
       <w:cols w:space="708"/>
@@ -2735,6 +2708,19 @@
       <w:contextualSpacing/>
     </w:pPr>
   </w:style>
+  <w:style w:type="paragraph" w:styleId="TDC2">
+    <w:name w:val="toc 2"/>
+    <w:basedOn w:val="Normal"/>
+    <w:next w:val="Normal"/>
+    <w:autoRedefine/>
+    <w:uiPriority w:val="39"/>
+    <w:unhideWhenUsed/>
+    <w:rsid w:val="009867CC"/>
+    <w:pPr>
+      <w:spacing w:after="100"/>
+      <w:ind w:left="240"/>
+    </w:pPr>
+  </w:style>
 </w:styles>
 </file>
 

--- a/2ºDAW/DAW/1ºTrimestre/Unidad 3/Actividades/actividad3.4Pablo.docx
+++ b/2ºDAW/DAW/1ºTrimestre/Unidad 3/Actividades/actividad3.4Pablo.docx
@@ -579,7 +579,15 @@
     </w:p>
     <w:p>
       <w:r>
-        <w:t xml:space="preserve">Se trata de realizar un ejercicio con capturas de pantalla con diferentes tipos de usuarios con el servidor vsftpd. </w:t>
+        <w:t xml:space="preserve">Se trata de realizar un ejercicio con capturas de pantalla con diferentes tipos de usuarios con el servidor </w:t>
+      </w:r>
+      <w:proofErr w:type="spellStart"/>
+      <w:r>
+        <w:t>vsftpd</w:t>
+      </w:r>
+      <w:proofErr w:type="spellEnd"/>
+      <w:r>
+        <w:t xml:space="preserve">. </w:t>
       </w:r>
     </w:p>
     <w:p>
@@ -603,7 +611,15 @@
         </w:numPr>
       </w:pPr>
       <w:r>
-        <w:t xml:space="preserve">En cada caso práctico (hay 4 en esta práctica), para cada tipo de usuario, se modifica el archivo vsftpd.conf con los parámetros descritos para ese usuario. Se guarda el archivo. </w:t>
+        <w:t xml:space="preserve">En cada caso práctico (hay 4 en esta práctica), para cada tipo de usuario, se modifica el archivo </w:t>
+      </w:r>
+      <w:proofErr w:type="spellStart"/>
+      <w:r>
+        <w:t>vsftpd.conf</w:t>
+      </w:r>
+      <w:proofErr w:type="spellEnd"/>
+      <w:r>
+        <w:t xml:space="preserve"> con los parámetros descritos para ese usuario. Se guarda el archivo. </w:t>
       </w:r>
     </w:p>
     <w:p>
@@ -615,7 +631,47 @@
         </w:numPr>
       </w:pPr>
       <w:r>
-        <w:t>Se reinicia el servidor (service vsftpd restart) y se comprueba que funciona (service vsftpd status)</w:t>
+        <w:t>Se reinicia el servidor (</w:t>
+      </w:r>
+      <w:proofErr w:type="spellStart"/>
+      <w:r>
+        <w:t>service</w:t>
+      </w:r>
+      <w:proofErr w:type="spellEnd"/>
+      <w:r>
+        <w:t xml:space="preserve"> </w:t>
+      </w:r>
+      <w:proofErr w:type="spellStart"/>
+      <w:r>
+        <w:t>vsftpd</w:t>
+      </w:r>
+      <w:proofErr w:type="spellEnd"/>
+      <w:r>
+        <w:t xml:space="preserve"> </w:t>
+      </w:r>
+      <w:proofErr w:type="spellStart"/>
+      <w:r>
+        <w:t>restart</w:t>
+      </w:r>
+      <w:proofErr w:type="spellEnd"/>
+      <w:r>
+        <w:t>) y se comprueba que funciona (</w:t>
+      </w:r>
+      <w:proofErr w:type="spellStart"/>
+      <w:r>
+        <w:t>service</w:t>
+      </w:r>
+      <w:proofErr w:type="spellEnd"/>
+      <w:r>
+        <w:t xml:space="preserve"> </w:t>
+      </w:r>
+      <w:proofErr w:type="spellStart"/>
+      <w:r>
+        <w:t>vsftpd</w:t>
+      </w:r>
+      <w:proofErr w:type="spellEnd"/>
+      <w:r>
+        <w:t xml:space="preserve"> status)</w:t>
       </w:r>
     </w:p>
     <w:p>
@@ -627,32 +683,189 @@
         </w:numPr>
       </w:pPr>
       <w:r>
-        <w:t xml:space="preserve">Con un programa cliente ftp, como gftp (apt-get install gftp), la terminal (comando ftp localhost) o filezilla (apt-get install filezilla), se conecta al servidor y se comprueba que ese usuario puede acceder con los permisos indicados en vsftpd.conf </w:t>
-      </w:r>
-    </w:p>
-    <w:p>
-      <w:r>
-        <w:t>Al instalar vsftpd (se verá a continuación) se crean 2 carpetas, /srv y /srv/ftp</w:t>
-      </w:r>
-    </w:p>
-    <w:p>
-      <w:r>
-        <w:t>Es obligatorio crear dentro de la carpeta /srv/ftp una carpeta llamada incoming para el acceso de usuarios anónimos. Luego cambia los permisos de la carpeta así:</w:t>
-      </w:r>
-    </w:p>
-    <w:p>
-      <w:r>
-        <w:t>sudo chmod 777 /srv/ftp/incoming</w:t>
-      </w:r>
-    </w:p>
-    <w:p>
-      <w:r>
-        <w:t>Por otra parte, para que el servidor ftp incluya por lo menos un archivo en sus carpetas, crearemos un fichero llamado prueba.txt dentro de la carpeta /srv/ftp/incoming para hacer pruebas de bajada del mismo con el cliente ftp.</w:t>
-      </w:r>
-    </w:p>
-    <w:p>
-      <w:r>
-        <w:t>Una manera de crear el fichero es así, desde la línea de comandos, como usuario root:</w:t>
+        <w:t xml:space="preserve">Con un programa cliente ftp, como </w:t>
+      </w:r>
+      <w:proofErr w:type="spellStart"/>
+      <w:r>
+        <w:t>gftp</w:t>
+      </w:r>
+      <w:proofErr w:type="spellEnd"/>
+      <w:r>
+        <w:t xml:space="preserve"> (</w:t>
+      </w:r>
+      <w:proofErr w:type="spellStart"/>
+      <w:r>
+        <w:t>apt-get</w:t>
+      </w:r>
+      <w:proofErr w:type="spellEnd"/>
+      <w:r>
+        <w:t xml:space="preserve"> </w:t>
+      </w:r>
+      <w:proofErr w:type="spellStart"/>
+      <w:r>
+        <w:t>install</w:t>
+      </w:r>
+      <w:proofErr w:type="spellEnd"/>
+      <w:r>
+        <w:t xml:space="preserve"> </w:t>
+      </w:r>
+      <w:proofErr w:type="spellStart"/>
+      <w:r>
+        <w:t>gftp</w:t>
+      </w:r>
+      <w:proofErr w:type="spellEnd"/>
+      <w:r>
+        <w:t xml:space="preserve">), la terminal (comando ftp localhost) o </w:t>
+      </w:r>
+      <w:proofErr w:type="spellStart"/>
+      <w:r>
+        <w:t>filezilla</w:t>
+      </w:r>
+      <w:proofErr w:type="spellEnd"/>
+      <w:r>
+        <w:t xml:space="preserve"> (</w:t>
+      </w:r>
+      <w:proofErr w:type="spellStart"/>
+      <w:r>
+        <w:t>apt-get</w:t>
+      </w:r>
+      <w:proofErr w:type="spellEnd"/>
+      <w:r>
+        <w:t xml:space="preserve"> </w:t>
+      </w:r>
+      <w:proofErr w:type="spellStart"/>
+      <w:r>
+        <w:t>install</w:t>
+      </w:r>
+      <w:proofErr w:type="spellEnd"/>
+      <w:r>
+        <w:t xml:space="preserve"> </w:t>
+      </w:r>
+      <w:proofErr w:type="spellStart"/>
+      <w:r>
+        <w:t>filezilla</w:t>
+      </w:r>
+      <w:proofErr w:type="spellEnd"/>
+      <w:r>
+        <w:t xml:space="preserve">), se conecta al servidor y se comprueba que ese usuario puede acceder con los permisos indicados en </w:t>
+      </w:r>
+      <w:proofErr w:type="spellStart"/>
+      <w:r>
+        <w:t>vsftpd.conf</w:t>
+      </w:r>
+      <w:proofErr w:type="spellEnd"/>
+      <w:r>
+        <w:t xml:space="preserve"> </w:t>
+      </w:r>
+    </w:p>
+    <w:p>
+      <w:r>
+        <w:t xml:space="preserve">Al instalar </w:t>
+      </w:r>
+      <w:proofErr w:type="spellStart"/>
+      <w:r>
+        <w:t>vsftpd</w:t>
+      </w:r>
+      <w:proofErr w:type="spellEnd"/>
+      <w:r>
+        <w:t xml:space="preserve"> (se verá a continuación) se crean 2 carpetas, /</w:t>
+      </w:r>
+      <w:proofErr w:type="spellStart"/>
+      <w:r>
+        <w:t>srv</w:t>
+      </w:r>
+      <w:proofErr w:type="spellEnd"/>
+      <w:r>
+        <w:t xml:space="preserve"> y /</w:t>
+      </w:r>
+      <w:proofErr w:type="spellStart"/>
+      <w:r>
+        <w:t>srv</w:t>
+      </w:r>
+      <w:proofErr w:type="spellEnd"/>
+      <w:r>
+        <w:t>/ftp</w:t>
+      </w:r>
+    </w:p>
+    <w:p>
+      <w:r>
+        <w:t>Es obligatorio crear dentro de la carpeta /</w:t>
+      </w:r>
+      <w:proofErr w:type="spellStart"/>
+      <w:r>
+        <w:t>srv</w:t>
+      </w:r>
+      <w:proofErr w:type="spellEnd"/>
+      <w:r>
+        <w:t xml:space="preserve">/ftp una carpeta llamada </w:t>
+      </w:r>
+      <w:proofErr w:type="spellStart"/>
+      <w:r>
+        <w:t>incoming</w:t>
+      </w:r>
+      <w:proofErr w:type="spellEnd"/>
+      <w:r>
+        <w:t xml:space="preserve"> para el acceso de usuarios anónimos. Luego cambia los permisos de la carpeta así:</w:t>
+      </w:r>
+    </w:p>
+    <w:p>
+      <w:r>
+        <w:t xml:space="preserve">sudo </w:t>
+      </w:r>
+      <w:proofErr w:type="spellStart"/>
+      <w:r>
+        <w:t>chmod</w:t>
+      </w:r>
+      <w:proofErr w:type="spellEnd"/>
+      <w:r>
+        <w:t xml:space="preserve"> 777 /</w:t>
+      </w:r>
+      <w:proofErr w:type="spellStart"/>
+      <w:r>
+        <w:t>srv</w:t>
+      </w:r>
+      <w:proofErr w:type="spellEnd"/>
+      <w:r>
+        <w:t>/ftp/</w:t>
+      </w:r>
+      <w:proofErr w:type="spellStart"/>
+      <w:r>
+        <w:t>incoming</w:t>
+      </w:r>
+      <w:proofErr w:type="spellEnd"/>
+    </w:p>
+    <w:p>
+      <w:r>
+        <w:t>Por otra parte, para que el servidor ftp incluya por lo menos un archivo en sus carpetas, crearemos un fichero llamado prueba.txt dentro de la carpeta /</w:t>
+      </w:r>
+      <w:proofErr w:type="spellStart"/>
+      <w:r>
+        <w:t>srv</w:t>
+      </w:r>
+      <w:proofErr w:type="spellEnd"/>
+      <w:r>
+        <w:t>/ftp/</w:t>
+      </w:r>
+      <w:proofErr w:type="spellStart"/>
+      <w:r>
+        <w:t>incoming</w:t>
+      </w:r>
+      <w:proofErr w:type="spellEnd"/>
+      <w:r>
+        <w:t xml:space="preserve"> para hacer pruebas de bajada del mismo con el cliente ftp.</w:t>
+      </w:r>
+    </w:p>
+    <w:p>
+      <w:r>
+        <w:t xml:space="preserve">Una manera de crear el fichero es así, desde la línea de comandos, como usuario </w:t>
+      </w:r>
+      <w:proofErr w:type="spellStart"/>
+      <w:r>
+        <w:t>root</w:t>
+      </w:r>
+      <w:proofErr w:type="spellEnd"/>
+      <w:r>
+        <w:t>:</w:t>
       </w:r>
     </w:p>
     <w:p>
@@ -660,12 +873,36 @@
         <w:ind w:firstLine="708"/>
       </w:pPr>
       <w:r>
-        <w:t>echo hola &gt;&gt;/srv/ftp/incoming/prueba.txt</w:t>
-      </w:r>
-    </w:p>
-    <w:p>
-      <w:r>
-        <w:t>Instalar vsftpd es muy sencillo:</w:t>
+        <w:t>echo hola &gt;&gt;/</w:t>
+      </w:r>
+      <w:proofErr w:type="spellStart"/>
+      <w:r>
+        <w:t>srv</w:t>
+      </w:r>
+      <w:proofErr w:type="spellEnd"/>
+      <w:r>
+        <w:t>/ftp/</w:t>
+      </w:r>
+      <w:proofErr w:type="spellStart"/>
+      <w:r>
+        <w:t>incoming</w:t>
+      </w:r>
+      <w:proofErr w:type="spellEnd"/>
+      <w:r>
+        <w:t>/prueba.txt</w:t>
+      </w:r>
+    </w:p>
+    <w:p>
+      <w:r>
+        <w:t xml:space="preserve">Instalar </w:t>
+      </w:r>
+      <w:proofErr w:type="spellStart"/>
+      <w:r>
+        <w:t>vsftpd</w:t>
+      </w:r>
+      <w:proofErr w:type="spellEnd"/>
+      <w:r>
+        <w:t xml:space="preserve"> es muy sencillo:</w:t>
       </w:r>
     </w:p>
     <w:p>
@@ -674,9 +911,27 @@
       </w:r>
     </w:p>
     <w:p>
-      <w:r>
-        <w:t>apt-get install vsftpd</w:t>
-      </w:r>
+      <w:proofErr w:type="spellStart"/>
+      <w:r>
+        <w:t>apt-get</w:t>
+      </w:r>
+      <w:proofErr w:type="spellEnd"/>
+      <w:r>
+        <w:t xml:space="preserve"> </w:t>
+      </w:r>
+      <w:proofErr w:type="spellStart"/>
+      <w:r>
+        <w:t>install</w:t>
+      </w:r>
+      <w:proofErr w:type="spellEnd"/>
+      <w:r>
+        <w:t xml:space="preserve"> </w:t>
+      </w:r>
+      <w:proofErr w:type="spellStart"/>
+      <w:r>
+        <w:t>vsftpd</w:t>
+      </w:r>
+      <w:proofErr w:type="spellEnd"/>
     </w:p>
     <w:p>
       <w:r>
@@ -722,7 +977,23 @@
     </w:p>
     <w:p>
       <w:r>
-        <w:t>Al instalarse vsftpd, se crean las carpetas /srv/ftp</w:t>
+        <w:t xml:space="preserve">Al instalarse </w:t>
+      </w:r>
+      <w:proofErr w:type="spellStart"/>
+      <w:r>
+        <w:t>vsftpd</w:t>
+      </w:r>
+      <w:proofErr w:type="spellEnd"/>
+      <w:r>
+        <w:t>, se crean las carpetas /</w:t>
+      </w:r>
+      <w:proofErr w:type="spellStart"/>
+      <w:r>
+        <w:t>srv</w:t>
+      </w:r>
+      <w:proofErr w:type="spellEnd"/>
+      <w:r>
+        <w:t>/ftp</w:t>
       </w:r>
     </w:p>
     <w:p>
@@ -769,7 +1040,31 @@
     </w:p>
     <w:p>
       <w:r>
-        <w:t>Como se ha dicho anteriormente, si se desea activar usuarios anónimos, es necesario crear una carpeta llamada incoming como superusuario dentro de /srv/ftp, de tal forma que esa carpeta tenga como permiso tenga 777, esto es, crear y eliminar archivos tanto para el dueño, grupo y otros.</w:t>
+        <w:t xml:space="preserve">Como se ha dicho anteriormente, si se desea activar usuarios anónimos, es necesario crear una carpeta llamada </w:t>
+      </w:r>
+      <w:proofErr w:type="spellStart"/>
+      <w:r>
+        <w:t>incoming</w:t>
+      </w:r>
+      <w:proofErr w:type="spellEnd"/>
+      <w:r>
+        <w:t xml:space="preserve"> como </w:t>
+      </w:r>
+      <w:proofErr w:type="spellStart"/>
+      <w:r>
+        <w:t>superusuario</w:t>
+      </w:r>
+      <w:proofErr w:type="spellEnd"/>
+      <w:r>
+        <w:t xml:space="preserve"> dentro de /</w:t>
+      </w:r>
+      <w:proofErr w:type="spellStart"/>
+      <w:r>
+        <w:t>srv</w:t>
+      </w:r>
+      <w:proofErr w:type="spellEnd"/>
+      <w:r>
+        <w:t>/ftp, de tal forma que esa carpeta tenga como permiso tenga 777, esto es, crear y eliminar archivos tanto para el dueño, grupo y otros.</w:t>
       </w:r>
       <w:r>
         <w:rPr>
@@ -831,7 +1126,15 @@
     </w:p>
     <w:p>
       <w:r>
-        <w:t>IMPORTANTE: el parámetro listen=NO en todos los casos</w:t>
+        <w:t xml:space="preserve">IMPORTANTE: </w:t>
+      </w:r>
+      <w:proofErr w:type="gramStart"/>
+      <w:r>
+        <w:t>el parámetro listen</w:t>
+      </w:r>
+      <w:proofErr w:type="gramEnd"/>
+      <w:r>
+        <w:t>=NO en todos los casos</w:t>
       </w:r>
     </w:p>
     <w:p>
@@ -883,7 +1186,23 @@
     </w:p>
     <w:p>
       <w:r>
-        <w:t>/etc/vsftpd.conf hay que:</w:t>
+        <w:t>/</w:t>
+      </w:r>
+      <w:proofErr w:type="spellStart"/>
+      <w:r>
+        <w:t>etc</w:t>
+      </w:r>
+      <w:proofErr w:type="spellEnd"/>
+      <w:r>
+        <w:t>/</w:t>
+      </w:r>
+      <w:proofErr w:type="spellStart"/>
+      <w:r>
+        <w:t>vsftpd.conf</w:t>
+      </w:r>
+      <w:proofErr w:type="spellEnd"/>
+      <w:r>
+        <w:t xml:space="preserve"> hay que:</w:t>
       </w:r>
     </w:p>
     <w:p>
@@ -895,8 +1214,13 @@
         </w:numPr>
       </w:pPr>
       <w:r>
-        <w:t>Guardar el archivos</w:t>
-      </w:r>
+        <w:t xml:space="preserve">Guardar </w:t>
+      </w:r>
+      <w:proofErr w:type="gramStart"/>
+      <w:r>
+        <w:t>el archivos</w:t>
+      </w:r>
+      <w:proofErr w:type="gramEnd"/>
     </w:p>
     <w:p>
       <w:pPr>
@@ -951,9 +1275,27 @@
           <w:numId w:val="1"/>
         </w:numPr>
       </w:pPr>
-      <w:r>
-        <w:t>service vsftpd restart</w:t>
-      </w:r>
+      <w:proofErr w:type="spellStart"/>
+      <w:r>
+        <w:t>service</w:t>
+      </w:r>
+      <w:proofErr w:type="spellEnd"/>
+      <w:r>
+        <w:t xml:space="preserve"> </w:t>
+      </w:r>
+      <w:proofErr w:type="spellStart"/>
+      <w:r>
+        <w:t>vsftpd</w:t>
+      </w:r>
+      <w:proofErr w:type="spellEnd"/>
+      <w:r>
+        <w:t xml:space="preserve"> </w:t>
+      </w:r>
+      <w:proofErr w:type="spellStart"/>
+      <w:r>
+        <w:t>restart</w:t>
+      </w:r>
+      <w:proofErr w:type="spellEnd"/>
     </w:p>
     <w:p>
       <w:pPr>
@@ -1008,8 +1350,21 @@
           <w:numId w:val="1"/>
         </w:numPr>
       </w:pPr>
-      <w:r>
-        <w:t>service vsftpd status</w:t>
+      <w:proofErr w:type="spellStart"/>
+      <w:r>
+        <w:t>service</w:t>
+      </w:r>
+      <w:proofErr w:type="spellEnd"/>
+      <w:r>
+        <w:t xml:space="preserve"> </w:t>
+      </w:r>
+      <w:proofErr w:type="spellStart"/>
+      <w:r>
+        <w:t>vsftpd</w:t>
+      </w:r>
+      <w:proofErr w:type="spellEnd"/>
+      <w:r>
+        <w:t xml:space="preserve"> status</w:t>
       </w:r>
     </w:p>
     <w:p>
@@ -1099,17 +1454,46 @@
     </w:p>
     <w:p>
       <w:r>
-        <w:t>Se permite el acceso al usuario de nombre anonymous, con o sin contraseña, y da igual la contraseña si se pone. No tiene permisos ni de subida ni de escritura en el servidor FTP. Sólo se le permite descargar.</w:t>
-      </w:r>
-    </w:p>
-    <w:p>
-      <w:r>
-        <w:t>En /etc/vsftpd.conf hay que poner lo siguiente:</w:t>
-      </w:r>
-    </w:p>
-    <w:p>
-      <w:r>
-        <w:t xml:space="preserve">anonymous_enable=YES </w:t>
+        <w:t xml:space="preserve">Se permite el acceso al usuario de nombre </w:t>
+      </w:r>
+      <w:proofErr w:type="spellStart"/>
+      <w:r>
+        <w:t>anonymous</w:t>
+      </w:r>
+      <w:proofErr w:type="spellEnd"/>
+      <w:r>
+        <w:t>, con o sin contraseña, y da igual la contraseña si se pone. No tiene permisos ni de subida ni de escritura en el servidor FTP. Sólo se le permite descargar.</w:t>
+      </w:r>
+    </w:p>
+    <w:p>
+      <w:r>
+        <w:t>En /</w:t>
+      </w:r>
+      <w:proofErr w:type="spellStart"/>
+      <w:r>
+        <w:t>etc</w:t>
+      </w:r>
+      <w:proofErr w:type="spellEnd"/>
+      <w:r>
+        <w:t>/</w:t>
+      </w:r>
+      <w:proofErr w:type="spellStart"/>
+      <w:r>
+        <w:t>vsftpd.conf</w:t>
+      </w:r>
+      <w:proofErr w:type="spellEnd"/>
+      <w:r>
+        <w:t xml:space="preserve"> hay que poner lo siguiente:</w:t>
+      </w:r>
+    </w:p>
+    <w:p>
+      <w:proofErr w:type="spellStart"/>
+      <w:r>
+        <w:t>anonymous_enable</w:t>
+      </w:r>
+      <w:proofErr w:type="spellEnd"/>
+      <w:r>
+        <w:t xml:space="preserve">=YES </w:t>
       </w:r>
       <w:r>
         <w:tab/>
@@ -1124,14 +1508,11 @@
     </w:p>
     <w:p>
       <w:r>
-        <w:rPr>
-          <w:noProof/>
-        </w:rPr>
         <w:drawing>
-          <wp:inline distT="0" distB="0" distL="0" distR="0" wp14:anchorId="1FA62989" wp14:editId="4494274A">
-            <wp:extent cx="2066667" cy="304762"/>
-            <wp:effectExtent l="0" t="0" r="0" b="635"/>
-            <wp:docPr id="13" name="Imagen 13"/>
+          <wp:inline distT="0" distB="0" distL="0" distR="0" wp14:anchorId="1A78E9CA" wp14:editId="2BAD977E">
+            <wp:extent cx="2191056" cy="200053"/>
+            <wp:effectExtent l="0" t="0" r="0" b="9525"/>
+            <wp:docPr id="6" name="Imagen 6"/>
             <wp:cNvGraphicFramePr>
               <a:graphicFrameLocks xmlns:a="http://schemas.openxmlformats.org/drawingml/2006/main" noChangeAspect="1"/>
             </wp:cNvGraphicFramePr>
@@ -1151,7 +1532,7 @@
                   <pic:spPr>
                     <a:xfrm>
                       <a:off x="0" y="0"/>
-                      <a:ext cx="2066667" cy="304762"/>
+                      <a:ext cx="2191056" cy="200053"/>
                     </a:xfrm>
                     <a:prstGeom prst="rect">
                       <a:avLst/>
@@ -1165,8 +1546,13 @@
       </w:r>
     </w:p>
     <w:p>
-      <w:r>
-        <w:t xml:space="preserve">xferlog_enable=YES </w:t>
+      <w:proofErr w:type="spellStart"/>
+      <w:r>
+        <w:t>xferlog_enable</w:t>
+      </w:r>
+      <w:proofErr w:type="spellEnd"/>
+      <w:r>
+        <w:t xml:space="preserve">=YES </w:t>
       </w:r>
       <w:r>
         <w:tab/>
@@ -1222,8 +1608,21 @@
       </w:r>
     </w:p>
     <w:p>
-      <w:r>
-        <w:t xml:space="preserve">xferlog_file=/var/log/vsftpd.log </w:t>
+      <w:proofErr w:type="spellStart"/>
+      <w:r>
+        <w:t>xferlog_file</w:t>
+      </w:r>
+      <w:proofErr w:type="spellEnd"/>
+      <w:r>
+        <w:t>=/</w:t>
+      </w:r>
+      <w:proofErr w:type="spellStart"/>
+      <w:r>
+        <w:t>var</w:t>
+      </w:r>
+      <w:proofErr w:type="spellEnd"/>
+      <w:r>
+        <w:t xml:space="preserve">/log/vsftpd.log </w:t>
       </w:r>
       <w:r>
         <w:tab/>
@@ -1273,8 +1672,13 @@
       </w:r>
     </w:p>
     <w:p>
-      <w:r>
-        <w:t xml:space="preserve">local_enable=NO </w:t>
+      <w:proofErr w:type="spellStart"/>
+      <w:r>
+        <w:t>local_enable</w:t>
+      </w:r>
+      <w:proofErr w:type="spellEnd"/>
+      <w:r>
+        <w:t xml:space="preserve">=NO </w:t>
       </w:r>
       <w:r>
         <w:tab/>
@@ -1308,7 +1712,7 @@
                     <pic:cNvPicPr/>
                   </pic:nvPicPr>
                   <pic:blipFill>
-                    <a:blip r:embed="rId15"/>
+                    <a:blip r:embed="rId18"/>
                     <a:stretch>
                       <a:fillRect/>
                     </a:stretch>
@@ -1331,10 +1735,52 @@
     </w:p>
     <w:p>
       <w:r>
-        <w:t>Si se quisieran permitir usuarios locales también, basta con poner a YES la directiva local_enable</w:t>
-      </w:r>
+        <w:t xml:space="preserve">Si se quisieran permitir usuarios locales también, basta con poner a YES la directiva </w:t>
+      </w:r>
+      <w:proofErr w:type="spellStart"/>
+      <w:r>
+        <w:t>local_enable</w:t>
+      </w:r>
+      <w:proofErr w:type="spellEnd"/>
       <w:r>
         <w:cr/>
+      </w:r>
+      <w:r>
+        <w:drawing>
+          <wp:inline distT="0" distB="0" distL="0" distR="0" wp14:anchorId="107FB8A0" wp14:editId="5653EA1D">
+            <wp:extent cx="5400040" cy="1244600"/>
+            <wp:effectExtent l="0" t="0" r="0" b="0"/>
+            <wp:docPr id="9" name="Imagen 9"/>
+            <wp:cNvGraphicFramePr>
+              <a:graphicFrameLocks xmlns:a="http://schemas.openxmlformats.org/drawingml/2006/main" noChangeAspect="1"/>
+            </wp:cNvGraphicFramePr>
+            <a:graphic xmlns:a="http://schemas.openxmlformats.org/drawingml/2006/main">
+              <a:graphicData uri="http://schemas.openxmlformats.org/drawingml/2006/picture">
+                <pic:pic xmlns:pic="http://schemas.openxmlformats.org/drawingml/2006/picture">
+                  <pic:nvPicPr>
+                    <pic:cNvPr id="1" name=""/>
+                    <pic:cNvPicPr/>
+                  </pic:nvPicPr>
+                  <pic:blipFill>
+                    <a:blip r:embed="rId19"/>
+                    <a:stretch>
+                      <a:fillRect/>
+                    </a:stretch>
+                  </pic:blipFill>
+                  <pic:spPr>
+                    <a:xfrm>
+                      <a:off x="0" y="0"/>
+                      <a:ext cx="5400040" cy="1244600"/>
+                    </a:xfrm>
+                    <a:prstGeom prst="rect">
+                      <a:avLst/>
+                    </a:prstGeom>
+                  </pic:spPr>
+                </pic:pic>
+              </a:graphicData>
+            </a:graphic>
+          </wp:inline>
+        </w:drawing>
       </w:r>
     </w:p>
     <w:p>
@@ -1368,21 +1814,182 @@
     </w:p>
     <w:p>
       <w:r>
-        <w:t>En /etc/vsftpd.conf hay que poner lo siguiente:</w:t>
-      </w:r>
-    </w:p>
-    <w:p>
-      <w:r>
-        <w:t>anonymous_enable=YES</w:t>
-      </w:r>
-      <w:r>
-        <w:tab/>
-        <w:t>se permite el acceso al usuario anonymous</w:t>
-      </w:r>
-    </w:p>
-    <w:p>
-      <w:r>
-        <w:t xml:space="preserve">write_enable=YES </w:t>
+        <w:t>En /</w:t>
+      </w:r>
+      <w:proofErr w:type="spellStart"/>
+      <w:r>
+        <w:t>etc</w:t>
+      </w:r>
+      <w:proofErr w:type="spellEnd"/>
+      <w:r>
+        <w:t>/</w:t>
+      </w:r>
+      <w:proofErr w:type="spellStart"/>
+      <w:r>
+        <w:t>vsftpd.conf</w:t>
+      </w:r>
+      <w:proofErr w:type="spellEnd"/>
+      <w:r>
+        <w:t xml:space="preserve"> hay que poner lo siguiente:</w:t>
+      </w:r>
+    </w:p>
+    <w:p>
+      <w:r>
+        <w:drawing>
+          <wp:anchor distT="0" distB="0" distL="114300" distR="114300" simplePos="0" relativeHeight="251664384" behindDoc="1" locked="0" layoutInCell="1" allowOverlap="1" wp14:anchorId="3EC922E9" wp14:editId="08277D0B">
+            <wp:simplePos x="0" y="0"/>
+            <wp:positionH relativeFrom="page">
+              <wp:align>right</wp:align>
+            </wp:positionH>
+            <wp:positionV relativeFrom="paragraph">
+              <wp:posOffset>66040</wp:posOffset>
+            </wp:positionV>
+            <wp:extent cx="1638300" cy="149584"/>
+            <wp:effectExtent l="0" t="0" r="0" b="3175"/>
+            <wp:wrapTight wrapText="bothSides">
+              <wp:wrapPolygon edited="0">
+                <wp:start x="0" y="0"/>
+                <wp:lineTo x="0" y="19302"/>
+                <wp:lineTo x="21349" y="19302"/>
+                <wp:lineTo x="21349" y="0"/>
+                <wp:lineTo x="0" y="0"/>
+              </wp:wrapPolygon>
+            </wp:wrapTight>
+            <wp:docPr id="11" name="Imagen 11"/>
+            <wp:cNvGraphicFramePr>
+              <a:graphicFrameLocks xmlns:a="http://schemas.openxmlformats.org/drawingml/2006/main" noChangeAspect="1"/>
+            </wp:cNvGraphicFramePr>
+            <a:graphic xmlns:a="http://schemas.openxmlformats.org/drawingml/2006/main">
+              <a:graphicData uri="http://schemas.openxmlformats.org/drawingml/2006/picture">
+                <pic:pic xmlns:pic="http://schemas.openxmlformats.org/drawingml/2006/picture">
+                  <pic:nvPicPr>
+                    <pic:cNvPr id="1" name=""/>
+                    <pic:cNvPicPr/>
+                  </pic:nvPicPr>
+                  <pic:blipFill>
+                    <a:blip r:embed="rId15">
+                      <a:extLst>
+                        <a:ext uri="{28A0092B-C50C-407E-A947-70E740481C1C}">
+                          <a14:useLocalDpi xmlns:a14="http://schemas.microsoft.com/office/drawing/2010/main" val="0"/>
+                        </a:ext>
+                      </a:extLst>
+                    </a:blip>
+                    <a:stretch>
+                      <a:fillRect/>
+                    </a:stretch>
+                  </pic:blipFill>
+                  <pic:spPr>
+                    <a:xfrm>
+                      <a:off x="0" y="0"/>
+                      <a:ext cx="1638300" cy="149584"/>
+                    </a:xfrm>
+                    <a:prstGeom prst="rect">
+                      <a:avLst/>
+                    </a:prstGeom>
+                  </pic:spPr>
+                </pic:pic>
+              </a:graphicData>
+            </a:graphic>
+          </wp:anchor>
+        </w:drawing>
+      </w:r>
+      <w:proofErr w:type="spellStart"/>
+      <w:r>
+        <w:t>anonymous_enable</w:t>
+      </w:r>
+      <w:proofErr w:type="spellEnd"/>
+      <w:r>
+        <w:t>=YES</w:t>
+      </w:r>
+      <w:r>
+        <w:tab/>
+        <w:t xml:space="preserve">se permite el acceso al usuario </w:t>
+      </w:r>
+      <w:r>
+        <w:t>Anonymous</w:t>
+      </w:r>
+    </w:p>
+    <w:p>
+      <w:pPr>
+        <w:tabs>
+          <w:tab w:val="left" w:pos="708"/>
+          <w:tab w:val="left" w:pos="1416"/>
+          <w:tab w:val="left" w:pos="2124"/>
+          <w:tab w:val="left" w:pos="2832"/>
+          <w:tab w:val="left" w:pos="3540"/>
+          <w:tab w:val="left" w:pos="4248"/>
+          <w:tab w:val="left" w:pos="4956"/>
+          <w:tab w:val="left" w:pos="5664"/>
+          <w:tab w:val="left" w:pos="6372"/>
+          <w:tab w:val="left" w:pos="6945"/>
+        </w:tabs>
+      </w:pPr>
+      <w:r>
+        <w:drawing>
+          <wp:anchor distT="0" distB="0" distL="114300" distR="114300" simplePos="0" relativeHeight="251662336" behindDoc="1" locked="0" layoutInCell="1" allowOverlap="1" wp14:anchorId="06ABC750" wp14:editId="5302BE0E">
+            <wp:simplePos x="0" y="0"/>
+            <wp:positionH relativeFrom="page">
+              <wp:align>right</wp:align>
+            </wp:positionH>
+            <wp:positionV relativeFrom="paragraph">
+              <wp:posOffset>12700</wp:posOffset>
+            </wp:positionV>
+            <wp:extent cx="2057687" cy="209579"/>
+            <wp:effectExtent l="0" t="0" r="0" b="0"/>
+            <wp:wrapTight wrapText="bothSides">
+              <wp:wrapPolygon edited="0">
+                <wp:start x="0" y="0"/>
+                <wp:lineTo x="0" y="19636"/>
+                <wp:lineTo x="21400" y="19636"/>
+                <wp:lineTo x="21400" y="0"/>
+                <wp:lineTo x="0" y="0"/>
+              </wp:wrapPolygon>
+            </wp:wrapTight>
+            <wp:docPr id="22" name="Imagen 22"/>
+            <wp:cNvGraphicFramePr>
+              <a:graphicFrameLocks xmlns:a="http://schemas.openxmlformats.org/drawingml/2006/main" noChangeAspect="1"/>
+            </wp:cNvGraphicFramePr>
+            <a:graphic xmlns:a="http://schemas.openxmlformats.org/drawingml/2006/main">
+              <a:graphicData uri="http://schemas.openxmlformats.org/drawingml/2006/picture">
+                <pic:pic xmlns:pic="http://schemas.openxmlformats.org/drawingml/2006/picture">
+                  <pic:nvPicPr>
+                    <pic:cNvPr id="1" name=""/>
+                    <pic:cNvPicPr/>
+                  </pic:nvPicPr>
+                  <pic:blipFill>
+                    <a:blip r:embed="rId20">
+                      <a:extLst>
+                        <a:ext uri="{28A0092B-C50C-407E-A947-70E740481C1C}">
+                          <a14:useLocalDpi xmlns:a14="http://schemas.microsoft.com/office/drawing/2010/main" val="0"/>
+                        </a:ext>
+                      </a:extLst>
+                    </a:blip>
+                    <a:stretch>
+                      <a:fillRect/>
+                    </a:stretch>
+                  </pic:blipFill>
+                  <pic:spPr>
+                    <a:xfrm>
+                      <a:off x="0" y="0"/>
+                      <a:ext cx="2057687" cy="209579"/>
+                    </a:xfrm>
+                    <a:prstGeom prst="rect">
+                      <a:avLst/>
+                    </a:prstGeom>
+                  </pic:spPr>
+                </pic:pic>
+              </a:graphicData>
+            </a:graphic>
+          </wp:anchor>
+        </w:drawing>
+      </w:r>
+      <w:proofErr w:type="spellStart"/>
+      <w:r>
+        <w:t>write_enable</w:t>
+      </w:r>
+      <w:proofErr w:type="spellEnd"/>
+      <w:r>
+        <w:t xml:space="preserve">=YES </w:t>
       </w:r>
       <w:r>
         <w:tab/>
@@ -1393,29 +2000,244 @@
       </w:r>
     </w:p>
     <w:p>
-      <w:r>
-        <w:t xml:space="preserve">anon_upload_enable=YES </w:t>
-      </w:r>
-      <w:r>
-        <w:tab/>
-      </w:r>
-      <w:r>
-        <w:tab/>
-        <w:t>se permite subir archivos al usuario anonymous</w:t>
-      </w:r>
-    </w:p>
-    <w:p>
-      <w:r>
-        <w:t xml:space="preserve">anon_mkdir_write_enable=YES </w:t>
-      </w:r>
-      <w:r>
-        <w:tab/>
-        <w:t>se permite crear carpetas al usuario anonymous</w:t>
-      </w:r>
-    </w:p>
-    <w:p>
-      <w:r>
-        <w:t xml:space="preserve">anon_umask=022 </w:t>
+      <w:pPr>
+        <w:tabs>
+          <w:tab w:val="left" w:pos="708"/>
+          <w:tab w:val="left" w:pos="1416"/>
+          <w:tab w:val="left" w:pos="2124"/>
+          <w:tab w:val="left" w:pos="2832"/>
+          <w:tab w:val="left" w:pos="3540"/>
+          <w:tab w:val="left" w:pos="4248"/>
+          <w:tab w:val="left" w:pos="4956"/>
+          <w:tab w:val="left" w:pos="5664"/>
+          <w:tab w:val="left" w:pos="6372"/>
+          <w:tab w:val="left" w:pos="6945"/>
+        </w:tabs>
+      </w:pPr>
+      <w:proofErr w:type="spellStart"/>
+      <w:r>
+        <w:t>anon_upload_enable</w:t>
+      </w:r>
+      <w:proofErr w:type="spellEnd"/>
+      <w:r>
+        <w:t xml:space="preserve">=YES </w:t>
+      </w:r>
+      <w:r>
+        <w:tab/>
+      </w:r>
+      <w:r>
+        <w:tab/>
+        <w:t xml:space="preserve">se permite subir archivos al usuario </w:t>
+      </w:r>
+      <w:r>
+        <w:t>Anonymous</w:t>
+      </w:r>
+    </w:p>
+    <w:p>
+      <w:pPr>
+        <w:ind w:left="708" w:hanging="708"/>
+      </w:pPr>
+      <w:r>
+        <w:drawing>
+          <wp:anchor distT="0" distB="0" distL="114300" distR="114300" simplePos="0" relativeHeight="251663360" behindDoc="1" locked="0" layoutInCell="1" allowOverlap="1" wp14:anchorId="4B727DA0" wp14:editId="6619EBE0">
+            <wp:simplePos x="0" y="0"/>
+            <wp:positionH relativeFrom="margin">
+              <wp:align>left</wp:align>
+            </wp:positionH>
+            <wp:positionV relativeFrom="paragraph">
+              <wp:posOffset>76835</wp:posOffset>
+            </wp:positionV>
+            <wp:extent cx="2482850" cy="180340"/>
+            <wp:effectExtent l="0" t="0" r="0" b="0"/>
+            <wp:wrapTight wrapText="bothSides">
+              <wp:wrapPolygon edited="0">
+                <wp:start x="0" y="0"/>
+                <wp:lineTo x="0" y="18254"/>
+                <wp:lineTo x="21379" y="18254"/>
+                <wp:lineTo x="21379" y="0"/>
+                <wp:lineTo x="0" y="0"/>
+              </wp:wrapPolygon>
+            </wp:wrapTight>
+            <wp:docPr id="18" name="Imagen 18"/>
+            <wp:cNvGraphicFramePr>
+              <a:graphicFrameLocks xmlns:a="http://schemas.openxmlformats.org/drawingml/2006/main" noChangeAspect="1"/>
+            </wp:cNvGraphicFramePr>
+            <a:graphic xmlns:a="http://schemas.openxmlformats.org/drawingml/2006/main">
+              <a:graphicData uri="http://schemas.openxmlformats.org/drawingml/2006/picture">
+                <pic:pic xmlns:pic="http://schemas.openxmlformats.org/drawingml/2006/picture">
+                  <pic:nvPicPr>
+                    <pic:cNvPr id="1" name=""/>
+                    <pic:cNvPicPr/>
+                  </pic:nvPicPr>
+                  <pic:blipFill>
+                    <a:blip r:embed="rId21">
+                      <a:extLst>
+                        <a:ext uri="{28A0092B-C50C-407E-A947-70E740481C1C}">
+                          <a14:useLocalDpi xmlns:a14="http://schemas.microsoft.com/office/drawing/2010/main" val="0"/>
+                        </a:ext>
+                      </a:extLst>
+                    </a:blip>
+                    <a:stretch>
+                      <a:fillRect/>
+                    </a:stretch>
+                  </pic:blipFill>
+                  <pic:spPr>
+                    <a:xfrm>
+                      <a:off x="0" y="0"/>
+                      <a:ext cx="2482850" cy="180340"/>
+                    </a:xfrm>
+                    <a:prstGeom prst="rect">
+                      <a:avLst/>
+                    </a:prstGeom>
+                  </pic:spPr>
+                </pic:pic>
+              </a:graphicData>
+            </a:graphic>
+            <wp14:sizeRelH relativeFrom="margin">
+              <wp14:pctWidth>0</wp14:pctWidth>
+            </wp14:sizeRelH>
+            <wp14:sizeRelV relativeFrom="margin">
+              <wp14:pctHeight>0</wp14:pctHeight>
+            </wp14:sizeRelV>
+          </wp:anchor>
+        </w:drawing>
+      </w:r>
+    </w:p>
+    <w:p>
+      <w:proofErr w:type="spellStart"/>
+      <w:r>
+        <w:t>anon_mkdir_write_enable</w:t>
+      </w:r>
+      <w:proofErr w:type="spellEnd"/>
+      <w:r>
+        <w:t xml:space="preserve">=YES </w:t>
+      </w:r>
+      <w:r>
+        <w:tab/>
+        <w:t xml:space="preserve">se permite crear carpetas al usuario </w:t>
+      </w:r>
+      <w:r>
+        <w:t>Anonymous</w:t>
+      </w:r>
+    </w:p>
+    <w:p>
+      <w:r>
+        <w:drawing>
+          <wp:inline distT="0" distB="0" distL="0" distR="0" wp14:anchorId="01B3EDF8" wp14:editId="3165AB50">
+            <wp:extent cx="2295525" cy="156205"/>
+            <wp:effectExtent l="0" t="0" r="0" b="0"/>
+            <wp:docPr id="19" name="Imagen 19"/>
+            <wp:cNvGraphicFramePr>
+              <a:graphicFrameLocks xmlns:a="http://schemas.openxmlformats.org/drawingml/2006/main" noChangeAspect="1"/>
+            </wp:cNvGraphicFramePr>
+            <a:graphic xmlns:a="http://schemas.openxmlformats.org/drawingml/2006/main">
+              <a:graphicData uri="http://schemas.openxmlformats.org/drawingml/2006/picture">
+                <pic:pic xmlns:pic="http://schemas.openxmlformats.org/drawingml/2006/picture">
+                  <pic:nvPicPr>
+                    <pic:cNvPr id="1" name=""/>
+                    <pic:cNvPicPr/>
+                  </pic:nvPicPr>
+                  <pic:blipFill>
+                    <a:blip r:embed="rId22"/>
+                    <a:stretch>
+                      <a:fillRect/>
+                    </a:stretch>
+                  </pic:blipFill>
+                  <pic:spPr>
+                    <a:xfrm>
+                      <a:off x="0" y="0"/>
+                      <a:ext cx="2336515" cy="158994"/>
+                    </a:xfrm>
+                    <a:prstGeom prst="rect">
+                      <a:avLst/>
+                    </a:prstGeom>
+                  </pic:spPr>
+                </pic:pic>
+              </a:graphicData>
+            </a:graphic>
+          </wp:inline>
+        </w:drawing>
+      </w:r>
+    </w:p>
+    <w:p>
+      <w:pPr>
+        <w:rPr>
+          <w:sz w:val="16"/>
+          <w:szCs w:val="16"/>
+        </w:rPr>
+      </w:pPr>
+      <w:r>
+        <w:drawing>
+          <wp:anchor distT="0" distB="0" distL="114300" distR="114300" simplePos="0" relativeHeight="251665408" behindDoc="1" locked="0" layoutInCell="1" allowOverlap="1" wp14:anchorId="6F51A5D0" wp14:editId="754A39E9">
+            <wp:simplePos x="0" y="0"/>
+            <wp:positionH relativeFrom="page">
+              <wp:posOffset>6410325</wp:posOffset>
+            </wp:positionH>
+            <wp:positionV relativeFrom="paragraph">
+              <wp:posOffset>48260</wp:posOffset>
+            </wp:positionV>
+            <wp:extent cx="1149985" cy="159385"/>
+            <wp:effectExtent l="0" t="0" r="0" b="0"/>
+            <wp:wrapTight wrapText="bothSides">
+              <wp:wrapPolygon edited="0">
+                <wp:start x="0" y="0"/>
+                <wp:lineTo x="0" y="18072"/>
+                <wp:lineTo x="21111" y="18072"/>
+                <wp:lineTo x="21111" y="0"/>
+                <wp:lineTo x="0" y="0"/>
+              </wp:wrapPolygon>
+            </wp:wrapTight>
+            <wp:docPr id="20" name="Imagen 20"/>
+            <wp:cNvGraphicFramePr>
+              <a:graphicFrameLocks xmlns:a="http://schemas.openxmlformats.org/drawingml/2006/main" noChangeAspect="1"/>
+            </wp:cNvGraphicFramePr>
+            <a:graphic xmlns:a="http://schemas.openxmlformats.org/drawingml/2006/main">
+              <a:graphicData uri="http://schemas.openxmlformats.org/drawingml/2006/picture">
+                <pic:pic xmlns:pic="http://schemas.openxmlformats.org/drawingml/2006/picture">
+                  <pic:nvPicPr>
+                    <pic:cNvPr id="1" name=""/>
+                    <pic:cNvPicPr/>
+                  </pic:nvPicPr>
+                  <pic:blipFill>
+                    <a:blip r:embed="rId23">
+                      <a:extLst>
+                        <a:ext uri="{28A0092B-C50C-407E-A947-70E740481C1C}">
+                          <a14:useLocalDpi xmlns:a14="http://schemas.microsoft.com/office/drawing/2010/main" val="0"/>
+                        </a:ext>
+                      </a:extLst>
+                    </a:blip>
+                    <a:stretch>
+                      <a:fillRect/>
+                    </a:stretch>
+                  </pic:blipFill>
+                  <pic:spPr>
+                    <a:xfrm>
+                      <a:off x="0" y="0"/>
+                      <a:ext cx="1149985" cy="159385"/>
+                    </a:xfrm>
+                    <a:prstGeom prst="rect">
+                      <a:avLst/>
+                    </a:prstGeom>
+                  </pic:spPr>
+                </pic:pic>
+              </a:graphicData>
+            </a:graphic>
+            <wp14:sizeRelH relativeFrom="margin">
+              <wp14:pctWidth>0</wp14:pctWidth>
+            </wp14:sizeRelH>
+            <wp14:sizeRelV relativeFrom="margin">
+              <wp14:pctHeight>0</wp14:pctHeight>
+            </wp14:sizeRelV>
+          </wp:anchor>
+        </w:drawing>
+      </w:r>
+      <w:proofErr w:type="spellStart"/>
+      <w:r>
+        <w:t>anon_umask</w:t>
+      </w:r>
+      <w:proofErr w:type="spellEnd"/>
+      <w:r>
+        <w:t xml:space="preserve">=022 </w:t>
       </w:r>
       <w:r>
         <w:tab/>
@@ -1436,7 +2258,74 @@
     </w:p>
     <w:p>
       <w:r>
-        <w:t xml:space="preserve">xferlog_enable=YES </w:t>
+        <w:rPr>
+          <w:noProof/>
+        </w:rPr>
+        <w:drawing>
+          <wp:anchor distT="0" distB="0" distL="114300" distR="114300" simplePos="0" relativeHeight="251666432" behindDoc="1" locked="0" layoutInCell="1" allowOverlap="1" wp14:anchorId="58286322" wp14:editId="5010F9E1">
+            <wp:simplePos x="0" y="0"/>
+            <wp:positionH relativeFrom="column">
+              <wp:posOffset>4682490</wp:posOffset>
+            </wp:positionH>
+            <wp:positionV relativeFrom="paragraph">
+              <wp:posOffset>8255</wp:posOffset>
+            </wp:positionV>
+            <wp:extent cx="1657350" cy="183395"/>
+            <wp:effectExtent l="0" t="0" r="0" b="7620"/>
+            <wp:wrapTight wrapText="bothSides">
+              <wp:wrapPolygon edited="0">
+                <wp:start x="0" y="0"/>
+                <wp:lineTo x="0" y="20250"/>
+                <wp:lineTo x="21352" y="20250"/>
+                <wp:lineTo x="21352" y="0"/>
+                <wp:lineTo x="0" y="0"/>
+              </wp:wrapPolygon>
+            </wp:wrapTight>
+            <wp:docPr id="17" name="Imagen 17"/>
+            <wp:cNvGraphicFramePr>
+              <a:graphicFrameLocks xmlns:a="http://schemas.openxmlformats.org/drawingml/2006/main" noChangeAspect="1"/>
+            </wp:cNvGraphicFramePr>
+            <a:graphic xmlns:a="http://schemas.openxmlformats.org/drawingml/2006/main">
+              <a:graphicData uri="http://schemas.openxmlformats.org/drawingml/2006/picture">
+                <pic:pic xmlns:pic="http://schemas.openxmlformats.org/drawingml/2006/picture">
+                  <pic:nvPicPr>
+                    <pic:cNvPr id="1" name=""/>
+                    <pic:cNvPicPr/>
+                  </pic:nvPicPr>
+                  <pic:blipFill>
+                    <a:blip r:embed="rId16">
+                      <a:extLst>
+                        <a:ext uri="{28A0092B-C50C-407E-A947-70E740481C1C}">
+                          <a14:useLocalDpi xmlns:a14="http://schemas.microsoft.com/office/drawing/2010/main" val="0"/>
+                        </a:ext>
+                      </a:extLst>
+                    </a:blip>
+                    <a:stretch>
+                      <a:fillRect/>
+                    </a:stretch>
+                  </pic:blipFill>
+                  <pic:spPr>
+                    <a:xfrm>
+                      <a:off x="0" y="0"/>
+                      <a:ext cx="1657350" cy="183395"/>
+                    </a:xfrm>
+                    <a:prstGeom prst="rect">
+                      <a:avLst/>
+                    </a:prstGeom>
+                  </pic:spPr>
+                </pic:pic>
+              </a:graphicData>
+            </a:graphic>
+          </wp:anchor>
+        </w:drawing>
+      </w:r>
+      <w:proofErr w:type="spellStart"/>
+      <w:r>
+        <w:t>xferlog_enable</w:t>
+      </w:r>
+      <w:proofErr w:type="spellEnd"/>
+      <w:r>
+        <w:t xml:space="preserve">=YES </w:t>
       </w:r>
       <w:r>
         <w:tab/>
@@ -1450,8 +2339,21 @@
       </w:r>
     </w:p>
     <w:p>
-      <w:r>
-        <w:t xml:space="preserve">xferlog_file=/var/log/vsftpd.log </w:t>
+      <w:proofErr w:type="spellStart"/>
+      <w:r>
+        <w:t>xferlog_file</w:t>
+      </w:r>
+      <w:proofErr w:type="spellEnd"/>
+      <w:r>
+        <w:t>=/</w:t>
+      </w:r>
+      <w:proofErr w:type="spellStart"/>
+      <w:r>
+        <w:t>var</w:t>
+      </w:r>
+      <w:proofErr w:type="spellEnd"/>
+      <w:r>
+        <w:t xml:space="preserve">/log/vsftpd.log </w:t>
       </w:r>
       <w:r>
         <w:tab/>
@@ -1460,7 +2362,116 @@
     </w:p>
     <w:p>
       <w:r>
-        <w:t xml:space="preserve">local_enable=NO </w:t>
+        <w:rPr>
+          <w:noProof/>
+        </w:rPr>
+        <w:drawing>
+          <wp:inline distT="0" distB="0" distL="0" distR="0" wp14:anchorId="31FD5B73" wp14:editId="2CA61DE3">
+            <wp:extent cx="2324100" cy="191022"/>
+            <wp:effectExtent l="0" t="0" r="0" b="0"/>
+            <wp:docPr id="16" name="Imagen 16"/>
+            <wp:cNvGraphicFramePr>
+              <a:graphicFrameLocks xmlns:a="http://schemas.openxmlformats.org/drawingml/2006/main" noChangeAspect="1"/>
+            </wp:cNvGraphicFramePr>
+            <a:graphic xmlns:a="http://schemas.openxmlformats.org/drawingml/2006/main">
+              <a:graphicData uri="http://schemas.openxmlformats.org/drawingml/2006/picture">
+                <pic:pic xmlns:pic="http://schemas.openxmlformats.org/drawingml/2006/picture">
+                  <pic:nvPicPr>
+                    <pic:cNvPr id="1" name=""/>
+                    <pic:cNvPicPr/>
+                  </pic:nvPicPr>
+                  <pic:blipFill>
+                    <a:blip r:embed="rId17"/>
+                    <a:stretch>
+                      <a:fillRect/>
+                    </a:stretch>
+                  </pic:blipFill>
+                  <pic:spPr>
+                    <a:xfrm>
+                      <a:off x="0" y="0"/>
+                      <a:ext cx="2362945" cy="194215"/>
+                    </a:xfrm>
+                    <a:prstGeom prst="rect">
+                      <a:avLst/>
+                    </a:prstGeom>
+                  </pic:spPr>
+                </pic:pic>
+              </a:graphicData>
+            </a:graphic>
+          </wp:inline>
+        </w:drawing>
+      </w:r>
+    </w:p>
+    <w:p>
+      <w:r>
+        <w:rPr>
+          <w:noProof/>
+        </w:rPr>
+        <w:drawing>
+          <wp:anchor distT="0" distB="0" distL="114300" distR="114300" simplePos="0" relativeHeight="251667456" behindDoc="1" locked="0" layoutInCell="1" allowOverlap="1" wp14:anchorId="4F42BBBE" wp14:editId="4044378A">
+            <wp:simplePos x="0" y="0"/>
+            <wp:positionH relativeFrom="column">
+              <wp:posOffset>4463415</wp:posOffset>
+            </wp:positionH>
+            <wp:positionV relativeFrom="paragraph">
+              <wp:posOffset>62268</wp:posOffset>
+            </wp:positionV>
+            <wp:extent cx="1743968" cy="257175"/>
+            <wp:effectExtent l="0" t="0" r="8890" b="0"/>
+            <wp:wrapTight wrapText="bothSides">
+              <wp:wrapPolygon edited="0">
+                <wp:start x="0" y="0"/>
+                <wp:lineTo x="0" y="19200"/>
+                <wp:lineTo x="21474" y="19200"/>
+                <wp:lineTo x="21474" y="0"/>
+                <wp:lineTo x="0" y="0"/>
+              </wp:wrapPolygon>
+            </wp:wrapTight>
+            <wp:docPr id="15" name="Imagen 15"/>
+            <wp:cNvGraphicFramePr>
+              <a:graphicFrameLocks xmlns:a="http://schemas.openxmlformats.org/drawingml/2006/main" noChangeAspect="1"/>
+            </wp:cNvGraphicFramePr>
+            <a:graphic xmlns:a="http://schemas.openxmlformats.org/drawingml/2006/main">
+              <a:graphicData uri="http://schemas.openxmlformats.org/drawingml/2006/picture">
+                <pic:pic xmlns:pic="http://schemas.openxmlformats.org/drawingml/2006/picture">
+                  <pic:nvPicPr>
+                    <pic:cNvPr id="1" name=""/>
+                    <pic:cNvPicPr/>
+                  </pic:nvPicPr>
+                  <pic:blipFill>
+                    <a:blip r:embed="rId18">
+                      <a:extLst>
+                        <a:ext uri="{28A0092B-C50C-407E-A947-70E740481C1C}">
+                          <a14:useLocalDpi xmlns:a14="http://schemas.microsoft.com/office/drawing/2010/main" val="0"/>
+                        </a:ext>
+                      </a:extLst>
+                    </a:blip>
+                    <a:stretch>
+                      <a:fillRect/>
+                    </a:stretch>
+                  </pic:blipFill>
+                  <pic:spPr>
+                    <a:xfrm>
+                      <a:off x="0" y="0"/>
+                      <a:ext cx="1743968" cy="257175"/>
+                    </a:xfrm>
+                    <a:prstGeom prst="rect">
+                      <a:avLst/>
+                    </a:prstGeom>
+                  </pic:spPr>
+                </pic:pic>
+              </a:graphicData>
+            </a:graphic>
+          </wp:anchor>
+        </w:drawing>
+      </w:r>
+      <w:proofErr w:type="spellStart"/>
+      <w:r>
+        <w:t>local_enable</w:t>
+      </w:r>
+      <w:proofErr w:type="spellEnd"/>
+      <w:r>
+        <w:t xml:space="preserve">=NO </w:t>
       </w:r>
       <w:r>
         <w:tab/>
@@ -1479,11 +2490,53 @@
       </w:r>
     </w:p>
     <w:p>
-      <w:r>
-        <w:t>anon_other_write_enable=YES</w:t>
-      </w:r>
-    </w:p>
-    <w:p>
+      <w:proofErr w:type="spellStart"/>
+      <w:r>
+        <w:t>anon_other_write_enable</w:t>
+      </w:r>
+      <w:proofErr w:type="spellEnd"/>
+      <w:r>
+        <w:t>=YES</w:t>
+      </w:r>
+    </w:p>
+    <w:p>
+      <w:r>
+        <w:drawing>
+          <wp:inline distT="0" distB="0" distL="0" distR="0" wp14:anchorId="40A9DD29" wp14:editId="19627A57">
+            <wp:extent cx="5868120" cy="2714625"/>
+            <wp:effectExtent l="0" t="0" r="0" b="0"/>
+            <wp:docPr id="23" name="Imagen 23"/>
+            <wp:cNvGraphicFramePr>
+              <a:graphicFrameLocks xmlns:a="http://schemas.openxmlformats.org/drawingml/2006/main" noChangeAspect="1"/>
+            </wp:cNvGraphicFramePr>
+            <a:graphic xmlns:a="http://schemas.openxmlformats.org/drawingml/2006/main">
+              <a:graphicData uri="http://schemas.openxmlformats.org/drawingml/2006/picture">
+                <pic:pic xmlns:pic="http://schemas.openxmlformats.org/drawingml/2006/picture">
+                  <pic:nvPicPr>
+                    <pic:cNvPr id="1" name=""/>
+                    <pic:cNvPicPr/>
+                  </pic:nvPicPr>
+                  <pic:blipFill>
+                    <a:blip r:embed="rId24"/>
+                    <a:stretch>
+                      <a:fillRect/>
+                    </a:stretch>
+                  </pic:blipFill>
+                  <pic:spPr>
+                    <a:xfrm>
+                      <a:off x="0" y="0"/>
+                      <a:ext cx="5889835" cy="2724671"/>
+                    </a:xfrm>
+                    <a:prstGeom prst="rect">
+                      <a:avLst/>
+                    </a:prstGeom>
+                  </pic:spPr>
+                </pic:pic>
+              </a:graphicData>
+            </a:graphic>
+          </wp:inline>
+        </w:drawing>
+      </w:r>
       <w:r>
         <w:br w:type="page"/>
       </w:r>
@@ -1501,24 +2554,92 @@
     </w:p>
     <w:p>
       <w:r>
-        <w:t>En /etc/vsftpd.conf hay que poner lo siguiente:</w:t>
-      </w:r>
-    </w:p>
-    <w:p>
-      <w:r>
-        <w:t xml:space="preserve">anonymous_enable=NO </w:t>
-      </w:r>
-      <w:r>
-        <w:tab/>
-      </w:r>
-      <w:r>
-        <w:tab/>
-        <w:t>no se permite el acceso al usuario anonymous</w:t>
-      </w:r>
-    </w:p>
-    <w:p>
-      <w:r>
-        <w:t xml:space="preserve">local_enable=YES </w:t>
+        <w:t>En /</w:t>
+      </w:r>
+      <w:proofErr w:type="spellStart"/>
+      <w:r>
+        <w:t>etc</w:t>
+      </w:r>
+      <w:proofErr w:type="spellEnd"/>
+      <w:r>
+        <w:t>/</w:t>
+      </w:r>
+      <w:proofErr w:type="spellStart"/>
+      <w:r>
+        <w:t>vsftpd.conf</w:t>
+      </w:r>
+      <w:proofErr w:type="spellEnd"/>
+      <w:r>
+        <w:t xml:space="preserve"> hay que poner lo siguiente:</w:t>
+      </w:r>
+    </w:p>
+    <w:p>
+      <w:proofErr w:type="spellStart"/>
+      <w:r>
+        <w:t>anonymous_enable</w:t>
+      </w:r>
+      <w:proofErr w:type="spellEnd"/>
+      <w:r>
+        <w:t xml:space="preserve">=NO </w:t>
+      </w:r>
+      <w:r>
+        <w:tab/>
+      </w:r>
+      <w:r>
+        <w:tab/>
+        <w:t xml:space="preserve">no se permite el acceso al usuario </w:t>
+      </w:r>
+      <w:r>
+        <w:t>Anonymous</w:t>
+      </w:r>
+    </w:p>
+    <w:p>
+      <w:r>
+        <w:drawing>
+          <wp:inline distT="0" distB="0" distL="0" distR="0" wp14:anchorId="1CF9E572" wp14:editId="39E40894">
+            <wp:extent cx="2286319" cy="209579"/>
+            <wp:effectExtent l="0" t="0" r="0" b="0"/>
+            <wp:docPr id="28" name="Imagen 28"/>
+            <wp:cNvGraphicFramePr>
+              <a:graphicFrameLocks xmlns:a="http://schemas.openxmlformats.org/drawingml/2006/main" noChangeAspect="1"/>
+            </wp:cNvGraphicFramePr>
+            <a:graphic xmlns:a="http://schemas.openxmlformats.org/drawingml/2006/main">
+              <a:graphicData uri="http://schemas.openxmlformats.org/drawingml/2006/picture">
+                <pic:pic xmlns:pic="http://schemas.openxmlformats.org/drawingml/2006/picture">
+                  <pic:nvPicPr>
+                    <pic:cNvPr id="1" name=""/>
+                    <pic:cNvPicPr/>
+                  </pic:nvPicPr>
+                  <pic:blipFill>
+                    <a:blip r:embed="rId25"/>
+                    <a:stretch>
+                      <a:fillRect/>
+                    </a:stretch>
+                  </pic:blipFill>
+                  <pic:spPr>
+                    <a:xfrm>
+                      <a:off x="0" y="0"/>
+                      <a:ext cx="2286319" cy="209579"/>
+                    </a:xfrm>
+                    <a:prstGeom prst="rect">
+                      <a:avLst/>
+                    </a:prstGeom>
+                  </pic:spPr>
+                </pic:pic>
+              </a:graphicData>
+            </a:graphic>
+          </wp:inline>
+        </w:drawing>
+      </w:r>
+    </w:p>
+    <w:p>
+      <w:proofErr w:type="spellStart"/>
+      <w:r>
+        <w:t>local_enable</w:t>
+      </w:r>
+      <w:proofErr w:type="spellEnd"/>
+      <w:r>
+        <w:t xml:space="preserve">=YES </w:t>
       </w:r>
       <w:r>
         <w:tab/>
@@ -1533,7 +2654,51 @@
     </w:p>
     <w:p>
       <w:r>
-        <w:t xml:space="preserve">write_enable=YES </w:t>
+        <w:drawing>
+          <wp:inline distT="0" distB="0" distL="0" distR="0" wp14:anchorId="3EAB79CC" wp14:editId="536C65E5">
+            <wp:extent cx="1933845" cy="219106"/>
+            <wp:effectExtent l="0" t="0" r="0" b="9525"/>
+            <wp:docPr id="29" name="Imagen 29"/>
+            <wp:cNvGraphicFramePr>
+              <a:graphicFrameLocks xmlns:a="http://schemas.openxmlformats.org/drawingml/2006/main" noChangeAspect="1"/>
+            </wp:cNvGraphicFramePr>
+            <a:graphic xmlns:a="http://schemas.openxmlformats.org/drawingml/2006/main">
+              <a:graphicData uri="http://schemas.openxmlformats.org/drawingml/2006/picture">
+                <pic:pic xmlns:pic="http://schemas.openxmlformats.org/drawingml/2006/picture">
+                  <pic:nvPicPr>
+                    <pic:cNvPr id="1" name=""/>
+                    <pic:cNvPicPr/>
+                  </pic:nvPicPr>
+                  <pic:blipFill>
+                    <a:blip r:embed="rId26"/>
+                    <a:stretch>
+                      <a:fillRect/>
+                    </a:stretch>
+                  </pic:blipFill>
+                  <pic:spPr>
+                    <a:xfrm>
+                      <a:off x="0" y="0"/>
+                      <a:ext cx="1933845" cy="219106"/>
+                    </a:xfrm>
+                    <a:prstGeom prst="rect">
+                      <a:avLst/>
+                    </a:prstGeom>
+                  </pic:spPr>
+                </pic:pic>
+              </a:graphicData>
+            </a:graphic>
+          </wp:inline>
+        </w:drawing>
+      </w:r>
+    </w:p>
+    <w:p>
+      <w:proofErr w:type="spellStart"/>
+      <w:r>
+        <w:t>write_enable</w:t>
+      </w:r>
+      <w:proofErr w:type="spellEnd"/>
+      <w:r>
+        <w:t xml:space="preserve">=YES </w:t>
       </w:r>
       <w:r>
         <w:tab/>
@@ -1548,7 +2713,57 @@
     </w:p>
     <w:p>
       <w:r>
-        <w:t xml:space="preserve">local_umask=022 </w:t>
+        <w:drawing>
+          <wp:inline distT="0" distB="0" distL="0" distR="0" wp14:anchorId="234C6FEB" wp14:editId="466E500E">
+            <wp:extent cx="2057687" cy="209579"/>
+            <wp:effectExtent l="0" t="0" r="0" b="0"/>
+            <wp:docPr id="24" name="Imagen 24"/>
+            <wp:cNvGraphicFramePr>
+              <a:graphicFrameLocks xmlns:a="http://schemas.openxmlformats.org/drawingml/2006/main" noChangeAspect="1"/>
+            </wp:cNvGraphicFramePr>
+            <a:graphic xmlns:a="http://schemas.openxmlformats.org/drawingml/2006/main">
+              <a:graphicData uri="http://schemas.openxmlformats.org/drawingml/2006/picture">
+                <pic:pic xmlns:pic="http://schemas.openxmlformats.org/drawingml/2006/picture">
+                  <pic:nvPicPr>
+                    <pic:cNvPr id="1" name=""/>
+                    <pic:cNvPicPr/>
+                  </pic:nvPicPr>
+                  <pic:blipFill>
+                    <a:blip r:embed="rId20"/>
+                    <a:stretch>
+                      <a:fillRect/>
+                    </a:stretch>
+                  </pic:blipFill>
+                  <pic:spPr>
+                    <a:xfrm>
+                      <a:off x="0" y="0"/>
+                      <a:ext cx="2057687" cy="209579"/>
+                    </a:xfrm>
+                    <a:prstGeom prst="rect">
+                      <a:avLst/>
+                    </a:prstGeom>
+                  </pic:spPr>
+                </pic:pic>
+              </a:graphicData>
+            </a:graphic>
+          </wp:inline>
+        </w:drawing>
+      </w:r>
+    </w:p>
+    <w:p>
+      <w:pPr>
+        <w:rPr>
+          <w:sz w:val="16"/>
+          <w:szCs w:val="16"/>
+        </w:rPr>
+      </w:pPr>
+      <w:proofErr w:type="spellStart"/>
+      <w:r>
+        <w:t>local_umask</w:t>
+      </w:r>
+      <w:proofErr w:type="spellEnd"/>
+      <w:r>
+        <w:t xml:space="preserve">=022 </w:t>
       </w:r>
       <w:r>
         <w:tab/>
@@ -1569,7 +2784,51 @@
     </w:p>
     <w:p>
       <w:r>
-        <w:t xml:space="preserve">xferlog_enable=YES </w:t>
+        <w:drawing>
+          <wp:inline distT="0" distB="0" distL="0" distR="0" wp14:anchorId="62F7FBAE" wp14:editId="5E7F3F7D">
+            <wp:extent cx="1771897" cy="209579"/>
+            <wp:effectExtent l="0" t="0" r="0" b="0"/>
+            <wp:docPr id="25" name="Imagen 25"/>
+            <wp:cNvGraphicFramePr>
+              <a:graphicFrameLocks xmlns:a="http://schemas.openxmlformats.org/drawingml/2006/main" noChangeAspect="1"/>
+            </wp:cNvGraphicFramePr>
+            <a:graphic xmlns:a="http://schemas.openxmlformats.org/drawingml/2006/main">
+              <a:graphicData uri="http://schemas.openxmlformats.org/drawingml/2006/picture">
+                <pic:pic xmlns:pic="http://schemas.openxmlformats.org/drawingml/2006/picture">
+                  <pic:nvPicPr>
+                    <pic:cNvPr id="1" name=""/>
+                    <pic:cNvPicPr/>
+                  </pic:nvPicPr>
+                  <pic:blipFill>
+                    <a:blip r:embed="rId27"/>
+                    <a:stretch>
+                      <a:fillRect/>
+                    </a:stretch>
+                  </pic:blipFill>
+                  <pic:spPr>
+                    <a:xfrm>
+                      <a:off x="0" y="0"/>
+                      <a:ext cx="1771897" cy="209579"/>
+                    </a:xfrm>
+                    <a:prstGeom prst="rect">
+                      <a:avLst/>
+                    </a:prstGeom>
+                  </pic:spPr>
+                </pic:pic>
+              </a:graphicData>
+            </a:graphic>
+          </wp:inline>
+        </w:drawing>
+      </w:r>
+    </w:p>
+    <w:p>
+      <w:proofErr w:type="spellStart"/>
+      <w:r>
+        <w:t>xferlog_enable</w:t>
+      </w:r>
+      <w:proofErr w:type="spellEnd"/>
+      <w:r>
+        <w:t xml:space="preserve">=YES </w:t>
       </w:r>
       <w:r>
         <w:tab/>
@@ -1584,7 +2843,62 @@
     </w:p>
     <w:p>
       <w:r>
-        <w:t xml:space="preserve">xferlog_file=/var/log/vsftpd.log </w:t>
+        <w:rPr>
+          <w:noProof/>
+        </w:rPr>
+        <w:drawing>
+          <wp:inline distT="0" distB="0" distL="0" distR="0" wp14:anchorId="72CFF6F8" wp14:editId="2F428BE5">
+            <wp:extent cx="2323809" cy="257143"/>
+            <wp:effectExtent l="0" t="0" r="635" b="0"/>
+            <wp:docPr id="26" name="Imagen 26"/>
+            <wp:cNvGraphicFramePr>
+              <a:graphicFrameLocks xmlns:a="http://schemas.openxmlformats.org/drawingml/2006/main" noChangeAspect="1"/>
+            </wp:cNvGraphicFramePr>
+            <a:graphic xmlns:a="http://schemas.openxmlformats.org/drawingml/2006/main">
+              <a:graphicData uri="http://schemas.openxmlformats.org/drawingml/2006/picture">
+                <pic:pic xmlns:pic="http://schemas.openxmlformats.org/drawingml/2006/picture">
+                  <pic:nvPicPr>
+                    <pic:cNvPr id="1" name=""/>
+                    <pic:cNvPicPr/>
+                  </pic:nvPicPr>
+                  <pic:blipFill>
+                    <a:blip r:embed="rId16"/>
+                    <a:stretch>
+                      <a:fillRect/>
+                    </a:stretch>
+                  </pic:blipFill>
+                  <pic:spPr>
+                    <a:xfrm>
+                      <a:off x="0" y="0"/>
+                      <a:ext cx="2323809" cy="257143"/>
+                    </a:xfrm>
+                    <a:prstGeom prst="rect">
+                      <a:avLst/>
+                    </a:prstGeom>
+                  </pic:spPr>
+                </pic:pic>
+              </a:graphicData>
+            </a:graphic>
+          </wp:inline>
+        </w:drawing>
+      </w:r>
+    </w:p>
+    <w:p>
+      <w:proofErr w:type="spellStart"/>
+      <w:r>
+        <w:t>xferlog_file</w:t>
+      </w:r>
+      <w:proofErr w:type="spellEnd"/>
+      <w:r>
+        <w:t>=/</w:t>
+      </w:r>
+      <w:proofErr w:type="spellStart"/>
+      <w:r>
+        <w:t>var</w:t>
+      </w:r>
+      <w:proofErr w:type="spellEnd"/>
+      <w:r>
+        <w:t xml:space="preserve">/log/vsftpd.log </w:t>
       </w:r>
       <w:r>
         <w:tab/>
@@ -1593,15 +2907,127 @@
     </w:p>
     <w:p>
       <w:r>
+        <w:rPr>
+          <w:noProof/>
+        </w:rPr>
+        <w:drawing>
+          <wp:inline distT="0" distB="0" distL="0" distR="0" wp14:anchorId="24E9D2C8" wp14:editId="39480292">
+            <wp:extent cx="3476190" cy="285714"/>
+            <wp:effectExtent l="0" t="0" r="0" b="635"/>
+            <wp:docPr id="27" name="Imagen 27"/>
+            <wp:cNvGraphicFramePr>
+              <a:graphicFrameLocks xmlns:a="http://schemas.openxmlformats.org/drawingml/2006/main" noChangeAspect="1"/>
+            </wp:cNvGraphicFramePr>
+            <a:graphic xmlns:a="http://schemas.openxmlformats.org/drawingml/2006/main">
+              <a:graphicData uri="http://schemas.openxmlformats.org/drawingml/2006/picture">
+                <pic:pic xmlns:pic="http://schemas.openxmlformats.org/drawingml/2006/picture">
+                  <pic:nvPicPr>
+                    <pic:cNvPr id="1" name=""/>
+                    <pic:cNvPicPr/>
+                  </pic:nvPicPr>
+                  <pic:blipFill>
+                    <a:blip r:embed="rId17"/>
+                    <a:stretch>
+                      <a:fillRect/>
+                    </a:stretch>
+                  </pic:blipFill>
+                  <pic:spPr>
+                    <a:xfrm>
+                      <a:off x="0" y="0"/>
+                      <a:ext cx="3476190" cy="285714"/>
+                    </a:xfrm>
+                    <a:prstGeom prst="rect">
+                      <a:avLst/>
+                    </a:prstGeom>
+                  </pic:spPr>
+                </pic:pic>
+              </a:graphicData>
+            </a:graphic>
+          </wp:inline>
+        </w:drawing>
+      </w:r>
+    </w:p>
+    <w:p>
+      <w:r>
         <w:t>Con esta configuración, se permite la subida de archivos y directorios, y la creación, borrado y modificación de directorios.</w:t>
       </w:r>
     </w:p>
     <w:p>
       <w:r>
-        <w:t>Al no estar el usuario local enjaulado, podrá moverse libremente (desde su carpeta personal) por el árbol de directorios del servidor FTP. Por ejemplo, prueba a crear una carpeta dentro de /srv/ftp/incoming siendo usuario local</w:t>
-      </w:r>
-    </w:p>
-    <w:p/>
+        <w:t>Al no estar el usuario local enjaulado, podrá moverse libremente (desde su carpeta personal) por el árbol de directorios del servidor FTP. Por ejemplo, prueba a crear una carpeta dentro de /</w:t>
+      </w:r>
+      <w:proofErr w:type="spellStart"/>
+      <w:r>
+        <w:t>srv</w:t>
+      </w:r>
+      <w:proofErr w:type="spellEnd"/>
+      <w:r>
+        <w:t>/ftp/</w:t>
+      </w:r>
+      <w:proofErr w:type="spellStart"/>
+      <w:r>
+        <w:t>incoming</w:t>
+      </w:r>
+      <w:proofErr w:type="spellEnd"/>
+      <w:r>
+        <w:t xml:space="preserve"> siendo usuario local</w:t>
+      </w:r>
+    </w:p>
+    <w:p>
+      <w:r>
+        <w:rPr>
+          <w:noProof/>
+        </w:rPr>
+        <w:drawing>
+          <wp:inline distT="0" distB="0" distL="0" distR="0" wp14:anchorId="6DF6A91C" wp14:editId="42225311">
+            <wp:extent cx="5400040" cy="2238375"/>
+            <wp:effectExtent l="0" t="0" r="0" b="9525"/>
+            <wp:docPr id="30" name="Imagen 30"/>
+            <wp:cNvGraphicFramePr>
+              <a:graphicFrameLocks xmlns:a="http://schemas.openxmlformats.org/drawingml/2006/main" noChangeAspect="1"/>
+            </wp:cNvGraphicFramePr>
+            <a:graphic xmlns:a="http://schemas.openxmlformats.org/drawingml/2006/main">
+              <a:graphicData uri="http://schemas.openxmlformats.org/drawingml/2006/picture">
+                <pic:pic xmlns:pic="http://schemas.openxmlformats.org/drawingml/2006/picture">
+                  <pic:nvPicPr>
+                    <pic:cNvPr id="0" name="Picture 1"/>
+                    <pic:cNvPicPr>
+                      <a:picLocks noChangeAspect="1" noChangeArrowheads="1"/>
+                    </pic:cNvPicPr>
+                  </pic:nvPicPr>
+                  <pic:blipFill>
+                    <a:blip r:embed="rId28">
+                      <a:extLst>
+                        <a:ext uri="{28A0092B-C50C-407E-A947-70E740481C1C}">
+                          <a14:useLocalDpi xmlns:a14="http://schemas.microsoft.com/office/drawing/2010/main" val="0"/>
+                        </a:ext>
+                      </a:extLst>
+                    </a:blip>
+                    <a:srcRect/>
+                    <a:stretch>
+                      <a:fillRect/>
+                    </a:stretch>
+                  </pic:blipFill>
+                  <pic:spPr bwMode="auto">
+                    <a:xfrm>
+                      <a:off x="0" y="0"/>
+                      <a:ext cx="5400040" cy="2238375"/>
+                    </a:xfrm>
+                    <a:prstGeom prst="rect">
+                      <a:avLst/>
+                    </a:prstGeom>
+                    <a:noFill/>
+                    <a:ln>
+                      <a:noFill/>
+                    </a:ln>
+                  </pic:spPr>
+                </pic:pic>
+              </a:graphicData>
+            </a:graphic>
+          </wp:inline>
+        </w:drawing>
+      </w:r>
+    </w:p>
     <w:p>
       <w:pPr>
         <w:rPr>
@@ -1628,24 +3054,151 @@
     </w:p>
     <w:p>
       <w:r>
-        <w:t>En /etc/vsftpd.conf hay que poner lo siguiente:</w:t>
-      </w:r>
-    </w:p>
-    <w:p>
-      <w:r>
-        <w:t xml:space="preserve">anonymous_enable=NO </w:t>
-      </w:r>
-      <w:r>
-        <w:tab/>
-      </w:r>
-      <w:r>
-        <w:tab/>
-        <w:t>no se permite el acceso al usuario anonymous</w:t>
-      </w:r>
-    </w:p>
-    <w:p>
-      <w:r>
-        <w:t xml:space="preserve">local_enable=YES </w:t>
+        <w:t>En /</w:t>
+      </w:r>
+      <w:proofErr w:type="spellStart"/>
+      <w:r>
+        <w:t>etc</w:t>
+      </w:r>
+      <w:proofErr w:type="spellEnd"/>
+      <w:r>
+        <w:t>/</w:t>
+      </w:r>
+      <w:proofErr w:type="spellStart"/>
+      <w:r>
+        <w:t>vsftpd.conf</w:t>
+      </w:r>
+      <w:proofErr w:type="spellEnd"/>
+      <w:r>
+        <w:t xml:space="preserve"> hay que poner lo siguiente:</w:t>
+      </w:r>
+    </w:p>
+    <w:p>
+      <w:proofErr w:type="spellStart"/>
+      <w:r>
+        <w:t>anonymous_enable</w:t>
+      </w:r>
+      <w:proofErr w:type="spellEnd"/>
+      <w:r>
+        <w:t xml:space="preserve">=NO </w:t>
+      </w:r>
+      <w:r>
+        <w:tab/>
+      </w:r>
+      <w:r>
+        <w:tab/>
+        <w:t xml:space="preserve">no se permite el acceso al usuario </w:t>
+      </w:r>
+      <w:r>
+        <w:t>Anonymous</w:t>
+      </w:r>
+    </w:p>
+    <w:p>
+      <w:r>
+        <w:drawing>
+          <wp:inline distT="0" distB="0" distL="0" distR="0" wp14:anchorId="238CD053" wp14:editId="0F252102">
+            <wp:extent cx="2182091" cy="200025"/>
+            <wp:effectExtent l="0" t="0" r="8890" b="0"/>
+            <wp:docPr id="31" name="Imagen 31"/>
+            <wp:cNvGraphicFramePr>
+              <a:graphicFrameLocks xmlns:a="http://schemas.openxmlformats.org/drawingml/2006/main" noChangeAspect="1"/>
+            </wp:cNvGraphicFramePr>
+            <a:graphic xmlns:a="http://schemas.openxmlformats.org/drawingml/2006/main">
+              <a:graphicData uri="http://schemas.openxmlformats.org/drawingml/2006/picture">
+                <pic:pic xmlns:pic="http://schemas.openxmlformats.org/drawingml/2006/picture">
+                  <pic:nvPicPr>
+                    <pic:cNvPr id="1" name=""/>
+                    <pic:cNvPicPr/>
+                  </pic:nvPicPr>
+                  <pic:blipFill>
+                    <a:blip r:embed="rId25"/>
+                    <a:stretch>
+                      <a:fillRect/>
+                    </a:stretch>
+                  </pic:blipFill>
+                  <pic:spPr>
+                    <a:xfrm>
+                      <a:off x="0" y="0"/>
+                      <a:ext cx="2183782" cy="200180"/>
+                    </a:xfrm>
+                    <a:prstGeom prst="rect">
+                      <a:avLst/>
+                    </a:prstGeom>
+                  </pic:spPr>
+                </pic:pic>
+              </a:graphicData>
+            </a:graphic>
+          </wp:inline>
+        </w:drawing>
+      </w:r>
+    </w:p>
+    <w:p>
+      <w:r>
+        <w:drawing>
+          <wp:anchor distT="0" distB="0" distL="114300" distR="114300" simplePos="0" relativeHeight="251660288" behindDoc="1" locked="0" layoutInCell="1" allowOverlap="1" wp14:anchorId="687A4A90" wp14:editId="3E9C3A1C">
+            <wp:simplePos x="0" y="0"/>
+            <wp:positionH relativeFrom="column">
+              <wp:posOffset>4415790</wp:posOffset>
+            </wp:positionH>
+            <wp:positionV relativeFrom="paragraph">
+              <wp:posOffset>26670</wp:posOffset>
+            </wp:positionV>
+            <wp:extent cx="1504950" cy="170512"/>
+            <wp:effectExtent l="0" t="0" r="0" b="1270"/>
+            <wp:wrapTight wrapText="bothSides">
+              <wp:wrapPolygon edited="0">
+                <wp:start x="0" y="0"/>
+                <wp:lineTo x="0" y="19343"/>
+                <wp:lineTo x="21327" y="19343"/>
+                <wp:lineTo x="21327" y="0"/>
+                <wp:lineTo x="0" y="0"/>
+              </wp:wrapPolygon>
+            </wp:wrapTight>
+            <wp:docPr id="32" name="Imagen 32"/>
+            <wp:cNvGraphicFramePr>
+              <a:graphicFrameLocks xmlns:a="http://schemas.openxmlformats.org/drawingml/2006/main" noChangeAspect="1"/>
+            </wp:cNvGraphicFramePr>
+            <a:graphic xmlns:a="http://schemas.openxmlformats.org/drawingml/2006/main">
+              <a:graphicData uri="http://schemas.openxmlformats.org/drawingml/2006/picture">
+                <pic:pic xmlns:pic="http://schemas.openxmlformats.org/drawingml/2006/picture">
+                  <pic:nvPicPr>
+                    <pic:cNvPr id="1" name=""/>
+                    <pic:cNvPicPr/>
+                  </pic:nvPicPr>
+                  <pic:blipFill>
+                    <a:blip r:embed="rId26">
+                      <a:extLst>
+                        <a:ext uri="{28A0092B-C50C-407E-A947-70E740481C1C}">
+                          <a14:useLocalDpi xmlns:a14="http://schemas.microsoft.com/office/drawing/2010/main" val="0"/>
+                        </a:ext>
+                      </a:extLst>
+                    </a:blip>
+                    <a:stretch>
+                      <a:fillRect/>
+                    </a:stretch>
+                  </pic:blipFill>
+                  <pic:spPr>
+                    <a:xfrm>
+                      <a:off x="0" y="0"/>
+                      <a:ext cx="1504950" cy="170512"/>
+                    </a:xfrm>
+                    <a:prstGeom prst="rect">
+                      <a:avLst/>
+                    </a:prstGeom>
+                  </pic:spPr>
+                </pic:pic>
+              </a:graphicData>
+            </a:graphic>
+          </wp:anchor>
+        </w:drawing>
+      </w:r>
+      <w:proofErr w:type="spellStart"/>
+      <w:r>
+        <w:t>local_enable</w:t>
+      </w:r>
+      <w:proofErr w:type="spellEnd"/>
+      <w:r>
+        <w:t xml:space="preserve">=YES </w:t>
       </w:r>
       <w:r>
         <w:tab/>
@@ -1660,7 +3213,77 @@
     </w:p>
     <w:p>
       <w:r>
-        <w:t xml:space="preserve">chroot_local_user=YES </w:t>
+        <w:drawing>
+          <wp:anchor distT="0" distB="0" distL="114300" distR="114300" simplePos="0" relativeHeight="251661312" behindDoc="1" locked="0" layoutInCell="1" allowOverlap="1" wp14:anchorId="05774254" wp14:editId="5C599AF7">
+            <wp:simplePos x="0" y="0"/>
+            <wp:positionH relativeFrom="page">
+              <wp:posOffset>5854700</wp:posOffset>
+            </wp:positionH>
+            <wp:positionV relativeFrom="paragraph">
+              <wp:posOffset>109855</wp:posOffset>
+            </wp:positionV>
+            <wp:extent cx="1701800" cy="127635"/>
+            <wp:effectExtent l="0" t="0" r="0" b="5715"/>
+            <wp:wrapTight wrapText="bothSides">
+              <wp:wrapPolygon edited="0">
+                <wp:start x="0" y="0"/>
+                <wp:lineTo x="0" y="19343"/>
+                <wp:lineTo x="21278" y="19343"/>
+                <wp:lineTo x="21278" y="0"/>
+                <wp:lineTo x="0" y="0"/>
+              </wp:wrapPolygon>
+            </wp:wrapTight>
+            <wp:docPr id="38" name="Imagen 38"/>
+            <wp:cNvGraphicFramePr>
+              <a:graphicFrameLocks xmlns:a="http://schemas.openxmlformats.org/drawingml/2006/main" noChangeAspect="1"/>
+            </wp:cNvGraphicFramePr>
+            <a:graphic xmlns:a="http://schemas.openxmlformats.org/drawingml/2006/main">
+              <a:graphicData uri="http://schemas.openxmlformats.org/drawingml/2006/picture">
+                <pic:pic xmlns:pic="http://schemas.openxmlformats.org/drawingml/2006/picture">
+                  <pic:nvPicPr>
+                    <pic:cNvPr id="1" name=""/>
+                    <pic:cNvPicPr/>
+                  </pic:nvPicPr>
+                  <pic:blipFill>
+                    <a:blip r:embed="rId29">
+                      <a:extLst>
+                        <a:ext uri="{28A0092B-C50C-407E-A947-70E740481C1C}">
+                          <a14:useLocalDpi xmlns:a14="http://schemas.microsoft.com/office/drawing/2010/main" val="0"/>
+                        </a:ext>
+                      </a:extLst>
+                    </a:blip>
+                    <a:stretch>
+                      <a:fillRect/>
+                    </a:stretch>
+                  </pic:blipFill>
+                  <pic:spPr>
+                    <a:xfrm>
+                      <a:off x="0" y="0"/>
+                      <a:ext cx="1701800" cy="127635"/>
+                    </a:xfrm>
+                    <a:prstGeom prst="rect">
+                      <a:avLst/>
+                    </a:prstGeom>
+                  </pic:spPr>
+                </pic:pic>
+              </a:graphicData>
+            </a:graphic>
+            <wp14:sizeRelH relativeFrom="margin">
+              <wp14:pctWidth>0</wp14:pctWidth>
+            </wp14:sizeRelH>
+            <wp14:sizeRelV relativeFrom="margin">
+              <wp14:pctHeight>0</wp14:pctHeight>
+            </wp14:sizeRelV>
+          </wp:anchor>
+        </w:drawing>
+      </w:r>
+      <w:proofErr w:type="spellStart"/>
+      <w:r>
+        <w:t>chroot_local_user</w:t>
+      </w:r>
+      <w:proofErr w:type="spellEnd"/>
+      <w:r>
+        <w:t xml:space="preserve">=YES </w:t>
       </w:r>
       <w:r>
         <w:tab/>
@@ -1672,7 +3295,74 @@
     </w:p>
     <w:p>
       <w:r>
-        <w:t xml:space="preserve">write_enable=YES </w:t>
+        <w:drawing>
+          <wp:anchor distT="0" distB="0" distL="114300" distR="114300" simplePos="0" relativeHeight="251659264" behindDoc="1" locked="0" layoutInCell="1" allowOverlap="1" wp14:anchorId="7161A231" wp14:editId="3FE6A6D7">
+            <wp:simplePos x="0" y="0"/>
+            <wp:positionH relativeFrom="margin">
+              <wp:posOffset>4714875</wp:posOffset>
+            </wp:positionH>
+            <wp:positionV relativeFrom="paragraph">
+              <wp:posOffset>6350</wp:posOffset>
+            </wp:positionV>
+            <wp:extent cx="1502410" cy="238760"/>
+            <wp:effectExtent l="0" t="0" r="2540" b="8890"/>
+            <wp:wrapTight wrapText="bothSides">
+              <wp:wrapPolygon edited="0">
+                <wp:start x="0" y="0"/>
+                <wp:lineTo x="0" y="20681"/>
+                <wp:lineTo x="21363" y="20681"/>
+                <wp:lineTo x="21363" y="0"/>
+                <wp:lineTo x="0" y="0"/>
+              </wp:wrapPolygon>
+            </wp:wrapTight>
+            <wp:docPr id="34" name="Imagen 34"/>
+            <wp:cNvGraphicFramePr>
+              <a:graphicFrameLocks xmlns:a="http://schemas.openxmlformats.org/drawingml/2006/main" noChangeAspect="1"/>
+            </wp:cNvGraphicFramePr>
+            <a:graphic xmlns:a="http://schemas.openxmlformats.org/drawingml/2006/main">
+              <a:graphicData uri="http://schemas.openxmlformats.org/drawingml/2006/picture">
+                <pic:pic xmlns:pic="http://schemas.openxmlformats.org/drawingml/2006/picture">
+                  <pic:nvPicPr>
+                    <pic:cNvPr id="1" name=""/>
+                    <pic:cNvPicPr/>
+                  </pic:nvPicPr>
+                  <pic:blipFill>
+                    <a:blip r:embed="rId20">
+                      <a:extLst>
+                        <a:ext uri="{28A0092B-C50C-407E-A947-70E740481C1C}">
+                          <a14:useLocalDpi xmlns:a14="http://schemas.microsoft.com/office/drawing/2010/main" val="0"/>
+                        </a:ext>
+                      </a:extLst>
+                    </a:blip>
+                    <a:stretch>
+                      <a:fillRect/>
+                    </a:stretch>
+                  </pic:blipFill>
+                  <pic:spPr>
+                    <a:xfrm>
+                      <a:off x="0" y="0"/>
+                      <a:ext cx="1502410" cy="238760"/>
+                    </a:xfrm>
+                    <a:prstGeom prst="rect">
+                      <a:avLst/>
+                    </a:prstGeom>
+                  </pic:spPr>
+                </pic:pic>
+              </a:graphicData>
+            </a:graphic>
+            <wp14:sizeRelV relativeFrom="margin">
+              <wp14:pctHeight>0</wp14:pctHeight>
+            </wp14:sizeRelV>
+          </wp:anchor>
+        </w:drawing>
+      </w:r>
+      <w:proofErr w:type="spellStart"/>
+      <w:r>
+        <w:t>write_enable</w:t>
+      </w:r>
+      <w:proofErr w:type="spellEnd"/>
+      <w:r>
+        <w:t xml:space="preserve">=YES </w:t>
       </w:r>
       <w:r>
         <w:tab/>
@@ -1686,8 +3376,19 @@
       </w:r>
     </w:p>
     <w:p>
-      <w:r>
-        <w:t xml:space="preserve">local_umask=022 </w:t>
+      <w:pPr>
+        <w:rPr>
+          <w:sz w:val="16"/>
+          <w:szCs w:val="16"/>
+        </w:rPr>
+      </w:pPr>
+      <w:proofErr w:type="spellStart"/>
+      <w:r>
+        <w:t>local_umask</w:t>
+      </w:r>
+      <w:proofErr w:type="spellEnd"/>
+      <w:r>
+        <w:t xml:space="preserve">=022 </w:t>
       </w:r>
       <w:r>
         <w:tab/>
@@ -1708,7 +3409,113 @@
     </w:p>
     <w:p>
       <w:r>
-        <w:t xml:space="preserve">xferlog_enable=YES </w:t>
+        <w:drawing>
+          <wp:inline distT="0" distB="0" distL="0" distR="0" wp14:anchorId="7F35DE46" wp14:editId="1852F313">
+            <wp:extent cx="1207941" cy="142875"/>
+            <wp:effectExtent l="0" t="0" r="0" b="0"/>
+            <wp:docPr id="35" name="Imagen 35"/>
+            <wp:cNvGraphicFramePr>
+              <a:graphicFrameLocks xmlns:a="http://schemas.openxmlformats.org/drawingml/2006/main" noChangeAspect="1"/>
+            </wp:cNvGraphicFramePr>
+            <a:graphic xmlns:a="http://schemas.openxmlformats.org/drawingml/2006/main">
+              <a:graphicData uri="http://schemas.openxmlformats.org/drawingml/2006/picture">
+                <pic:pic xmlns:pic="http://schemas.openxmlformats.org/drawingml/2006/picture">
+                  <pic:nvPicPr>
+                    <pic:cNvPr id="1" name=""/>
+                    <pic:cNvPicPr/>
+                  </pic:nvPicPr>
+                  <pic:blipFill>
+                    <a:blip r:embed="rId27"/>
+                    <a:stretch>
+                      <a:fillRect/>
+                    </a:stretch>
+                  </pic:blipFill>
+                  <pic:spPr>
+                    <a:xfrm>
+                      <a:off x="0" y="0"/>
+                      <a:ext cx="1209225" cy="143027"/>
+                    </a:xfrm>
+                    <a:prstGeom prst="rect">
+                      <a:avLst/>
+                    </a:prstGeom>
+                  </pic:spPr>
+                </pic:pic>
+              </a:graphicData>
+            </a:graphic>
+          </wp:inline>
+        </w:drawing>
+      </w:r>
+    </w:p>
+    <w:p>
+      <w:r>
+        <w:rPr>
+          <w:noProof/>
+        </w:rPr>
+        <w:drawing>
+          <wp:anchor distT="0" distB="0" distL="114300" distR="114300" simplePos="0" relativeHeight="251658240" behindDoc="1" locked="0" layoutInCell="1" allowOverlap="1" wp14:anchorId="7BFFEA8B" wp14:editId="3C35A71E">
+            <wp:simplePos x="0" y="0"/>
+            <wp:positionH relativeFrom="column">
+              <wp:posOffset>4301490</wp:posOffset>
+            </wp:positionH>
+            <wp:positionV relativeFrom="paragraph">
+              <wp:posOffset>23495</wp:posOffset>
+            </wp:positionV>
+            <wp:extent cx="1419225" cy="157045"/>
+            <wp:effectExtent l="0" t="0" r="0" b="0"/>
+            <wp:wrapTight wrapText="bothSides">
+              <wp:wrapPolygon edited="0">
+                <wp:start x="0" y="0"/>
+                <wp:lineTo x="0" y="18364"/>
+                <wp:lineTo x="21165" y="18364"/>
+                <wp:lineTo x="21165" y="0"/>
+                <wp:lineTo x="0" y="0"/>
+              </wp:wrapPolygon>
+            </wp:wrapTight>
+            <wp:docPr id="36" name="Imagen 36"/>
+            <wp:cNvGraphicFramePr>
+              <a:graphicFrameLocks xmlns:a="http://schemas.openxmlformats.org/drawingml/2006/main" noChangeAspect="1"/>
+            </wp:cNvGraphicFramePr>
+            <a:graphic xmlns:a="http://schemas.openxmlformats.org/drawingml/2006/main">
+              <a:graphicData uri="http://schemas.openxmlformats.org/drawingml/2006/picture">
+                <pic:pic xmlns:pic="http://schemas.openxmlformats.org/drawingml/2006/picture">
+                  <pic:nvPicPr>
+                    <pic:cNvPr id="1" name=""/>
+                    <pic:cNvPicPr/>
+                  </pic:nvPicPr>
+                  <pic:blipFill>
+                    <a:blip r:embed="rId16">
+                      <a:extLst>
+                        <a:ext uri="{28A0092B-C50C-407E-A947-70E740481C1C}">
+                          <a14:useLocalDpi xmlns:a14="http://schemas.microsoft.com/office/drawing/2010/main" val="0"/>
+                        </a:ext>
+                      </a:extLst>
+                    </a:blip>
+                    <a:stretch>
+                      <a:fillRect/>
+                    </a:stretch>
+                  </pic:blipFill>
+                  <pic:spPr>
+                    <a:xfrm>
+                      <a:off x="0" y="0"/>
+                      <a:ext cx="1419225" cy="157045"/>
+                    </a:xfrm>
+                    <a:prstGeom prst="rect">
+                      <a:avLst/>
+                    </a:prstGeom>
+                  </pic:spPr>
+                </pic:pic>
+              </a:graphicData>
+            </a:graphic>
+          </wp:anchor>
+        </w:drawing>
+      </w:r>
+      <w:proofErr w:type="spellStart"/>
+      <w:r>
+        <w:t>xferlog_enable</w:t>
+      </w:r>
+      <w:proofErr w:type="spellEnd"/>
+      <w:r>
+        <w:t xml:space="preserve">=YES </w:t>
       </w:r>
       <w:r>
         <w:tab/>
@@ -1723,7 +3530,88 @@
     </w:p>
     <w:p>
       <w:r>
-        <w:t xml:space="preserve">xferlog_file=/var/log/vsftpd.log </w:t>
+        <w:rPr>
+          <w:noProof/>
+        </w:rPr>
+        <w:drawing>
+          <wp:anchor distT="0" distB="0" distL="114300" distR="114300" simplePos="0" relativeHeight="251668480" behindDoc="1" locked="0" layoutInCell="1" allowOverlap="1" wp14:anchorId="5461441E" wp14:editId="4505DDC7">
+            <wp:simplePos x="0" y="0"/>
+            <wp:positionH relativeFrom="page">
+              <wp:posOffset>5179060</wp:posOffset>
+            </wp:positionH>
+            <wp:positionV relativeFrom="paragraph">
+              <wp:posOffset>152400</wp:posOffset>
+            </wp:positionV>
+            <wp:extent cx="2376170" cy="194945"/>
+            <wp:effectExtent l="0" t="0" r="5080" b="0"/>
+            <wp:wrapTight wrapText="bothSides">
+              <wp:wrapPolygon edited="0">
+                <wp:start x="0" y="0"/>
+                <wp:lineTo x="0" y="18997"/>
+                <wp:lineTo x="21473" y="18997"/>
+                <wp:lineTo x="21473" y="0"/>
+                <wp:lineTo x="0" y="0"/>
+              </wp:wrapPolygon>
+            </wp:wrapTight>
+            <wp:docPr id="37" name="Imagen 37"/>
+            <wp:cNvGraphicFramePr>
+              <a:graphicFrameLocks xmlns:a="http://schemas.openxmlformats.org/drawingml/2006/main" noChangeAspect="1"/>
+            </wp:cNvGraphicFramePr>
+            <a:graphic xmlns:a="http://schemas.openxmlformats.org/drawingml/2006/main">
+              <a:graphicData uri="http://schemas.openxmlformats.org/drawingml/2006/picture">
+                <pic:pic xmlns:pic="http://schemas.openxmlformats.org/drawingml/2006/picture">
+                  <pic:nvPicPr>
+                    <pic:cNvPr id="1" name=""/>
+                    <pic:cNvPicPr/>
+                  </pic:nvPicPr>
+                  <pic:blipFill>
+                    <a:blip r:embed="rId17">
+                      <a:extLst>
+                        <a:ext uri="{28A0092B-C50C-407E-A947-70E740481C1C}">
+                          <a14:useLocalDpi xmlns:a14="http://schemas.microsoft.com/office/drawing/2010/main" val="0"/>
+                        </a:ext>
+                      </a:extLst>
+                    </a:blip>
+                    <a:stretch>
+                      <a:fillRect/>
+                    </a:stretch>
+                  </pic:blipFill>
+                  <pic:spPr>
+                    <a:xfrm>
+                      <a:off x="0" y="0"/>
+                      <a:ext cx="2376170" cy="194945"/>
+                    </a:xfrm>
+                    <a:prstGeom prst="rect">
+                      <a:avLst/>
+                    </a:prstGeom>
+                  </pic:spPr>
+                </pic:pic>
+              </a:graphicData>
+            </a:graphic>
+            <wp14:sizeRelH relativeFrom="margin">
+              <wp14:pctWidth>0</wp14:pctWidth>
+            </wp14:sizeRelH>
+            <wp14:sizeRelV relativeFrom="margin">
+              <wp14:pctHeight>0</wp14:pctHeight>
+            </wp14:sizeRelV>
+          </wp:anchor>
+        </w:drawing>
+      </w:r>
+      <w:proofErr w:type="spellStart"/>
+      <w:r>
+        <w:t>xferlog_file</w:t>
+      </w:r>
+      <w:proofErr w:type="spellEnd"/>
+      <w:r>
+        <w:t>=/</w:t>
+      </w:r>
+      <w:proofErr w:type="spellStart"/>
+      <w:r>
+        <w:t>var</w:t>
+      </w:r>
+      <w:proofErr w:type="spellEnd"/>
+      <w:r>
+        <w:t xml:space="preserve">/log/vsftpd.log </w:t>
       </w:r>
       <w:r>
         <w:tab/>
@@ -1732,12 +3620,169 @@
     </w:p>
     <w:p>
       <w:r>
-        <w:t>Si sale el error 500 en el cliente “500 OOPS: vsftpd: refusing to run with writable root inside chroot(), hace falta añadir la línea en vsftpd.conf</w:t>
-      </w:r>
-    </w:p>
-    <w:p>
-      <w:r>
-        <w:t>allow_writeable_chroot=YES</w:t>
+        <w:t xml:space="preserve">Si sale el error 500 en el cliente “500 OOPS: </w:t>
+      </w:r>
+      <w:proofErr w:type="spellStart"/>
+      <w:r>
+        <w:t>vsftpd</w:t>
+      </w:r>
+      <w:proofErr w:type="spellEnd"/>
+      <w:r>
+        <w:t xml:space="preserve">: </w:t>
+      </w:r>
+      <w:proofErr w:type="spellStart"/>
+      <w:r>
+        <w:t>refusing</w:t>
+      </w:r>
+      <w:proofErr w:type="spellEnd"/>
+      <w:r>
+        <w:t xml:space="preserve"> </w:t>
+      </w:r>
+      <w:proofErr w:type="spellStart"/>
+      <w:r>
+        <w:t>to</w:t>
+      </w:r>
+      <w:proofErr w:type="spellEnd"/>
+      <w:r>
+        <w:t xml:space="preserve"> run </w:t>
+      </w:r>
+      <w:proofErr w:type="spellStart"/>
+      <w:r>
+        <w:t>with</w:t>
+      </w:r>
+      <w:proofErr w:type="spellEnd"/>
+      <w:r>
+        <w:t xml:space="preserve"> </w:t>
+      </w:r>
+      <w:proofErr w:type="spellStart"/>
+      <w:r>
+        <w:t>writable</w:t>
+      </w:r>
+      <w:proofErr w:type="spellEnd"/>
+      <w:r>
+        <w:t xml:space="preserve"> </w:t>
+      </w:r>
+      <w:proofErr w:type="spellStart"/>
+      <w:r>
+        <w:t>root</w:t>
+      </w:r>
+      <w:proofErr w:type="spellEnd"/>
+      <w:r>
+        <w:t xml:space="preserve"> </w:t>
+      </w:r>
+      <w:proofErr w:type="spellStart"/>
+      <w:r>
+        <w:t>inside</w:t>
+      </w:r>
+      <w:proofErr w:type="spellEnd"/>
+      <w:r>
+        <w:t xml:space="preserve"> </w:t>
+      </w:r>
+      <w:proofErr w:type="spellStart"/>
+      <w:proofErr w:type="gramStart"/>
+      <w:r>
+        <w:t>chroot</w:t>
+      </w:r>
+      <w:proofErr w:type="spellEnd"/>
+      <w:r>
+        <w:t>(</w:t>
+      </w:r>
+      <w:proofErr w:type="gramEnd"/>
+      <w:r>
+        <w:t xml:space="preserve">), hace falta añadir la línea en </w:t>
+      </w:r>
+      <w:proofErr w:type="spellStart"/>
+      <w:r>
+        <w:t>vsftpd.conf</w:t>
+      </w:r>
+      <w:proofErr w:type="spellEnd"/>
+    </w:p>
+    <w:p>
+      <w:r>
+        <w:drawing>
+          <wp:inline distT="0" distB="0" distL="0" distR="0" wp14:anchorId="4CAF34B9" wp14:editId="18979FE4">
+            <wp:extent cx="3402469" cy="590550"/>
+            <wp:effectExtent l="0" t="0" r="7620" b="0"/>
+            <wp:docPr id="39" name="Imagen 39"/>
+            <wp:cNvGraphicFramePr>
+              <a:graphicFrameLocks xmlns:a="http://schemas.openxmlformats.org/drawingml/2006/main" noChangeAspect="1"/>
+            </wp:cNvGraphicFramePr>
+            <a:graphic xmlns:a="http://schemas.openxmlformats.org/drawingml/2006/main">
+              <a:graphicData uri="http://schemas.openxmlformats.org/drawingml/2006/picture">
+                <pic:pic xmlns:pic="http://schemas.openxmlformats.org/drawingml/2006/picture">
+                  <pic:nvPicPr>
+                    <pic:cNvPr id="1" name=""/>
+                    <pic:cNvPicPr/>
+                  </pic:nvPicPr>
+                  <pic:blipFill>
+                    <a:blip r:embed="rId30"/>
+                    <a:stretch>
+                      <a:fillRect/>
+                    </a:stretch>
+                  </pic:blipFill>
+                  <pic:spPr>
+                    <a:xfrm>
+                      <a:off x="0" y="0"/>
+                      <a:ext cx="3428904" cy="595138"/>
+                    </a:xfrm>
+                    <a:prstGeom prst="rect">
+                      <a:avLst/>
+                    </a:prstGeom>
+                  </pic:spPr>
+                </pic:pic>
+              </a:graphicData>
+            </a:graphic>
+          </wp:inline>
+        </w:drawing>
+      </w:r>
+    </w:p>
+    <w:p>
+      <w:proofErr w:type="spellStart"/>
+      <w:r>
+        <w:t>allow_writeable_chroot</w:t>
+      </w:r>
+      <w:proofErr w:type="spellEnd"/>
+      <w:r>
+        <w:t>=YES</w:t>
+      </w:r>
+    </w:p>
+    <w:p>
+      <w:r>
+        <w:drawing>
+          <wp:inline distT="0" distB="0" distL="0" distR="0" wp14:anchorId="2C51891C" wp14:editId="1220AEFE">
+            <wp:extent cx="2105025" cy="145174"/>
+            <wp:effectExtent l="0" t="0" r="0" b="7620"/>
+            <wp:docPr id="40" name="Imagen 40"/>
+            <wp:cNvGraphicFramePr>
+              <a:graphicFrameLocks xmlns:a="http://schemas.openxmlformats.org/drawingml/2006/main" noChangeAspect="1"/>
+            </wp:cNvGraphicFramePr>
+            <a:graphic xmlns:a="http://schemas.openxmlformats.org/drawingml/2006/main">
+              <a:graphicData uri="http://schemas.openxmlformats.org/drawingml/2006/picture">
+                <pic:pic xmlns:pic="http://schemas.openxmlformats.org/drawingml/2006/picture">
+                  <pic:nvPicPr>
+                    <pic:cNvPr id="1" name=""/>
+                    <pic:cNvPicPr/>
+                  </pic:nvPicPr>
+                  <pic:blipFill>
+                    <a:blip r:embed="rId31"/>
+                    <a:stretch>
+                      <a:fillRect/>
+                    </a:stretch>
+                  </pic:blipFill>
+                  <pic:spPr>
+                    <a:xfrm>
+                      <a:off x="0" y="0"/>
+                      <a:ext cx="2119128" cy="146147"/>
+                    </a:xfrm>
+                    <a:prstGeom prst="rect">
+                      <a:avLst/>
+                    </a:prstGeom>
+                  </pic:spPr>
+                </pic:pic>
+              </a:graphicData>
+            </a:graphic>
+          </wp:inline>
+        </w:drawing>
       </w:r>
     </w:p>
     <w:p>
@@ -1745,14 +3790,94 @@
         <w:t>y reiniciar.</w:t>
       </w:r>
     </w:p>
-    <w:p/>
+    <w:p>
+      <w:r>
+        <w:drawing>
+          <wp:inline distT="0" distB="0" distL="0" distR="0" wp14:anchorId="72F14723" wp14:editId="178C2F5A">
+            <wp:extent cx="4029075" cy="102812"/>
+            <wp:effectExtent l="0" t="0" r="0" b="0"/>
+            <wp:docPr id="41" name="Imagen 41"/>
+            <wp:cNvGraphicFramePr>
+              <a:graphicFrameLocks xmlns:a="http://schemas.openxmlformats.org/drawingml/2006/main" noChangeAspect="1"/>
+            </wp:cNvGraphicFramePr>
+            <a:graphic xmlns:a="http://schemas.openxmlformats.org/drawingml/2006/main">
+              <a:graphicData uri="http://schemas.openxmlformats.org/drawingml/2006/picture">
+                <pic:pic xmlns:pic="http://schemas.openxmlformats.org/drawingml/2006/picture">
+                  <pic:nvPicPr>
+                    <pic:cNvPr id="1" name=""/>
+                    <pic:cNvPicPr/>
+                  </pic:nvPicPr>
+                  <pic:blipFill>
+                    <a:blip r:embed="rId32"/>
+                    <a:stretch>
+                      <a:fillRect/>
+                    </a:stretch>
+                  </pic:blipFill>
+                  <pic:spPr>
+                    <a:xfrm>
+                      <a:off x="0" y="0"/>
+                      <a:ext cx="4087953" cy="104314"/>
+                    </a:xfrm>
+                    <a:prstGeom prst="rect">
+                      <a:avLst/>
+                    </a:prstGeom>
+                  </pic:spPr>
+                </pic:pic>
+              </a:graphicData>
+            </a:graphic>
+          </wp:inline>
+        </w:drawing>
+      </w:r>
+    </w:p>
     <w:p>
       <w:r>
         <w:t>Con esta configuración, los usuarios locales no podrán ir más arriba en el árbol de directorios de su carpeta personal.</w:t>
       </w:r>
     </w:p>
+    <w:p>
+      <w:pPr>
+        <w:jc w:val="center"/>
+      </w:pPr>
+      <w:r>
+        <w:drawing>
+          <wp:inline distT="0" distB="0" distL="0" distR="0" wp14:anchorId="33D52CF9" wp14:editId="097D4D3F">
+            <wp:extent cx="4352925" cy="2338724"/>
+            <wp:effectExtent l="0" t="0" r="0" b="4445"/>
+            <wp:docPr id="42" name="Imagen 42"/>
+            <wp:cNvGraphicFramePr>
+              <a:graphicFrameLocks xmlns:a="http://schemas.openxmlformats.org/drawingml/2006/main" noChangeAspect="1"/>
+            </wp:cNvGraphicFramePr>
+            <a:graphic xmlns:a="http://schemas.openxmlformats.org/drawingml/2006/main">
+              <a:graphicData uri="http://schemas.openxmlformats.org/drawingml/2006/picture">
+                <pic:pic xmlns:pic="http://schemas.openxmlformats.org/drawingml/2006/picture">
+                  <pic:nvPicPr>
+                    <pic:cNvPr id="1" name=""/>
+                    <pic:cNvPicPr/>
+                  </pic:nvPicPr>
+                  <pic:blipFill>
+                    <a:blip r:embed="rId33"/>
+                    <a:stretch>
+                      <a:fillRect/>
+                    </a:stretch>
+                  </pic:blipFill>
+                  <pic:spPr>
+                    <a:xfrm>
+                      <a:off x="0" y="0"/>
+                      <a:ext cx="4361319" cy="2343234"/>
+                    </a:xfrm>
+                    <a:prstGeom prst="rect">
+                      <a:avLst/>
+                    </a:prstGeom>
+                  </pic:spPr>
+                </pic:pic>
+              </a:graphicData>
+            </a:graphic>
+          </wp:inline>
+        </w:drawing>
+      </w:r>
+    </w:p>
     <w:sectPr>
-      <w:footerReference w:type="default" r:id="rId18"/>
+      <w:footerReference w:type="default" r:id="rId34"/>
       <w:pgSz w:w="11906" w:h="16838"/>
       <w:pgMar w:top="1417" w:right="1701" w:bottom="1417" w:left="1701" w:header="708" w:footer="708" w:gutter="0"/>
       <w:cols w:space="708"/>
